--- a/Kỹ thuật Phục hồi chức năng/01. Môn học Cơ sở (II.1)/MH09. Hóa sinh/Đề cương /3. Protid.docx
+++ b/Kỹ thuật Phục hồi chức năng/01. Môn học Cơ sở (II.1)/MH09. Hóa sinh/Đề cương /3. Protid.docx
@@ -33,6 +33,12 @@
           <w:szCs w:val="28"/>
         </w:rPr>
       </w:r>
+      <w:r>
+        <w:rPr>
+          <w:b/>
+          <w:szCs w:val="28"/>
+        </w:rPr>
+      </w:r>
     </w:p>
     <w:p>
       <w:pPr>
@@ -68,6 +74,11 @@
           <w:szCs w:val="28"/>
         </w:rPr>
       </w:r>
+      <w:r>
+        <w:rPr>
+          <w:szCs w:val="28"/>
+        </w:rPr>
+      </w:r>
     </w:p>
     <w:p>
       <w:pPr>
@@ -112,6 +123,12 @@
           <w:szCs w:val="28"/>
         </w:rPr>
       </w:r>
+      <w:r>
+        <w:rPr>
+          <w:bCs/>
+          <w:szCs w:val="28"/>
+        </w:rPr>
+      </w:r>
     </w:p>
     <w:p>
       <w:pPr>
@@ -151,6 +168,12 @@
           <w:szCs w:val="28"/>
         </w:rPr>
         <w:t xml:space="preserve">) vừa chứa nhóm carboxyl (-COOH)</w:t>
+      </w:r>
+      <w:r>
+        <w:rPr>
+          <w:bCs/>
+          <w:szCs w:val="28"/>
+        </w:rPr>
       </w:r>
       <w:r>
         <w:rPr>
@@ -205,7 +228,7 @@
                       <pic:nvPicPr>
                         <pic:cNvPr id="6" name="Picture 6"/>
                         <pic:cNvPicPr>
-                          <a:picLocks noChangeAspect="1" noChangeArrowheads="1"/>
+                          <a:picLocks noChangeAspect="1"/>
                         </pic:cNvPicPr>
                         <pic:nvPr/>
                       </pic:nvPicPr>
@@ -291,6 +314,13 @@
           <w:lang w:val="fr-FR"/>
         </w:rPr>
       </w:r>
+      <w:r>
+        <w:rPr>
+          <w:bCs/>
+          <w:szCs w:val="28"/>
+          <w:lang w:val="fr-FR"/>
+        </w:rPr>
+      </w:r>
     </w:p>
     <w:p>
       <w:pPr>
@@ -327,6 +357,13 @@
           <w:lang w:val="fr-FR"/>
         </w:rPr>
       </w:r>
+      <w:r>
+        <w:rPr>
+          <w:bCs/>
+          <w:szCs w:val="28"/>
+          <w:highlight w:val="yellow"/>
+        </w:rPr>
+      </w:r>
     </w:p>
     <w:p>
       <w:pPr>
@@ -390,6 +427,12 @@
           <w:lang w:val="en-US" w:eastAsia="vi-VN"/>
         </w:rPr>
       </w:r>
+      <w:r>
+        <w:rPr>
+          <w:szCs w:val="28"/>
+          <w:lang w:val="en-US" w:eastAsia="vi-VN"/>
+        </w:rPr>
+      </w:r>
     </w:p>
     <w:p>
       <w:pPr>
@@ -468,6 +511,12 @@
           <w:szCs w:val="28"/>
         </w:rPr>
       </w:r>
+      <w:r>
+        <w:rPr>
+          <w:bCs/>
+          <w:szCs w:val="28"/>
+        </w:rPr>
+      </w:r>
     </w:p>
     <w:p>
       <w:pPr>
@@ -507,6 +556,13 @@
           <w:lang w:val="en-US"/>
         </w:rPr>
       </w:r>
+      <w:r>
+        <w:rPr>
+          <w:b/>
+          <w:szCs w:val="28"/>
+          <w:lang w:val="en-US"/>
+        </w:rPr>
+      </w:r>
     </w:p>
     <w:p>
       <w:pPr>
@@ -534,6 +590,13 @@
           <w:lang w:val="en-US"/>
         </w:rPr>
         <w:t xml:space="preserve">A. Acid amin phản ứng với Ninhydrin tạo hợp chất có màu xanh</w:t>
+      </w:r>
+      <w:r>
+        <w:rPr>
+          <w:b/>
+          <w:szCs w:val="28"/>
+          <w:highlight w:val="yellow"/>
+        </w:rPr>
       </w:r>
       <w:r>
         <w:rPr>
@@ -579,6 +642,13 @@
           <w:lang w:val="en-US"/>
         </w:rPr>
       </w:r>
+      <w:r>
+        <w:rPr>
+          <w:rFonts w:cs="Times New Roman"/>
+          <w:szCs w:val="28"/>
+          <w:lang w:val="en-US"/>
+        </w:rPr>
+      </w:r>
     </w:p>
     <w:p>
       <w:pPr>
@@ -616,6 +686,13 @@
           <w:lang w:val="en-US"/>
         </w:rPr>
       </w:r>
+      <w:r>
+        <w:rPr>
+          <w:rFonts w:cs="Times New Roman"/>
+          <w:szCs w:val="28"/>
+          <w:lang w:val="en-US"/>
+        </w:rPr>
+      </w:r>
     </w:p>
     <w:p>
       <w:pPr>
@@ -653,6 +730,13 @@
           <w:lang w:val="en-US"/>
         </w:rPr>
       </w:r>
+      <w:r>
+        <w:rPr>
+          <w:rFonts w:cs="Times New Roman"/>
+          <w:szCs w:val="28"/>
+          <w:lang w:val="en-US"/>
+        </w:rPr>
+      </w:r>
     </w:p>
     <w:p>
       <w:pPr>
@@ -721,6 +805,14 @@
           <w:lang w:val="en-US"/>
         </w:rPr>
       </w:r>
+      <w:r>
+        <w:rPr>
+          <w:rFonts w:cs="Times New Roman"/>
+          <w:bCs/>
+          <w:szCs w:val="28"/>
+          <w:lang w:val="en-US"/>
+        </w:rPr>
+      </w:r>
     </w:p>
     <w:p>
       <w:pPr>
@@ -777,6 +869,14 @@
           <w:lang w:val="en-US"/>
         </w:rPr>
       </w:r>
+      <w:r>
+        <w:rPr>
+          <w:rFonts w:cs="Times New Roman"/>
+          <w:bCs/>
+          <w:szCs w:val="28"/>
+          <w:lang w:val="en-US"/>
+        </w:rPr>
+      </w:r>
     </w:p>
     <w:p>
       <w:pPr>
@@ -853,6 +953,14 @@
           <w:lang w:val="en-US"/>
         </w:rPr>
       </w:r>
+      <w:r>
+        <w:rPr>
+          <w:rFonts w:cs="Times New Roman"/>
+          <w:bCs/>
+          <w:szCs w:val="28"/>
+          <w:lang w:val="en-US"/>
+        </w:rPr>
+      </w:r>
     </w:p>
     <w:p>
       <w:pPr>
@@ -905,6 +1013,13 @@
           <w:szCs w:val="28"/>
         </w:rPr>
       </w:r>
+      <w:r>
+        <w:rPr>
+          <w:rFonts w:cs="Times New Roman"/>
+          <w:bCs/>
+          <w:szCs w:val="28"/>
+        </w:rPr>
+      </w:r>
     </w:p>
     <w:p>
       <w:pPr>
@@ -945,6 +1060,14 @@
           <w:lang w:val="en-US"/>
         </w:rPr>
       </w:r>
+      <w:r>
+        <w:rPr>
+          <w:rFonts w:cs="Times New Roman"/>
+          <w:bCs/>
+          <w:szCs w:val="28"/>
+          <w:highlight w:val="yellow"/>
+        </w:rPr>
+      </w:r>
     </w:p>
     <w:p>
       <w:pPr>
@@ -1023,6 +1146,14 @@
           <w:lang w:val="fr-FR"/>
         </w:rPr>
       </w:r>
+      <w:r>
+        <w:rPr>
+          <w:rFonts w:cs="Times New Roman"/>
+          <w:bCs/>
+          <w:szCs w:val="28"/>
+          <w:lang w:val="fr-FR"/>
+        </w:rPr>
+      </w:r>
     </w:p>
     <w:p>
       <w:pPr>
@@ -1068,6 +1199,13 @@
           <w:szCs w:val="28"/>
         </w:rPr>
       </w:r>
+      <w:r>
+        <w:rPr>
+          <w:rFonts w:cs="Times New Roman"/>
+          <w:bCs/>
+          <w:szCs w:val="28"/>
+        </w:rPr>
+      </w:r>
     </w:p>
     <w:p>
       <w:pPr>
@@ -1124,6 +1262,14 @@
           <w:lang w:val="fr-FR"/>
         </w:rPr>
       </w:r>
+      <w:r>
+        <w:rPr>
+          <w:rFonts w:cs="Times New Roman"/>
+          <w:bCs/>
+          <w:szCs w:val="28"/>
+          <w:lang w:val="fr-FR"/>
+        </w:rPr>
+      </w:r>
     </w:p>
     <w:p>
       <w:pPr>
@@ -1188,6 +1334,14 @@
           <w:lang w:val="fr-FR"/>
         </w:rPr>
       </w:r>
+      <w:r>
+        <w:rPr>
+          <w:rFonts w:cs="Times New Roman"/>
+          <w:bCs/>
+          <w:szCs w:val="28"/>
+          <w:lang w:val="fr-FR"/>
+        </w:rPr>
+      </w:r>
     </w:p>
     <w:p>
       <w:pPr>
@@ -1229,6 +1383,14 @@
           <w:lang w:val="fr-FR"/>
         </w:rPr>
       </w:r>
+      <w:r>
+        <w:rPr>
+          <w:rFonts w:cs="Times New Roman"/>
+          <w:bCs/>
+          <w:szCs w:val="28"/>
+          <w:highlight w:val="yellow"/>
+        </w:rPr>
+      </w:r>
     </w:p>
     <w:p>
       <w:pPr>
@@ -1308,6 +1470,13 @@
           <w:lang w:val="fr-FR"/>
         </w:rPr>
       </w:r>
+      <w:r>
+        <w:rPr>
+          <w:rFonts w:cs="Times New Roman"/>
+          <w:szCs w:val="28"/>
+          <w:lang w:val="fr-FR"/>
+        </w:rPr>
+      </w:r>
     </w:p>
     <w:p>
       <w:pPr>
@@ -1344,6 +1513,13 @@
           <w:lang w:val="fr-FR"/>
         </w:rPr>
       </w:r>
+      <w:r>
+        <w:rPr>
+          <w:rFonts w:cs="Times New Roman"/>
+          <w:szCs w:val="28"/>
+          <w:lang w:val="fr-FR"/>
+        </w:rPr>
+      </w:r>
     </w:p>
     <w:p>
       <w:pPr>
@@ -1380,6 +1556,13 @@
           <w:lang w:val="fr-FR"/>
         </w:rPr>
       </w:r>
+      <w:r>
+        <w:rPr>
+          <w:rFonts w:cs="Times New Roman"/>
+          <w:szCs w:val="28"/>
+          <w:lang w:val="fr-FR"/>
+        </w:rPr>
+      </w:r>
     </w:p>
     <w:p>
       <w:pPr>
@@ -1416,6 +1599,13 @@
           <w:lang w:val="fr-FR"/>
         </w:rPr>
       </w:r>
+      <w:r>
+        <w:rPr>
+          <w:rFonts w:cs="Times New Roman"/>
+          <w:szCs w:val="28"/>
+          <w:lang w:val="fr-FR"/>
+        </w:rPr>
+      </w:r>
     </w:p>
     <w:p>
       <w:pPr>
@@ -1454,6 +1644,13 @@
           <w:lang w:val="fr-FR"/>
         </w:rPr>
       </w:r>
+      <w:r>
+        <w:rPr>
+          <w:rFonts w:cs="Times New Roman"/>
+          <w:szCs w:val="28"/>
+          <w:highlight w:val="yellow"/>
+        </w:rPr>
+      </w:r>
     </w:p>
     <w:p>
       <w:pPr>
@@ -1513,6 +1710,14 @@
           <w:lang w:val="fr-FR"/>
         </w:rPr>
       </w:r>
+      <w:r>
+        <w:rPr>
+          <w:rFonts w:cs="Times New Roman"/>
+          <w:bCs/>
+          <w:szCs w:val="28"/>
+          <w:lang w:val="fr-FR"/>
+        </w:rPr>
+      </w:r>
     </w:p>
     <w:p>
       <w:pPr>
@@ -1562,6 +1767,14 @@
           <w:lang w:val="fr-FR"/>
         </w:rPr>
       </w:r>
+      <w:r>
+        <w:rPr>
+          <w:rFonts w:cs="Times New Roman"/>
+          <w:bCs/>
+          <w:szCs w:val="28"/>
+          <w:lang w:val="fr-FR"/>
+        </w:rPr>
+      </w:r>
     </w:p>
     <w:p>
       <w:pPr>
@@ -1638,6 +1851,14 @@
           <w:lang w:val="fr-FR"/>
         </w:rPr>
       </w:r>
+      <w:r>
+        <w:rPr>
+          <w:rFonts w:cs="Times New Roman"/>
+          <w:bCs/>
+          <w:szCs w:val="28"/>
+          <w:lang w:val="fr-FR"/>
+        </w:rPr>
+      </w:r>
     </w:p>
     <w:p>
       <w:pPr>
@@ -1685,6 +1906,14 @@
           <w:lang w:val="fr-FR"/>
         </w:rPr>
         <w:t xml:space="preserve"> Peptid</w:t>
+      </w:r>
+      <w:r>
+        <w:rPr>
+          <w:rFonts w:cs="Times New Roman"/>
+          <w:bCs/>
+          <w:szCs w:val="28"/>
+          <w:lang w:val="fr-FR"/>
+        </w:rPr>
       </w:r>
       <w:r>
         <w:rPr>
@@ -1747,7 +1976,7 @@
                       <pic:nvPicPr>
                         <pic:cNvPr id="4" name="Picture 21"/>
                         <pic:cNvPicPr>
-                          <a:picLocks noChangeAspect="1" noChangeArrowheads="1"/>
+                          <a:picLocks noChangeAspect="1"/>
                         </pic:cNvPicPr>
                         <pic:nvPr/>
                       </pic:nvPicPr>
@@ -1829,6 +2058,13 @@
           <w:szCs w:val="28"/>
         </w:rPr>
       </w:r>
+      <w:r>
+        <w:rPr>
+          <w:rFonts w:cs="Times New Roman"/>
+          <w:bCs/>
+          <w:szCs w:val="28"/>
+        </w:rPr>
+      </w:r>
     </w:p>
     <w:p>
       <w:pPr>
@@ -1893,6 +2129,13 @@
           <w:szCs w:val="28"/>
         </w:rPr>
       </w:r>
+      <w:r>
+        <w:rPr>
+          <w:rFonts w:cs="Times New Roman"/>
+          <w:bCs/>
+          <w:szCs w:val="28"/>
+        </w:rPr>
+      </w:r>
     </w:p>
     <w:p>
       <w:pPr>
@@ -1955,6 +2198,13 @@
         </w:rPr>
         <w:tab/>
         <w:t xml:space="preserve">D. Lysin </w:t>
+      </w:r>
+      <w:r>
+        <w:rPr>
+          <w:rFonts w:cs="Times New Roman"/>
+          <w:bCs/>
+          <w:szCs w:val="28"/>
+        </w:rPr>
       </w:r>
       <w:r>
         <w:rPr>
@@ -2027,6 +2277,13 @@
           <w:szCs w:val="28"/>
         </w:rPr>
       </w:r>
+      <w:r>
+        <w:rPr>
+          <w:rFonts w:cs="Times New Roman"/>
+          <w:bCs/>
+          <w:szCs w:val="28"/>
+        </w:rPr>
+      </w:r>
     </w:p>
     <w:p>
       <w:pPr>
@@ -2065,6 +2322,14 @@
           <w:highlight w:val="yellow"/>
         </w:rPr>
         <w:t xml:space="preserve">phân tử protein</w:t>
+      </w:r>
+      <w:r>
+        <w:rPr>
+          <w:rFonts w:cs="Times New Roman"/>
+          <w:bCs/>
+          <w:szCs w:val="28"/>
+          <w:highlight w:val="yellow"/>
+        </w:rPr>
       </w:r>
       <w:r>
         <w:rPr>
@@ -2130,6 +2395,14 @@
           <w:lang w:val="fr-FR"/>
         </w:rPr>
       </w:r>
+      <w:r>
+        <w:rPr>
+          <w:rFonts w:cs="Times New Roman"/>
+          <w:bCs/>
+          <w:szCs w:val="28"/>
+          <w:lang w:val="fr-FR"/>
+        </w:rPr>
+      </w:r>
     </w:p>
     <w:p>
       <w:pPr>
@@ -2194,6 +2467,14 @@
           <w:lang w:val="fr-FR"/>
         </w:rPr>
       </w:r>
+      <w:r>
+        <w:rPr>
+          <w:rFonts w:cs="Times New Roman"/>
+          <w:bCs/>
+          <w:szCs w:val="28"/>
+          <w:lang w:val="fr-FR"/>
+        </w:rPr>
+      </w:r>
     </w:p>
     <w:p>
       <w:pPr>
@@ -2233,6 +2514,14 @@
           <w:lang w:val="fr-FR"/>
         </w:rPr>
       </w:r>
+      <w:r>
+        <w:rPr>
+          <w:rFonts w:cs="Times New Roman"/>
+          <w:bCs/>
+          <w:szCs w:val="28"/>
+          <w:lang w:val="fr-FR"/>
+        </w:rPr>
+      </w:r>
     </w:p>
     <w:p>
       <w:pPr>
@@ -2292,6 +2581,14 @@
           <w:lang w:val="fr-FR"/>
         </w:rPr>
       </w:r>
+      <w:r>
+        <w:rPr>
+          <w:rFonts w:cs="Times New Roman"/>
+          <w:bCs/>
+          <w:szCs w:val="28"/>
+          <w:lang w:val="fr-FR"/>
+        </w:rPr>
+      </w:r>
     </w:p>
     <w:p>
       <w:pPr>
@@ -2333,6 +2630,14 @@
           <w:lang w:val="fr-FR"/>
         </w:rPr>
       </w:r>
+      <w:r>
+        <w:rPr>
+          <w:rFonts w:cs="Times New Roman"/>
+          <w:bCs/>
+          <w:szCs w:val="28"/>
+          <w:highlight w:val="yellow"/>
+        </w:rPr>
+      </w:r>
     </w:p>
     <w:p>
       <w:pPr>
@@ -2372,6 +2677,14 @@
           <w:lang w:val="fr-FR"/>
         </w:rPr>
       </w:r>
+      <w:r>
+        <w:rPr>
+          <w:rFonts w:cs="Times New Roman"/>
+          <w:bCs/>
+          <w:szCs w:val="28"/>
+          <w:lang w:val="fr-FR"/>
+        </w:rPr>
+      </w:r>
     </w:p>
     <w:p>
       <w:pPr>
@@ -2411,6 +2724,14 @@
           <w:lang w:val="fr-FR"/>
         </w:rPr>
       </w:r>
+      <w:r>
+        <w:rPr>
+          <w:rFonts w:cs="Times New Roman"/>
+          <w:bCs/>
+          <w:szCs w:val="28"/>
+          <w:lang w:val="fr-FR"/>
+        </w:rPr>
+      </w:r>
     </w:p>
     <w:p>
       <w:pPr>
@@ -2447,6 +2768,13 @@
           <w:szCs w:val="28"/>
         </w:rPr>
       </w:r>
+      <w:r>
+        <w:rPr>
+          <w:rFonts w:cs="Times New Roman"/>
+          <w:bCs/>
+          <w:szCs w:val="28"/>
+        </w:rPr>
+      </w:r>
     </w:p>
     <w:p>
       <w:pPr>
@@ -2520,6 +2848,12 @@
           <w:szCs w:val="28"/>
         </w:rPr>
       </w:r>
+      <w:r>
+        <w:rPr>
+          <w:rFonts w:cs="Times New Roman"/>
+          <w:szCs w:val="28"/>
+        </w:rPr>
+      </w:r>
     </w:p>
     <w:p>
       <w:pPr>
@@ -2553,6 +2887,12 @@
           <w:szCs w:val="28"/>
         </w:rPr>
       </w:r>
+      <w:r>
+        <w:rPr>
+          <w:rFonts w:cs="Times New Roman"/>
+          <w:szCs w:val="28"/>
+        </w:rPr>
+      </w:r>
     </w:p>
     <w:p>
       <w:pPr>
@@ -2589,6 +2929,13 @@
           <w:highlight w:val="yellow"/>
         </w:rPr>
       </w:r>
+      <w:r>
+        <w:rPr>
+          <w:rFonts w:cs="Times New Roman"/>
+          <w:szCs w:val="28"/>
+          <w:highlight w:val="yellow"/>
+        </w:rPr>
+      </w:r>
     </w:p>
     <w:p>
       <w:pPr>
@@ -2622,6 +2969,12 @@
           <w:szCs w:val="28"/>
         </w:rPr>
       </w:r>
+      <w:r>
+        <w:rPr>
+          <w:rFonts w:cs="Times New Roman"/>
+          <w:szCs w:val="28"/>
+        </w:rPr>
+      </w:r>
     </w:p>
     <w:p>
       <w:pPr>
@@ -2648,6 +3001,12 @@
           <w:szCs w:val="28"/>
         </w:rPr>
         <w:t xml:space="preserve">D. A và C đúng</w:t>
+      </w:r>
+      <w:r>
+        <w:rPr>
+          <w:rFonts w:cs="Times New Roman"/>
+          <w:szCs w:val="28"/>
+        </w:rPr>
       </w:r>
       <w:r>
         <w:rPr>
@@ -2708,7 +3067,7 @@
                       <pic:nvPicPr>
                         <pic:cNvPr id="5" name="Picture 22"/>
                         <pic:cNvPicPr>
-                          <a:picLocks noChangeAspect="1" noChangeArrowheads="1"/>
+                          <a:picLocks noChangeAspect="1"/>
                         </pic:cNvPicPr>
                         <pic:nvPr/>
                       </pic:nvPicPr>
@@ -2824,6 +3183,13 @@
           <w:szCs w:val="28"/>
         </w:rPr>
       </w:r>
+      <w:r>
+        <w:rPr>
+          <w:rFonts w:cs="Times New Roman"/>
+          <w:bCs/>
+          <w:szCs w:val="28"/>
+        </w:rPr>
+      </w:r>
     </w:p>
     <w:p>
       <w:pPr>
@@ -2893,6 +3259,13 @@
         </w:rPr>
         <w:tab/>
         <w:t xml:space="preserve">D. Lysin </w:t>
+      </w:r>
+      <w:r>
+        <w:rPr>
+          <w:rFonts w:cs="Times New Roman"/>
+          <w:bCs/>
+          <w:szCs w:val="28"/>
+        </w:rPr>
       </w:r>
       <w:r>
         <w:rPr>
@@ -2965,6 +3338,13 @@
           <w:szCs w:val="28"/>
         </w:rPr>
       </w:r>
+      <w:r>
+        <w:rPr>
+          <w:rFonts w:cs="Times New Roman"/>
+          <w:bCs/>
+          <w:szCs w:val="28"/>
+        </w:rPr>
+      </w:r>
     </w:p>
     <w:p>
       <w:pPr>
@@ -3001,6 +3381,13 @@
           <w:szCs w:val="28"/>
         </w:rPr>
       </w:r>
+      <w:r>
+        <w:rPr>
+          <w:rFonts w:cs="Times New Roman"/>
+          <w:bCs/>
+          <w:szCs w:val="28"/>
+        </w:rPr>
+      </w:r>
     </w:p>
     <w:p>
       <w:pPr>
@@ -3037,6 +3424,13 @@
           <w:szCs w:val="28"/>
         </w:rPr>
       </w:r>
+      <w:r>
+        <w:rPr>
+          <w:rFonts w:cs="Times New Roman"/>
+          <w:bCs/>
+          <w:szCs w:val="28"/>
+        </w:rPr>
+      </w:r>
     </w:p>
     <w:p>
       <w:pPr>
@@ -3076,6 +3470,14 @@
           <w:highlight w:val="yellow"/>
         </w:rPr>
       </w:r>
+      <w:r>
+        <w:rPr>
+          <w:rFonts w:cs="Times New Roman"/>
+          <w:bCs/>
+          <w:szCs w:val="28"/>
+          <w:highlight w:val="yellow"/>
+        </w:rPr>
+      </w:r>
     </w:p>
     <w:p>
       <w:pPr>
@@ -3112,6 +3514,13 @@
           <w:szCs w:val="28"/>
         </w:rPr>
       </w:r>
+      <w:r>
+        <w:rPr>
+          <w:rFonts w:cs="Times New Roman"/>
+          <w:bCs/>
+          <w:szCs w:val="28"/>
+        </w:rPr>
+      </w:r>
     </w:p>
     <w:p>
       <w:pPr>
@@ -3176,6 +3585,13 @@
           <w:szCs w:val="28"/>
         </w:rPr>
       </w:r>
+      <w:r>
+        <w:rPr>
+          <w:rFonts w:cs="Times New Roman"/>
+          <w:bCs/>
+          <w:szCs w:val="28"/>
+        </w:rPr>
+      </w:r>
     </w:p>
     <w:p>
       <w:pPr>
@@ -3212,6 +3628,13 @@
           <w:szCs w:val="28"/>
         </w:rPr>
       </w:r>
+      <w:r>
+        <w:rPr>
+          <w:rFonts w:cs="Times New Roman"/>
+          <w:bCs/>
+          <w:szCs w:val="28"/>
+        </w:rPr>
+      </w:r>
     </w:p>
     <w:p>
       <w:pPr>
@@ -3248,6 +3671,13 @@
           <w:szCs w:val="28"/>
         </w:rPr>
       </w:r>
+      <w:r>
+        <w:rPr>
+          <w:rFonts w:cs="Times New Roman"/>
+          <w:bCs/>
+          <w:szCs w:val="28"/>
+        </w:rPr>
+      </w:r>
     </w:p>
     <w:p>
       <w:pPr>
@@ -3301,6 +3731,13 @@
           <w:szCs w:val="28"/>
         </w:rPr>
       </w:r>
+      <w:r>
+        <w:rPr>
+          <w:rFonts w:cs="Times New Roman"/>
+          <w:bCs/>
+          <w:szCs w:val="28"/>
+        </w:rPr>
+      </w:r>
     </w:p>
     <w:p>
       <w:pPr>
@@ -3342,6 +3779,14 @@
           <w:lang w:val="fr-FR"/>
         </w:rPr>
       </w:r>
+      <w:r>
+        <w:rPr>
+          <w:rFonts w:cs="Times New Roman"/>
+          <w:bCs/>
+          <w:szCs w:val="28"/>
+          <w:highlight w:val="yellow"/>
+        </w:rPr>
+      </w:r>
     </w:p>
     <w:p>
       <w:pPr>
@@ -3391,6 +3836,14 @@
           <w:lang w:val="fr-FR"/>
         </w:rPr>
       </w:r>
+      <w:r>
+        <w:rPr>
+          <w:rFonts w:cs="Times New Roman"/>
+          <w:bCs/>
+          <w:szCs w:val="28"/>
+          <w:lang w:val="fr-FR"/>
+        </w:rPr>
+      </w:r>
     </w:p>
     <w:p>
       <w:pPr>
@@ -3430,6 +3883,14 @@
           <w:lang w:val="fr-FR"/>
         </w:rPr>
       </w:r>
+      <w:r>
+        <w:rPr>
+          <w:rFonts w:cs="Times New Roman"/>
+          <w:bCs/>
+          <w:szCs w:val="28"/>
+          <w:lang w:val="fr-FR"/>
+        </w:rPr>
+      </w:r>
     </w:p>
     <w:p>
       <w:pPr>
@@ -3466,6 +3927,13 @@
           <w:szCs w:val="28"/>
         </w:rPr>
       </w:r>
+      <w:r>
+        <w:rPr>
+          <w:rFonts w:cs="Times New Roman"/>
+          <w:bCs/>
+          <w:szCs w:val="28"/>
+        </w:rPr>
+      </w:r>
     </w:p>
     <w:p>
       <w:pPr>
@@ -3502,6 +3970,13 @@
           <w:szCs w:val="28"/>
         </w:rPr>
       </w:r>
+      <w:r>
+        <w:rPr>
+          <w:rFonts w:cs="Times New Roman"/>
+          <w:bCs/>
+          <w:szCs w:val="28"/>
+        </w:rPr>
+      </w:r>
     </w:p>
     <w:p>
       <w:pPr>
@@ -3541,6 +4016,14 @@
           <w:highlight w:val="yellow"/>
         </w:rPr>
       </w:r>
+      <w:r>
+        <w:rPr>
+          <w:rFonts w:cs="Times New Roman"/>
+          <w:bCs/>
+          <w:szCs w:val="28"/>
+          <w:highlight w:val="yellow"/>
+        </w:rPr>
+      </w:r>
     </w:p>
     <w:p>
       <w:pPr>
@@ -3605,6 +4088,13 @@
           <w:szCs w:val="28"/>
         </w:rPr>
       </w:r>
+      <w:r>
+        <w:rPr>
+          <w:rFonts w:cs="Times New Roman"/>
+          <w:bCs/>
+          <w:szCs w:val="28"/>
+        </w:rPr>
+      </w:r>
     </w:p>
     <w:p>
       <w:pPr>
@@ -3641,6 +4131,13 @@
           <w:szCs w:val="28"/>
         </w:rPr>
       </w:r>
+      <w:r>
+        <w:rPr>
+          <w:rFonts w:cs="Times New Roman"/>
+          <w:bCs/>
+          <w:szCs w:val="28"/>
+        </w:rPr>
+      </w:r>
     </w:p>
     <w:p>
       <w:pPr>
@@ -3677,6 +4174,13 @@
           <w:szCs w:val="28"/>
         </w:rPr>
       </w:r>
+      <w:r>
+        <w:rPr>
+          <w:rFonts w:cs="Times New Roman"/>
+          <w:bCs/>
+          <w:szCs w:val="28"/>
+        </w:rPr>
+      </w:r>
     </w:p>
     <w:p>
       <w:pPr>
@@ -3713,6 +4217,13 @@
           <w:szCs w:val="28"/>
         </w:rPr>
       </w:r>
+      <w:r>
+        <w:rPr>
+          <w:rFonts w:cs="Times New Roman"/>
+          <w:bCs/>
+          <w:szCs w:val="28"/>
+        </w:rPr>
+      </w:r>
     </w:p>
     <w:p>
       <w:pPr>
@@ -3752,6 +4263,14 @@
           <w:highlight w:val="yellow"/>
         </w:rPr>
       </w:r>
+      <w:r>
+        <w:rPr>
+          <w:rFonts w:cs="Times New Roman"/>
+          <w:bCs/>
+          <w:szCs w:val="28"/>
+          <w:highlight w:val="yellow"/>
+        </w:rPr>
+      </w:r>
     </w:p>
     <w:p>
       <w:pPr>
@@ -3820,6 +4339,13 @@
           <w:lang w:val="en-US"/>
         </w:rPr>
       </w:r>
+      <w:r>
+        <w:rPr>
+          <w:rFonts w:cs="Times New Roman"/>
+          <w:szCs w:val="28"/>
+          <w:lang w:val="en-US"/>
+        </w:rPr>
+      </w:r>
     </w:p>
     <w:p>
       <w:pPr>
@@ -3900,6 +4426,11 @@
           <w:szCs w:val="28"/>
         </w:rPr>
       </w:r>
+      <w:r>
+        <w:rPr>
+          <w:szCs w:val="28"/>
+        </w:rPr>
+      </w:r>
     </w:p>
     <w:p>
       <w:pPr>
@@ -3965,6 +4496,12 @@
           <w:szCs w:val="28"/>
         </w:rPr>
       </w:r>
+      <w:r>
+        <w:rPr>
+          <w:rFonts w:cs="Times New Roman"/>
+          <w:szCs w:val="28"/>
+        </w:rPr>
+      </w:r>
     </w:p>
     <w:p>
       <w:pPr>
@@ -4035,6 +4572,11 @@
           <w:szCs w:val="28"/>
         </w:rPr>
       </w:r>
+      <w:r>
+        <w:rPr>
+          <w:szCs w:val="28"/>
+        </w:rPr>
+      </w:r>
     </w:p>
     <w:p>
       <w:pPr>
@@ -4110,6 +4652,13 @@
           <w:lang w:val="en-US"/>
         </w:rPr>
       </w:r>
+      <w:r>
+        <w:rPr>
+          <w:rFonts w:cs="Times New Roman"/>
+          <w:szCs w:val="28"/>
+          <w:lang w:val="en-US"/>
+        </w:rPr>
+      </w:r>
     </w:p>
     <w:p>
       <w:pPr>
@@ -4180,6 +4729,11 @@
           <w:szCs w:val="28"/>
         </w:rPr>
       </w:r>
+      <w:r>
+        <w:rPr>
+          <w:szCs w:val="28"/>
+        </w:rPr>
+      </w:r>
     </w:p>
     <w:p>
       <w:pPr>
@@ -4255,6 +4809,13 @@
           <w:lang w:val="en-US"/>
         </w:rPr>
       </w:r>
+      <w:r>
+        <w:rPr>
+          <w:rFonts w:cs="Times New Roman"/>
+          <w:szCs w:val="28"/>
+          <w:lang w:val="en-US"/>
+        </w:rPr>
+      </w:r>
     </w:p>
     <w:p>
       <w:pPr>
@@ -4340,6 +4901,11 @@
           <w:szCs w:val="28"/>
         </w:rPr>
       </w:r>
+      <w:r>
+        <w:rPr>
+          <w:szCs w:val="28"/>
+        </w:rPr>
+      </w:r>
     </w:p>
     <w:p>
       <w:pPr>
@@ -4415,6 +4981,13 @@
           <w:lang w:val="en-US"/>
         </w:rPr>
       </w:r>
+      <w:r>
+        <w:rPr>
+          <w:rFonts w:cs="Times New Roman"/>
+          <w:szCs w:val="28"/>
+          <w:lang w:val="en-US"/>
+        </w:rPr>
+      </w:r>
     </w:p>
     <w:p>
       <w:pPr>
@@ -4489,6 +5062,11 @@
           <w:szCs w:val="28"/>
         </w:rPr>
       </w:r>
+      <w:r>
+        <w:rPr>
+          <w:szCs w:val="28"/>
+        </w:rPr>
+      </w:r>
     </w:p>
     <w:p>
       <w:pPr>
@@ -4541,6 +5119,13 @@
           <w:lang w:val="en-US"/>
         </w:rPr>
       </w:r>
+      <w:r>
+        <w:rPr>
+          <w:rFonts w:cs="Times New Roman"/>
+          <w:szCs w:val="28"/>
+          <w:lang w:val="en-US"/>
+        </w:rPr>
+      </w:r>
     </w:p>
     <w:p>
       <w:pPr>
@@ -4634,6 +5219,13 @@
           <w:lang w:val="en-US"/>
         </w:rPr>
       </w:r>
+      <w:r>
+        <w:rPr>
+          <w:rFonts w:cs="Times New Roman"/>
+          <w:szCs w:val="28"/>
+          <w:lang w:val="en-US"/>
+        </w:rPr>
+      </w:r>
     </w:p>
     <w:p>
       <w:pPr>
@@ -4686,6 +5278,13 @@
           <w:lang w:val="en-US"/>
         </w:rPr>
       </w:r>
+      <w:r>
+        <w:rPr>
+          <w:rFonts w:cs="Times New Roman"/>
+          <w:szCs w:val="28"/>
+          <w:lang w:val="en-US"/>
+        </w:rPr>
+      </w:r>
     </w:p>
     <w:p>
       <w:pPr>
@@ -4788,6 +5387,13 @@
           <w:lang w:val="en-US"/>
         </w:rPr>
       </w:r>
+      <w:r>
+        <w:rPr>
+          <w:rFonts w:cs="Times New Roman"/>
+          <w:szCs w:val="28"/>
+          <w:highlight w:val="yellow"/>
+        </w:rPr>
+      </w:r>
     </w:p>
     <w:p>
       <w:pPr>
@@ -4840,6 +5446,13 @@
           <w:lang w:val="en-US"/>
         </w:rPr>
       </w:r>
+      <w:r>
+        <w:rPr>
+          <w:rFonts w:cs="Times New Roman"/>
+          <w:szCs w:val="28"/>
+          <w:lang w:val="en-US"/>
+        </w:rPr>
+      </w:r>
     </w:p>
     <w:p>
       <w:pPr>
@@ -4940,6 +5553,13 @@
           <w:lang w:val="en-US"/>
         </w:rPr>
       </w:r>
+      <w:r>
+        <w:rPr>
+          <w:rFonts w:cs="Times New Roman"/>
+          <w:szCs w:val="28"/>
+          <w:lang w:val="en-US"/>
+        </w:rPr>
+      </w:r>
     </w:p>
     <w:p>
       <w:pPr>
@@ -4992,6 +5612,13 @@
           <w:lang w:val="en-US"/>
         </w:rPr>
       </w:r>
+      <w:r>
+        <w:rPr>
+          <w:rFonts w:cs="Times New Roman"/>
+          <w:szCs w:val="28"/>
+          <w:lang w:val="en-US"/>
+        </w:rPr>
+      </w:r>
     </w:p>
     <w:p>
       <w:pPr>
@@ -5092,6 +5719,13 @@
           <w:lang w:val="en-US"/>
         </w:rPr>
       </w:r>
+      <w:r>
+        <w:rPr>
+          <w:rFonts w:cs="Times New Roman"/>
+          <w:szCs w:val="28"/>
+          <w:lang w:val="en-US"/>
+        </w:rPr>
+      </w:r>
     </w:p>
     <w:p>
       <w:pPr>
@@ -5144,6 +5778,13 @@
           <w:lang w:val="en-US"/>
         </w:rPr>
       </w:r>
+      <w:r>
+        <w:rPr>
+          <w:rFonts w:cs="Times New Roman"/>
+          <w:szCs w:val="28"/>
+          <w:lang w:val="en-US"/>
+        </w:rPr>
+      </w:r>
     </w:p>
     <w:p>
       <w:pPr>
@@ -5239,6 +5880,13 @@
           <w:lang w:val="en-US"/>
         </w:rPr>
       </w:r>
+      <w:r>
+        <w:rPr>
+          <w:rFonts w:cs="Times New Roman"/>
+          <w:szCs w:val="28"/>
+          <w:lang w:val="en-US"/>
+        </w:rPr>
+      </w:r>
     </w:p>
     <w:p>
       <w:pPr>
@@ -5291,6 +5939,13 @@
           <w:lang w:val="en-US"/>
         </w:rPr>
       </w:r>
+      <w:r>
+        <w:rPr>
+          <w:rFonts w:cs="Times New Roman"/>
+          <w:szCs w:val="28"/>
+          <w:lang w:val="en-US"/>
+        </w:rPr>
+      </w:r>
     </w:p>
     <w:p>
       <w:pPr>
@@ -5377,6 +6032,13 @@
           <w:lang w:val="en-US"/>
         </w:rPr>
       </w:r>
+      <w:r>
+        <w:rPr>
+          <w:rFonts w:cs="Times New Roman"/>
+          <w:szCs w:val="28"/>
+          <w:lang w:val="en-US"/>
+        </w:rPr>
+      </w:r>
     </w:p>
     <w:p>
       <w:pPr>
@@ -5429,6 +6091,13 @@
           <w:lang w:val="en-US"/>
         </w:rPr>
       </w:r>
+      <w:r>
+        <w:rPr>
+          <w:rFonts w:cs="Times New Roman"/>
+          <w:szCs w:val="28"/>
+          <w:lang w:val="en-US"/>
+        </w:rPr>
+      </w:r>
     </w:p>
     <w:p>
       <w:pPr>
@@ -5489,6 +6158,13 @@
           <w:lang w:val="en-US"/>
         </w:rPr>
       </w:r>
+      <w:r>
+        <w:rPr>
+          <w:rFonts w:cs="Times New Roman"/>
+          <w:szCs w:val="28"/>
+          <w:lang w:val="en-US"/>
+        </w:rPr>
+      </w:r>
     </w:p>
     <w:p>
       <w:pPr>
@@ -5549,6 +6225,13 @@
           <w:lang w:val="en-US"/>
         </w:rPr>
       </w:r>
+      <w:r>
+        <w:rPr>
+          <w:rFonts w:cs="Times New Roman"/>
+          <w:szCs w:val="28"/>
+          <w:lang w:val="en-US"/>
+        </w:rPr>
+      </w:r>
     </w:p>
     <w:p>
       <w:pPr>
@@ -5592,6 +6275,13 @@
           <w:lang w:val="en-US"/>
         </w:rPr>
       </w:r>
+      <w:r>
+        <w:rPr>
+          <w:rFonts w:cs="Times New Roman"/>
+          <w:szCs w:val="28"/>
+          <w:lang w:val="en-US"/>
+        </w:rPr>
+      </w:r>
     </w:p>
     <w:p>
       <w:pPr>
@@ -5685,6 +6375,13 @@
           <w:lang w:val="en-US"/>
         </w:rPr>
       </w:r>
+      <w:r>
+        <w:rPr>
+          <w:rFonts w:cs="Times New Roman"/>
+          <w:szCs w:val="28"/>
+          <w:lang w:val="en-US"/>
+        </w:rPr>
+      </w:r>
     </w:p>
     <w:p>
       <w:pPr>
@@ -5760,6 +6457,13 @@
           <w:lang w:val="en-US"/>
         </w:rPr>
       </w:r>
+      <w:r>
+        <w:rPr>
+          <w:rFonts w:cs="Times New Roman"/>
+          <w:szCs w:val="28"/>
+          <w:lang w:val="en-US"/>
+        </w:rPr>
+      </w:r>
     </w:p>
     <w:p>
       <w:pPr>
@@ -5803,6 +6507,13 @@
           <w:lang w:val="en-US"/>
         </w:rPr>
       </w:r>
+      <w:r>
+        <w:rPr>
+          <w:rFonts w:cs="Times New Roman"/>
+          <w:szCs w:val="28"/>
+          <w:lang w:val="en-US"/>
+        </w:rPr>
+      </w:r>
     </w:p>
     <w:p>
       <w:pPr>
@@ -5846,6 +6557,13 @@
           <w:lang w:val="en-US"/>
         </w:rPr>
       </w:r>
+      <w:r>
+        <w:rPr>
+          <w:rFonts w:cs="Times New Roman"/>
+          <w:szCs w:val="28"/>
+          <w:lang w:val="en-US"/>
+        </w:rPr>
+      </w:r>
     </w:p>
     <w:p>
       <w:pPr>
@@ -5944,6 +6662,13 @@
           <w:lang w:val="en-US"/>
         </w:rPr>
       </w:r>
+      <w:r>
+        <w:rPr>
+          <w:rFonts w:cs="Times New Roman"/>
+          <w:szCs w:val="28"/>
+          <w:lang w:val="en-US"/>
+        </w:rPr>
+      </w:r>
     </w:p>
     <w:p>
       <w:pPr>
@@ -6028,6 +6753,13 @@
           <w:lang w:val="en-US"/>
         </w:rPr>
       </w:r>
+      <w:r>
+        <w:rPr>
+          <w:rFonts w:cs="Times New Roman"/>
+          <w:szCs w:val="28"/>
+          <w:lang w:val="en-US"/>
+        </w:rPr>
+      </w:r>
     </w:p>
     <w:p>
       <w:pPr>
@@ -6071,6 +6803,13 @@
           <w:lang w:val="en-US"/>
         </w:rPr>
       </w:r>
+      <w:r>
+        <w:rPr>
+          <w:rFonts w:cs="Times New Roman"/>
+          <w:szCs w:val="28"/>
+          <w:lang w:val="en-US"/>
+        </w:rPr>
+      </w:r>
     </w:p>
     <w:p>
       <w:pPr>
@@ -6114,6 +6853,13 @@
           <w:lang w:val="en-US"/>
         </w:rPr>
       </w:r>
+      <w:r>
+        <w:rPr>
+          <w:rFonts w:cs="Times New Roman"/>
+          <w:szCs w:val="28"/>
+          <w:lang w:val="en-US"/>
+        </w:rPr>
+      </w:r>
     </w:p>
     <w:p>
       <w:pPr>
@@ -6204,6 +6950,13 @@
           <w:lang w:val="en-US"/>
         </w:rPr>
       </w:r>
+      <w:r>
+        <w:rPr>
+          <w:rFonts w:cs="Times New Roman"/>
+          <w:szCs w:val="28"/>
+          <w:lang w:val="en-US"/>
+        </w:rPr>
+      </w:r>
     </w:p>
     <w:p>
       <w:pPr>
@@ -6279,6 +7032,13 @@
           <w:lang w:val="en-US"/>
         </w:rPr>
       </w:r>
+      <w:r>
+        <w:rPr>
+          <w:rFonts w:cs="Times New Roman"/>
+          <w:szCs w:val="28"/>
+          <w:lang w:val="en-US"/>
+        </w:rPr>
+      </w:r>
     </w:p>
     <w:p>
       <w:pPr>
@@ -6331,6 +7091,13 @@
           <w:lang w:val="en-US"/>
         </w:rPr>
       </w:r>
+      <w:r>
+        <w:rPr>
+          <w:rFonts w:cs="Times New Roman"/>
+          <w:szCs w:val="28"/>
+          <w:lang w:val="en-US"/>
+        </w:rPr>
+      </w:r>
     </w:p>
     <w:p>
       <w:pPr>
@@ -6374,6 +7141,13 @@
           <w:lang w:val="en-US"/>
         </w:rPr>
       </w:r>
+      <w:r>
+        <w:rPr>
+          <w:rFonts w:cs="Times New Roman"/>
+          <w:szCs w:val="28"/>
+          <w:lang w:val="en-US"/>
+        </w:rPr>
+      </w:r>
     </w:p>
     <w:p>
       <w:pPr>
@@ -6464,6 +7238,13 @@
           <w:lang w:val="en-US"/>
         </w:rPr>
       </w:r>
+      <w:r>
+        <w:rPr>
+          <w:rFonts w:cs="Times New Roman"/>
+          <w:szCs w:val="28"/>
+          <w:lang w:val="en-US"/>
+        </w:rPr>
+      </w:r>
     </w:p>
     <w:p>
       <w:pPr>
@@ -6539,6 +7320,13 @@
           <w:lang w:val="en-US"/>
         </w:rPr>
       </w:r>
+      <w:r>
+        <w:rPr>
+          <w:rFonts w:cs="Times New Roman"/>
+          <w:szCs w:val="28"/>
+          <w:lang w:val="en-US"/>
+        </w:rPr>
+      </w:r>
     </w:p>
     <w:p>
       <w:pPr>
@@ -6591,6 +7379,13 @@
           <w:lang w:val="en-US"/>
         </w:rPr>
       </w:r>
+      <w:r>
+        <w:rPr>
+          <w:rFonts w:cs="Times New Roman"/>
+          <w:szCs w:val="28"/>
+          <w:lang w:val="en-US"/>
+        </w:rPr>
+      </w:r>
     </w:p>
     <w:p>
       <w:pPr>
@@ -6638,6 +7433,14 @@
           <w:lang w:val="en-US"/>
         </w:rPr>
       </w:r>
+      <w:r>
+        <w:rPr>
+          <w:rFonts w:cs="Times New Roman" w:eastAsiaTheme="minorEastAsia"/>
+          <w:bCs/>
+          <w:szCs w:val="28"/>
+          <w:lang w:val="en-US"/>
+        </w:rPr>
+      </w:r>
     </w:p>
     <w:p>
       <w:pPr>
@@ -6738,6 +7541,13 @@
           <w:lang w:val="en-US"/>
         </w:rPr>
       </w:r>
+      <w:r>
+        <w:rPr>
+          <w:rFonts w:cs="Times New Roman"/>
+          <w:szCs w:val="28"/>
+          <w:lang w:val="en-US"/>
+        </w:rPr>
+      </w:r>
     </w:p>
     <w:p>
       <w:pPr>
@@ -6841,6 +7651,13 @@
           <w:lang w:val="en-US"/>
         </w:rPr>
       </w:r>
+      <w:r>
+        <w:rPr>
+          <w:rFonts w:cs="Times New Roman"/>
+          <w:szCs w:val="28"/>
+          <w:lang w:val="en-US"/>
+        </w:rPr>
+      </w:r>
     </w:p>
     <w:p>
       <w:pPr>
@@ -6900,6 +7717,13 @@
           <w:lang w:val="en-US"/>
         </w:rPr>
       </w:r>
+      <w:r>
+        <w:rPr>
+          <w:rFonts w:cs="Times New Roman"/>
+          <w:szCs w:val="28"/>
+          <w:lang w:val="en-US"/>
+        </w:rPr>
+      </w:r>
     </w:p>
     <w:p>
       <w:pPr>
@@ -6943,6 +7767,13 @@
           <w:lang w:val="en-US"/>
         </w:rPr>
       </w:r>
+      <w:r>
+        <w:rPr>
+          <w:rFonts w:cs="Times New Roman"/>
+          <w:szCs w:val="28"/>
+          <w:lang w:val="en-US"/>
+        </w:rPr>
+      </w:r>
     </w:p>
     <w:p>
       <w:pPr>
@@ -7029,6 +7860,13 @@
           <w:lang w:val="en-US"/>
         </w:rPr>
       </w:r>
+      <w:r>
+        <w:rPr>
+          <w:rFonts w:cs="Times New Roman"/>
+          <w:szCs w:val="28"/>
+          <w:lang w:val="en-US"/>
+        </w:rPr>
+      </w:r>
     </w:p>
     <w:p>
       <w:pPr>
@@ -7072,6 +7910,13 @@
           <w:lang w:val="en-US"/>
         </w:rPr>
       </w:r>
+      <w:r>
+        <w:rPr>
+          <w:rFonts w:cs="Times New Roman"/>
+          <w:szCs w:val="28"/>
+          <w:lang w:val="en-US"/>
+        </w:rPr>
+      </w:r>
     </w:p>
     <w:p>
       <w:pPr>
@@ -7152,6 +7997,13 @@
           <w:lang w:val="en-US"/>
         </w:rPr>
       </w:r>
+      <w:r>
+        <w:rPr>
+          <w:rFonts w:cs="Times New Roman"/>
+          <w:szCs w:val="28"/>
+          <w:highlight w:val="yellow"/>
+        </w:rPr>
+      </w:r>
     </w:p>
     <w:p>
       <w:pPr>
@@ -7195,6 +8047,13 @@
           <w:lang w:val="en-US"/>
         </w:rPr>
       </w:r>
+      <w:r>
+        <w:rPr>
+          <w:rFonts w:cs="Times New Roman"/>
+          <w:szCs w:val="28"/>
+          <w:lang w:val="en-US"/>
+        </w:rPr>
+      </w:r>
     </w:p>
     <w:p>
       <w:pPr>
@@ -7281,6 +8140,13 @@
           <w:lang w:val="en-US"/>
         </w:rPr>
       </w:r>
+      <w:r>
+        <w:rPr>
+          <w:rFonts w:cs="Times New Roman"/>
+          <w:szCs w:val="28"/>
+          <w:lang w:val="en-US"/>
+        </w:rPr>
+      </w:r>
     </w:p>
     <w:p>
       <w:pPr>
@@ -7324,10 +8190,17 @@
           <w:lang w:val="en-US"/>
         </w:rPr>
       </w:r>
+      <w:r>
+        <w:rPr>
+          <w:rFonts w:cs="Times New Roman"/>
+          <w:szCs w:val="28"/>
+          <w:lang w:val="en-US"/>
+        </w:rPr>
+      </w:r>
     </w:p>
     <w:p>
       <w:pPr>
-        <w:pStyle w:val="805"/>
+        <w:pStyle w:val="1026"/>
         <w:keepNext w:val="true"/>
         <w:numPr>
           <w:ilvl w:val="0"/>
@@ -7365,10 +8238,17 @@
           <w:highlight w:val="yellow"/>
         </w:rPr>
       </w:r>
+      <w:r>
+        <w:rPr>
+          <w:sz w:val="28"/>
+          <w:szCs w:val="28"/>
+          <w:highlight w:val="yellow"/>
+        </w:rPr>
+      </w:r>
     </w:p>
     <w:p>
       <w:pPr>
-        <w:pStyle w:val="805"/>
+        <w:pStyle w:val="1026"/>
         <w:keepNext w:val="true"/>
         <w:numPr>
           <w:ilvl w:val="0"/>
@@ -7403,10 +8283,16 @@
           <w:szCs w:val="28"/>
         </w:rPr>
       </w:r>
+      <w:r>
+        <w:rPr>
+          <w:sz w:val="28"/>
+          <w:szCs w:val="28"/>
+        </w:rPr>
+      </w:r>
     </w:p>
     <w:p>
       <w:pPr>
-        <w:pStyle w:val="805"/>
+        <w:pStyle w:val="1026"/>
         <w:keepNext w:val="true"/>
         <w:numPr>
           <w:ilvl w:val="0"/>
@@ -7441,10 +8327,16 @@
           <w:szCs w:val="28"/>
         </w:rPr>
       </w:r>
+      <w:r>
+        <w:rPr>
+          <w:sz w:val="28"/>
+          <w:szCs w:val="28"/>
+        </w:rPr>
+      </w:r>
     </w:p>
     <w:p>
       <w:pPr>
-        <w:pStyle w:val="805"/>
+        <w:pStyle w:val="1026"/>
         <w:keepNext w:val="true"/>
         <w:numPr>
           <w:ilvl w:val="0"/>
@@ -7479,10 +8371,16 @@
           <w:szCs w:val="28"/>
         </w:rPr>
       </w:r>
+      <w:r>
+        <w:rPr>
+          <w:sz w:val="28"/>
+          <w:szCs w:val="28"/>
+        </w:rPr>
+      </w:r>
     </w:p>
     <w:p>
       <w:pPr>
-        <w:pStyle w:val="805"/>
+        <w:pStyle w:val="1026"/>
         <w:keepNext w:val="true"/>
         <w:numPr>
           <w:ilvl w:val="0"/>
@@ -7517,6 +8415,12 @@
           <w:szCs w:val="28"/>
         </w:rPr>
       </w:r>
+      <w:r>
+        <w:rPr>
+          <w:sz w:val="28"/>
+          <w:szCs w:val="28"/>
+        </w:rPr>
+      </w:r>
     </w:p>
     <w:p>
       <w:pPr>
@@ -7560,10 +8464,17 @@
           <w:lang w:val="en-US"/>
         </w:rPr>
       </w:r>
+      <w:r>
+        <w:rPr>
+          <w:rFonts w:cs="Times New Roman"/>
+          <w:szCs w:val="28"/>
+          <w:lang w:val="en-US"/>
+        </w:rPr>
+      </w:r>
     </w:p>
     <w:p>
       <w:pPr>
-        <w:pStyle w:val="805"/>
+        <w:pStyle w:val="1026"/>
         <w:keepNext w:val="true"/>
         <w:numPr>
           <w:ilvl w:val="0"/>
@@ -7598,10 +8509,16 @@
           <w:szCs w:val="28"/>
         </w:rPr>
       </w:r>
+      <w:r>
+        <w:rPr>
+          <w:sz w:val="28"/>
+          <w:szCs w:val="28"/>
+        </w:rPr>
+      </w:r>
     </w:p>
     <w:p>
       <w:pPr>
-        <w:pStyle w:val="805"/>
+        <w:pStyle w:val="1026"/>
         <w:keepNext w:val="true"/>
         <w:numPr>
           <w:ilvl w:val="0"/>
@@ -7639,10 +8556,17 @@
           <w:highlight w:val="yellow"/>
         </w:rPr>
       </w:r>
+      <w:r>
+        <w:rPr>
+          <w:sz w:val="28"/>
+          <w:szCs w:val="28"/>
+          <w:highlight w:val="yellow"/>
+        </w:rPr>
+      </w:r>
     </w:p>
     <w:p>
       <w:pPr>
-        <w:pStyle w:val="805"/>
+        <w:pStyle w:val="1026"/>
         <w:keepNext w:val="true"/>
         <w:numPr>
           <w:ilvl w:val="0"/>
@@ -7677,10 +8601,16 @@
           <w:szCs w:val="28"/>
         </w:rPr>
       </w:r>
+      <w:r>
+        <w:rPr>
+          <w:sz w:val="28"/>
+          <w:szCs w:val="28"/>
+        </w:rPr>
+      </w:r>
     </w:p>
     <w:p>
       <w:pPr>
-        <w:pStyle w:val="805"/>
+        <w:pStyle w:val="1026"/>
         <w:keepNext w:val="true"/>
         <w:numPr>
           <w:ilvl w:val="0"/>
@@ -7715,10 +8645,16 @@
           <w:szCs w:val="28"/>
         </w:rPr>
       </w:r>
+      <w:r>
+        <w:rPr>
+          <w:sz w:val="28"/>
+          <w:szCs w:val="28"/>
+        </w:rPr>
+      </w:r>
     </w:p>
     <w:p>
       <w:pPr>
-        <w:pStyle w:val="805"/>
+        <w:pStyle w:val="1026"/>
         <w:keepNext w:val="true"/>
         <w:numPr>
           <w:ilvl w:val="0"/>
@@ -7753,6 +8689,12 @@
           <w:szCs w:val="28"/>
         </w:rPr>
       </w:r>
+      <w:r>
+        <w:rPr>
+          <w:sz w:val="28"/>
+          <w:szCs w:val="28"/>
+        </w:rPr>
+      </w:r>
     </w:p>
     <w:p>
       <w:pPr>
@@ -7796,10 +8738,17 @@
           <w:lang w:val="en-US"/>
         </w:rPr>
       </w:r>
+      <w:r>
+        <w:rPr>
+          <w:rFonts w:cs="Times New Roman"/>
+          <w:szCs w:val="28"/>
+          <w:lang w:val="en-US"/>
+        </w:rPr>
+      </w:r>
     </w:p>
     <w:p>
       <w:pPr>
-        <w:pStyle w:val="805"/>
+        <w:pStyle w:val="1026"/>
         <w:keepNext w:val="true"/>
         <w:numPr>
           <w:ilvl w:val="0"/>
@@ -7834,10 +8783,16 @@
           <w:szCs w:val="28"/>
         </w:rPr>
       </w:r>
+      <w:r>
+        <w:rPr>
+          <w:sz w:val="28"/>
+          <w:szCs w:val="28"/>
+        </w:rPr>
+      </w:r>
     </w:p>
     <w:p>
       <w:pPr>
-        <w:pStyle w:val="805"/>
+        <w:pStyle w:val="1026"/>
         <w:keepNext w:val="true"/>
         <w:numPr>
           <w:ilvl w:val="0"/>
@@ -7872,10 +8827,16 @@
           <w:szCs w:val="28"/>
         </w:rPr>
       </w:r>
+      <w:r>
+        <w:rPr>
+          <w:sz w:val="28"/>
+          <w:szCs w:val="28"/>
+        </w:rPr>
+      </w:r>
     </w:p>
     <w:p>
       <w:pPr>
-        <w:pStyle w:val="805"/>
+        <w:pStyle w:val="1026"/>
         <w:keepNext w:val="true"/>
         <w:numPr>
           <w:ilvl w:val="0"/>
@@ -7913,10 +8874,17 @@
           <w:highlight w:val="yellow"/>
         </w:rPr>
       </w:r>
+      <w:r>
+        <w:rPr>
+          <w:sz w:val="28"/>
+          <w:szCs w:val="28"/>
+          <w:highlight w:val="yellow"/>
+        </w:rPr>
+      </w:r>
     </w:p>
     <w:p>
       <w:pPr>
-        <w:pStyle w:val="805"/>
+        <w:pStyle w:val="1026"/>
         <w:keepNext w:val="true"/>
         <w:numPr>
           <w:ilvl w:val="0"/>
@@ -7951,10 +8919,16 @@
           <w:szCs w:val="28"/>
         </w:rPr>
       </w:r>
+      <w:r>
+        <w:rPr>
+          <w:sz w:val="28"/>
+          <w:szCs w:val="28"/>
+        </w:rPr>
+      </w:r>
     </w:p>
     <w:p>
       <w:pPr>
-        <w:pStyle w:val="805"/>
+        <w:pStyle w:val="1026"/>
         <w:keepNext w:val="true"/>
         <w:numPr>
           <w:ilvl w:val="0"/>
@@ -7989,6 +8963,12 @@
           <w:szCs w:val="28"/>
         </w:rPr>
       </w:r>
+      <w:r>
+        <w:rPr>
+          <w:sz w:val="28"/>
+          <w:szCs w:val="28"/>
+        </w:rPr>
+      </w:r>
     </w:p>
     <w:p>
       <w:pPr>
@@ -8032,10 +9012,17 @@
           <w:lang w:val="en-US"/>
         </w:rPr>
       </w:r>
+      <w:r>
+        <w:rPr>
+          <w:rFonts w:cs="Times New Roman"/>
+          <w:szCs w:val="28"/>
+          <w:lang w:val="en-US"/>
+        </w:rPr>
+      </w:r>
     </w:p>
     <w:p>
       <w:pPr>
-        <w:pStyle w:val="805"/>
+        <w:pStyle w:val="1026"/>
         <w:keepNext w:val="true"/>
         <w:numPr>
           <w:ilvl w:val="0"/>
@@ -8086,6 +9073,12 @@
           <w:szCs w:val="28"/>
         </w:rPr>
       </w:r>
+      <w:r>
+        <w:rPr>
+          <w:sz w:val="28"/>
+          <w:szCs w:val="28"/>
+        </w:rPr>
+      </w:r>
     </w:p>
     <w:p>
       <w:pPr>
@@ -8128,6 +9121,11 @@
           <w:szCs w:val="28"/>
         </w:rPr>
       </w:r>
+      <w:r>
+        <w:rPr>
+          <w:szCs w:val="28"/>
+        </w:rPr>
+      </w:r>
     </w:p>
     <w:p>
       <w:pPr>
@@ -8171,10 +9169,17 @@
           <w:lang w:val="en-US"/>
         </w:rPr>
       </w:r>
+      <w:r>
+        <w:rPr>
+          <w:rFonts w:cs="Times New Roman"/>
+          <w:szCs w:val="28"/>
+          <w:lang w:val="en-US"/>
+        </w:rPr>
+      </w:r>
     </w:p>
     <w:p>
       <w:pPr>
-        <w:pStyle w:val="805"/>
+        <w:pStyle w:val="1026"/>
         <w:keepNext w:val="true"/>
         <w:numPr>
           <w:ilvl w:val="0"/>
@@ -8224,6 +9229,12 @@
           <w:szCs w:val="28"/>
         </w:rPr>
       </w:r>
+      <w:r>
+        <w:rPr>
+          <w:sz w:val="28"/>
+          <w:szCs w:val="28"/>
+        </w:rPr>
+      </w:r>
     </w:p>
     <w:p>
       <w:pPr>
@@ -8272,6 +9283,11 @@
           <w:szCs w:val="28"/>
         </w:rPr>
       </w:r>
+      <w:r>
+        <w:rPr>
+          <w:szCs w:val="28"/>
+        </w:rPr>
+      </w:r>
     </w:p>
     <w:p>
       <w:pPr>
@@ -8315,10 +9331,17 @@
           <w:lang w:val="en-US"/>
         </w:rPr>
       </w:r>
+      <w:r>
+        <w:rPr>
+          <w:rFonts w:cs="Times New Roman"/>
+          <w:szCs w:val="28"/>
+          <w:lang w:val="en-US"/>
+        </w:rPr>
+      </w:r>
     </w:p>
     <w:p>
       <w:pPr>
-        <w:pStyle w:val="805"/>
+        <w:pStyle w:val="1026"/>
         <w:keepNext w:val="true"/>
         <w:numPr>
           <w:ilvl w:val="0"/>
@@ -8392,6 +9415,12 @@
           <w:szCs w:val="28"/>
         </w:rPr>
       </w:r>
+      <w:r>
+        <w:rPr>
+          <w:sz w:val="28"/>
+          <w:szCs w:val="28"/>
+        </w:rPr>
+      </w:r>
     </w:p>
     <w:p>
       <w:pPr>
@@ -8446,6 +9475,12 @@
           <w:lang w:val="en-US"/>
         </w:rPr>
       </w:r>
+      <w:r>
+        <w:rPr>
+          <w:szCs w:val="28"/>
+          <w:lang w:val="en-US"/>
+        </w:rPr>
+      </w:r>
     </w:p>
     <w:p>
       <w:pPr>
@@ -8529,6 +9564,12 @@
           <w:lang w:val="en-US"/>
         </w:rPr>
         <w:tab/>
+      </w:r>
+      <w:r>
+        <w:rPr>
+          <w:szCs w:val="28"/>
+          <w:lang w:val="en-US"/>
+        </w:rPr>
       </w:r>
       <w:r>
         <w:rPr>
@@ -8587,6 +9628,11 @@
           <w:szCs w:val="28"/>
         </w:rPr>
       </w:r>
+      <w:r>
+        <w:rPr>
+          <w:szCs w:val="28"/>
+        </w:rPr>
+      </w:r>
     </w:p>
     <w:p>
       <w:pPr>
@@ -8637,6 +9683,11 @@
           <w:szCs w:val="28"/>
         </w:rPr>
       </w:r>
+      <w:r>
+        <w:rPr>
+          <w:szCs w:val="28"/>
+        </w:rPr>
+      </w:r>
     </w:p>
     <w:p>
       <w:pPr>
@@ -8674,6 +9725,11 @@
           <w:szCs w:val="28"/>
         </w:rPr>
       </w:r>
+      <w:r>
+        <w:rPr>
+          <w:szCs w:val="28"/>
+        </w:rPr>
+      </w:r>
     </w:p>
     <w:p>
       <w:pPr>
@@ -8761,6 +9817,12 @@
           <w:lang w:val="en-US"/>
         </w:rPr>
       </w:r>
+      <w:r>
+        <w:rPr>
+          <w:szCs w:val="28"/>
+          <w:lang w:val="en-US"/>
+        </w:rPr>
+      </w:r>
     </w:p>
     <w:p>
       <w:pPr>
@@ -8799,6 +9861,11 @@
           <w:szCs w:val="28"/>
         </w:rPr>
       </w:r>
+      <w:r>
+        <w:rPr>
+          <w:szCs w:val="28"/>
+        </w:rPr>
+      </w:r>
     </w:p>
     <w:p>
       <w:pPr>
@@ -8836,6 +9903,11 @@
           <w:szCs w:val="28"/>
         </w:rPr>
       </w:r>
+      <w:r>
+        <w:rPr>
+          <w:szCs w:val="28"/>
+        </w:rPr>
+      </w:r>
     </w:p>
     <w:p>
       <w:pPr>
@@ -8887,6 +9959,11 @@
           <w:szCs w:val="28"/>
         </w:rPr>
       </w:r>
+      <w:r>
+        <w:rPr>
+          <w:szCs w:val="28"/>
+        </w:rPr>
+      </w:r>
     </w:p>
     <w:p>
       <w:pPr>
@@ -8966,6 +10043,12 @@
           <w:highlight w:val="yellow"/>
         </w:rPr>
       </w:r>
+      <w:r>
+        <w:rPr>
+          <w:szCs w:val="28"/>
+          <w:highlight w:val="yellow"/>
+        </w:rPr>
+      </w:r>
     </w:p>
     <w:p>
       <w:pPr>
@@ -9041,6 +10124,13 @@
           <w:lang w:val="fr-FR"/>
         </w:rPr>
       </w:r>
+      <w:r>
+        <w:rPr>
+          <w:bCs/>
+          <w:szCs w:val="28"/>
+          <w:lang w:val="fr-FR"/>
+        </w:rPr>
+      </w:r>
     </w:p>
     <w:p>
       <w:pPr>
@@ -9105,6 +10195,11 @@
           <w:szCs w:val="28"/>
         </w:rPr>
       </w:r>
+      <w:r>
+        <w:rPr>
+          <w:szCs w:val="28"/>
+        </w:rPr>
+      </w:r>
     </w:p>
     <w:p>
       <w:pPr>
@@ -9180,6 +10275,13 @@
           <w:lang w:val="fr-FR"/>
         </w:rPr>
       </w:r>
+      <w:r>
+        <w:rPr>
+          <w:bCs/>
+          <w:szCs w:val="28"/>
+          <w:lang w:val="fr-FR"/>
+        </w:rPr>
+      </w:r>
     </w:p>
     <w:p>
       <w:pPr>
@@ -9232,6 +10334,11 @@
           <w:szCs w:val="28"/>
         </w:rPr>
       </w:r>
+      <w:r>
+        <w:rPr>
+          <w:szCs w:val="28"/>
+        </w:rPr>
+      </w:r>
     </w:p>
     <w:p>
       <w:pPr>
@@ -9289,6 +10396,12 @@
           <w:lang w:val="en-US"/>
         </w:rPr>
       </w:r>
+      <w:r>
+        <w:rPr>
+          <w:szCs w:val="28"/>
+          <w:lang w:val="en-US"/>
+        </w:rPr>
+      </w:r>
     </w:p>
     <w:p>
       <w:pPr>
@@ -9324,6 +10437,11 @@
           <w:szCs w:val="28"/>
         </w:rPr>
       </w:r>
+      <w:r>
+        <w:rPr>
+          <w:szCs w:val="28"/>
+        </w:rPr>
+      </w:r>
     </w:p>
     <w:p>
       <w:pPr>
@@ -9379,6 +10497,12 @@
           <w:lang w:val="en-US"/>
         </w:rPr>
       </w:r>
+      <w:r>
+        <w:rPr>
+          <w:szCs w:val="28"/>
+          <w:lang w:val="en-US"/>
+        </w:rPr>
+      </w:r>
     </w:p>
     <w:p>
       <w:pPr>
@@ -9473,6 +10597,11 @@
           <w:szCs w:val="28"/>
         </w:rPr>
       </w:r>
+      <w:r>
+        <w:rPr>
+          <w:szCs w:val="28"/>
+        </w:rPr>
+      </w:r>
     </w:p>
     <w:p>
       <w:pPr>
@@ -9519,6 +10648,12 @@
           <w:lang w:val="en-US"/>
         </w:rPr>
       </w:r>
+      <w:r>
+        <w:rPr>
+          <w:szCs w:val="28"/>
+          <w:lang w:val="en-US"/>
+        </w:rPr>
+      </w:r>
     </w:p>
     <w:p>
       <w:pPr>
@@ -9542,6 +10677,11 @@
           <w:lang w:val="en-US"/>
         </w:rPr>
         <w:t xml:space="preserve">E. Muối Sulfat của Glutamin</w:t>
+      </w:r>
+      <w:r>
+        <w:rPr>
+          <w:szCs w:val="28"/>
+        </w:rPr>
       </w:r>
       <w:r>
         <w:rPr>
@@ -9600,6 +10740,11 @@
           <w:szCs w:val="28"/>
         </w:rPr>
       </w:r>
+      <w:r>
+        <w:rPr>
+          <w:szCs w:val="28"/>
+        </w:rPr>
+      </w:r>
     </w:p>
     <w:p>
       <w:pPr>
@@ -9671,6 +10816,11 @@
           <w:szCs w:val="28"/>
         </w:rPr>
       </w:r>
+      <w:r>
+        <w:rPr>
+          <w:szCs w:val="28"/>
+        </w:rPr>
+      </w:r>
     </w:p>
     <w:p>
       <w:pPr>
@@ -9776,6 +10926,13 @@
           <w:lang w:val="fr-FR"/>
         </w:rPr>
       </w:r>
+      <w:r>
+        <w:rPr>
+          <w:bCs/>
+          <w:szCs w:val="28"/>
+          <w:highlight w:val="yellow"/>
+        </w:rPr>
+      </w:r>
     </w:p>
     <w:p>
       <w:pPr>
@@ -9857,6 +11014,11 @@
           <w:szCs w:val="28"/>
         </w:rPr>
       </w:r>
+      <w:r>
+        <w:rPr>
+          <w:szCs w:val="28"/>
+        </w:rPr>
+      </w:r>
     </w:p>
     <w:p>
       <w:pPr>
@@ -9963,6 +11125,14 @@
           <w:lang w:val="fr-FR"/>
         </w:rPr>
       </w:r>
+      <w:r>
+        <w:rPr>
+          <w:rFonts w:eastAsia="+mn-ea"/>
+          <w:bCs/>
+          <w:szCs w:val="28"/>
+          <w:lang w:val="fr-FR"/>
+        </w:rPr>
+      </w:r>
     </w:p>
     <w:p>
       <w:pPr>
@@ -10015,6 +11185,11 @@
           <w:szCs w:val="28"/>
         </w:rPr>
       </w:r>
+      <w:r>
+        <w:rPr>
+          <w:szCs w:val="28"/>
+        </w:rPr>
+      </w:r>
     </w:p>
     <w:p>
       <w:pPr>
@@ -10071,6 +11246,12 @@
           <w:lang w:val="en-US"/>
         </w:rPr>
       </w:r>
+      <w:r>
+        <w:rPr>
+          <w:szCs w:val="28"/>
+          <w:lang w:val="en-US"/>
+        </w:rPr>
+      </w:r>
     </w:p>
     <w:p>
       <w:pPr>
@@ -10101,6 +11282,11 @@
         </w:rPr>
         <w:tab/>
         <w:t xml:space="preserve">D. Carboxypetidase</w:t>
+      </w:r>
+      <w:r>
+        <w:rPr>
+          <w:szCs w:val="28"/>
+        </w:rPr>
       </w:r>
       <w:r>
         <w:rPr>
@@ -10172,6 +11358,11 @@
           <w:szCs w:val="28"/>
         </w:rPr>
       </w:r>
+      <w:r>
+        <w:rPr>
+          <w:szCs w:val="28"/>
+        </w:rPr>
+      </w:r>
     </w:p>
     <w:p>
       <w:pPr>
@@ -10251,6 +11442,12 @@
           <w:highlight w:val="yellow"/>
         </w:rPr>
       </w:r>
+      <w:r>
+        <w:rPr>
+          <w:szCs w:val="28"/>
+          <w:highlight w:val="yellow"/>
+        </w:rPr>
+      </w:r>
     </w:p>
     <w:p>
       <w:pPr>
@@ -10347,6 +11544,13 @@
           <w:lang w:val="fr-FR"/>
         </w:rPr>
       </w:r>
+      <w:r>
+        <w:rPr>
+          <w:bCs/>
+          <w:szCs w:val="28"/>
+          <w:lang w:val="fr-FR"/>
+        </w:rPr>
+      </w:r>
     </w:p>
     <w:p>
       <w:pPr>
@@ -10428,6 +11632,11 @@
           <w:szCs w:val="28"/>
         </w:rPr>
       </w:r>
+      <w:r>
+        <w:rPr>
+          <w:szCs w:val="28"/>
+        </w:rPr>
+      </w:r>
     </w:p>
     <w:p>
       <w:pPr>
@@ -10532,6 +11741,13 @@
           <w:lang w:val="fr-FR"/>
         </w:rPr>
       </w:r>
+      <w:r>
+        <w:rPr>
+          <w:bCs/>
+          <w:szCs w:val="28"/>
+          <w:lang w:val="fr-FR"/>
+        </w:rPr>
+      </w:r>
     </w:p>
     <w:p>
       <w:pPr>
@@ -10571,6 +11787,12 @@
           <w:lang w:val="en-US"/>
         </w:rPr>
       </w:r>
+      <w:r>
+        <w:rPr>
+          <w:szCs w:val="28"/>
+          <w:lang w:val="en-US"/>
+        </w:rPr>
+      </w:r>
     </w:p>
     <w:p>
       <w:pPr>
@@ -10642,6 +11864,12 @@
           <w:lang w:val="en-US"/>
         </w:rPr>
       </w:r>
+      <w:r>
+        <w:rPr>
+          <w:szCs w:val="28"/>
+          <w:lang w:val="en-US"/>
+        </w:rPr>
+      </w:r>
     </w:p>
     <w:p>
       <w:pPr>
@@ -10689,6 +11917,12 @@
           <w:lang w:val="en-US"/>
         </w:rPr>
       </w:r>
+      <w:r>
+        <w:rPr>
+          <w:szCs w:val="28"/>
+          <w:lang w:val="en-US"/>
+        </w:rPr>
+      </w:r>
     </w:p>
     <w:p>
       <w:pPr>
@@ -10760,6 +11994,12 @@
           <w:lang w:val="en-US"/>
         </w:rPr>
       </w:r>
+      <w:r>
+        <w:rPr>
+          <w:szCs w:val="28"/>
+          <w:lang w:val="en-US"/>
+        </w:rPr>
+      </w:r>
     </w:p>
     <w:p>
       <w:pPr>
@@ -10799,6 +12039,12 @@
           <w:lang w:val="en-US"/>
         </w:rPr>
       </w:r>
+      <w:r>
+        <w:rPr>
+          <w:szCs w:val="28"/>
+          <w:lang w:val="en-US"/>
+        </w:rPr>
+      </w:r>
     </w:p>
     <w:p>
       <w:pPr>
@@ -10854,6 +12100,12 @@
           <w:lang w:val="en-US"/>
         </w:rPr>
       </w:r>
+      <w:r>
+        <w:rPr>
+          <w:szCs w:val="28"/>
+          <w:lang w:val="en-US"/>
+        </w:rPr>
+      </w:r>
     </w:p>
     <w:p>
       <w:pPr>
@@ -10894,6 +12146,12 @@
           <w:lang w:val="en-US"/>
         </w:rPr>
       </w:r>
+      <w:r>
+        <w:rPr>
+          <w:szCs w:val="28"/>
+          <w:lang w:val="en-US"/>
+        </w:rPr>
+      </w:r>
     </w:p>
     <w:p>
       <w:pPr>
@@ -10939,6 +12197,12 @@
           <w:lang w:val="en-US"/>
         </w:rPr>
       </w:r>
+      <w:r>
+        <w:rPr>
+          <w:szCs w:val="28"/>
+          <w:lang w:val="en-US"/>
+        </w:rPr>
+      </w:r>
     </w:p>
     <w:p>
       <w:pPr>
@@ -10986,6 +12250,12 @@
           <w:lang w:val="en-US"/>
         </w:rPr>
       </w:r>
+      <w:r>
+        <w:rPr>
+          <w:szCs w:val="28"/>
+          <w:lang w:val="en-US"/>
+        </w:rPr>
+      </w:r>
     </w:p>
     <w:p>
       <w:pPr>
@@ -11100,6 +12370,12 @@
           <w:lang w:val="en-US"/>
         </w:rPr>
       </w:r>
+      <w:r>
+        <w:rPr>
+          <w:szCs w:val="28"/>
+          <w:lang w:val="en-US"/>
+        </w:rPr>
+      </w:r>
     </w:p>
     <w:p>
       <w:pPr>
@@ -11139,6 +12415,12 @@
           <w:lang w:val="en-US"/>
         </w:rPr>
       </w:r>
+      <w:r>
+        <w:rPr>
+          <w:szCs w:val="28"/>
+          <w:lang w:val="en-US"/>
+        </w:rPr>
+      </w:r>
     </w:p>
     <w:p>
       <w:pPr>
@@ -11222,6 +12504,12 @@
           <w:lang w:val="en-US"/>
         </w:rPr>
       </w:r>
+      <w:r>
+        <w:rPr>
+          <w:szCs w:val="28"/>
+          <w:lang w:val="en-US"/>
+        </w:rPr>
+      </w:r>
     </w:p>
     <w:p>
       <w:pPr>
@@ -11261,6 +12549,12 @@
           <w:lang w:val="en-US"/>
         </w:rPr>
       </w:r>
+      <w:r>
+        <w:rPr>
+          <w:szCs w:val="28"/>
+          <w:lang w:val="en-US"/>
+        </w:rPr>
+      </w:r>
     </w:p>
     <w:p>
       <w:pPr>
@@ -11340,6 +12634,12 @@
           <w:lang w:val="en-US"/>
         </w:rPr>
       </w:r>
+      <w:r>
+        <w:rPr>
+          <w:szCs w:val="28"/>
+          <w:lang w:val="en-US"/>
+        </w:rPr>
+      </w:r>
     </w:p>
     <w:p>
       <w:pPr>
@@ -11379,6 +12679,12 @@
           <w:lang w:val="en-US"/>
         </w:rPr>
       </w:r>
+      <w:r>
+        <w:rPr>
+          <w:szCs w:val="28"/>
+          <w:lang w:val="en-US"/>
+        </w:rPr>
+      </w:r>
     </w:p>
     <w:p>
       <w:pPr>
@@ -11419,6 +12725,12 @@
           <w:lang w:val="en-US"/>
         </w:rPr>
       </w:r>
+      <w:r>
+        <w:rPr>
+          <w:szCs w:val="28"/>
+          <w:lang w:val="en-US"/>
+        </w:rPr>
+      </w:r>
     </w:p>
     <w:p>
       <w:pPr>
@@ -11467,6 +12779,12 @@
           <w:lang w:val="en-US"/>
         </w:rPr>
       </w:r>
+      <w:r>
+        <w:rPr>
+          <w:szCs w:val="28"/>
+          <w:highlight w:val="yellow"/>
+        </w:rPr>
+      </w:r>
     </w:p>
     <w:p>
       <w:pPr>
@@ -11499,6 +12817,12 @@
           <w:lang w:val="en-US"/>
         </w:rPr>
       </w:r>
+      <w:r>
+        <w:rPr>
+          <w:szCs w:val="28"/>
+          <w:lang w:val="en-US"/>
+        </w:rPr>
+      </w:r>
     </w:p>
     <w:p>
       <w:pPr>
@@ -11538,6 +12862,12 @@
           <w:lang w:val="en-US"/>
         </w:rPr>
       </w:r>
+      <w:r>
+        <w:rPr>
+          <w:szCs w:val="28"/>
+          <w:lang w:val="en-US"/>
+        </w:rPr>
+      </w:r>
     </w:p>
     <w:p>
       <w:pPr>
@@ -11605,6 +12935,12 @@
           <w:lang w:val="en-US"/>
         </w:rPr>
       </w:r>
+      <w:r>
+        <w:rPr>
+          <w:szCs w:val="28"/>
+          <w:lang w:val="en-US"/>
+        </w:rPr>
+      </w:r>
     </w:p>
     <w:p>
       <w:pPr>
@@ -11674,6 +13010,12 @@
           <w:lang w:val="en-US"/>
         </w:rPr>
       </w:r>
+      <w:r>
+        <w:rPr>
+          <w:szCs w:val="28"/>
+          <w:lang w:val="en-US"/>
+        </w:rPr>
+      </w:r>
     </w:p>
     <w:p>
       <w:pPr>
@@ -11721,6 +13063,12 @@
           <w:lang w:val="en-US"/>
         </w:rPr>
       </w:r>
+      <w:r>
+        <w:rPr>
+          <w:szCs w:val="28"/>
+          <w:lang w:val="en-US"/>
+        </w:rPr>
+      </w:r>
     </w:p>
     <w:p>
       <w:pPr>
@@ -11788,6 +13136,12 @@
           <w:lang w:val="en-US"/>
         </w:rPr>
       </w:r>
+      <w:r>
+        <w:rPr>
+          <w:szCs w:val="28"/>
+          <w:lang w:val="en-US"/>
+        </w:rPr>
+      </w:r>
     </w:p>
     <w:p>
       <w:pPr>
@@ -11857,6 +13211,12 @@
           <w:lang w:val="en-US"/>
         </w:rPr>
       </w:r>
+      <w:r>
+        <w:rPr>
+          <w:szCs w:val="28"/>
+          <w:lang w:val="en-US"/>
+        </w:rPr>
+      </w:r>
     </w:p>
     <w:p>
       <w:pPr>
@@ -11896,10 +13256,16 @@
           <w:lang w:val="en-US"/>
         </w:rPr>
       </w:r>
+      <w:r>
+        <w:rPr>
+          <w:szCs w:val="28"/>
+          <w:lang w:val="en-US"/>
+        </w:rPr>
+      </w:r>
     </w:p>
     <w:p>
       <w:pPr>
-        <w:pStyle w:val="805"/>
+        <w:pStyle w:val="1026"/>
         <w:numPr>
           <w:ilvl w:val="0"/>
           <w:numId w:val="35"/>
@@ -11956,10 +13322,17 @@
           <w:highlight w:val="yellow"/>
         </w:rPr>
       </w:r>
+      <w:r>
+        <w:rPr>
+          <w:sz w:val="28"/>
+          <w:szCs w:val="28"/>
+          <w:highlight w:val="yellow"/>
+        </w:rPr>
+      </w:r>
     </w:p>
     <w:p>
       <w:pPr>
-        <w:pStyle w:val="805"/>
+        <w:pStyle w:val="1026"/>
         <w:numPr>
           <w:ilvl w:val="0"/>
           <w:numId w:val="35"/>
@@ -11993,10 +13366,16 @@
           <w:szCs w:val="28"/>
         </w:rPr>
       </w:r>
+      <w:r>
+        <w:rPr>
+          <w:sz w:val="28"/>
+          <w:szCs w:val="28"/>
+        </w:rPr>
+      </w:r>
     </w:p>
     <w:p>
       <w:pPr>
-        <w:pStyle w:val="805"/>
+        <w:pStyle w:val="1026"/>
         <w:numPr>
           <w:ilvl w:val="0"/>
           <w:numId w:val="35"/>
@@ -12039,10 +13418,16 @@
           <w:szCs w:val="28"/>
         </w:rPr>
       </w:r>
+      <w:r>
+        <w:rPr>
+          <w:sz w:val="28"/>
+          <w:szCs w:val="28"/>
+        </w:rPr>
+      </w:r>
     </w:p>
     <w:p>
       <w:pPr>
-        <w:pStyle w:val="805"/>
+        <w:pStyle w:val="1026"/>
         <w:numPr>
           <w:ilvl w:val="0"/>
           <w:numId w:val="35"/>
@@ -12102,6 +13487,12 @@
           <w:szCs w:val="28"/>
         </w:rPr>
       </w:r>
+      <w:r>
+        <w:rPr>
+          <w:sz w:val="28"/>
+          <w:szCs w:val="28"/>
+        </w:rPr>
+      </w:r>
     </w:p>
     <w:p>
       <w:pPr>
@@ -12162,6 +13553,12 @@
           <w:lang w:val="en-US"/>
         </w:rPr>
       </w:r>
+      <w:r>
+        <w:rPr>
+          <w:szCs w:val="28"/>
+          <w:lang w:val="en-US"/>
+        </w:rPr>
+      </w:r>
     </w:p>
     <w:p>
       <w:pPr>
@@ -12209,10 +13606,16 @@
           <w:lang w:val="en-US"/>
         </w:rPr>
       </w:r>
+      <w:r>
+        <w:rPr>
+          <w:szCs w:val="28"/>
+          <w:lang w:val="en-US"/>
+        </w:rPr>
+      </w:r>
     </w:p>
     <w:p>
       <w:pPr>
-        <w:pStyle w:val="805"/>
+        <w:pStyle w:val="1026"/>
         <w:numPr>
           <w:ilvl w:val="0"/>
           <w:numId w:val="36"/>
@@ -12246,10 +13649,16 @@
           <w:szCs w:val="28"/>
         </w:rPr>
       </w:r>
+      <w:r>
+        <w:rPr>
+          <w:sz w:val="28"/>
+          <w:szCs w:val="28"/>
+        </w:rPr>
+      </w:r>
     </w:p>
     <w:p>
       <w:pPr>
-        <w:pStyle w:val="805"/>
+        <w:pStyle w:val="1026"/>
         <w:numPr>
           <w:ilvl w:val="0"/>
           <w:numId w:val="36"/>
@@ -12283,10 +13692,16 @@
           <w:szCs w:val="28"/>
         </w:rPr>
       </w:r>
+      <w:r>
+        <w:rPr>
+          <w:sz w:val="28"/>
+          <w:szCs w:val="28"/>
+        </w:rPr>
+      </w:r>
     </w:p>
     <w:p>
       <w:pPr>
-        <w:pStyle w:val="805"/>
+        <w:pStyle w:val="1026"/>
         <w:numPr>
           <w:ilvl w:val="0"/>
           <w:numId w:val="36"/>
@@ -12329,10 +13744,16 @@
           <w:szCs w:val="28"/>
         </w:rPr>
       </w:r>
+      <w:r>
+        <w:rPr>
+          <w:sz w:val="28"/>
+          <w:szCs w:val="28"/>
+        </w:rPr>
+      </w:r>
     </w:p>
     <w:p>
       <w:pPr>
-        <w:pStyle w:val="805"/>
+        <w:pStyle w:val="1026"/>
         <w:numPr>
           <w:ilvl w:val="0"/>
           <w:numId w:val="36"/>
@@ -12420,10 +13841,17 @@
           <w:highlight w:val="yellow"/>
         </w:rPr>
       </w:r>
+      <w:r>
+        <w:rPr>
+          <w:sz w:val="28"/>
+          <w:szCs w:val="28"/>
+          <w:highlight w:val="yellow"/>
+        </w:rPr>
+      </w:r>
     </w:p>
     <w:p>
       <w:pPr>
-        <w:pStyle w:val="805"/>
+        <w:pStyle w:val="1026"/>
         <w:numPr>
           <w:ilvl w:val="0"/>
           <w:numId w:val="36"/>
@@ -12487,6 +13915,12 @@
           <w:szCs w:val="28"/>
         </w:rPr>
       </w:r>
+      <w:r>
+        <w:rPr>
+          <w:sz w:val="28"/>
+          <w:szCs w:val="28"/>
+        </w:rPr>
+      </w:r>
     </w:p>
     <w:p>
       <w:pPr>
@@ -12526,10 +13960,16 @@
           <w:lang w:val="en-US"/>
         </w:rPr>
       </w:r>
+      <w:r>
+        <w:rPr>
+          <w:szCs w:val="28"/>
+          <w:lang w:val="en-US"/>
+        </w:rPr>
+      </w:r>
     </w:p>
     <w:p>
       <w:pPr>
-        <w:pStyle w:val="805"/>
+        <w:pStyle w:val="1026"/>
         <w:numPr>
           <w:ilvl w:val="0"/>
           <w:numId w:val="37"/>
@@ -12563,10 +14003,16 @@
           <w:szCs w:val="28"/>
         </w:rPr>
       </w:r>
+      <w:r>
+        <w:rPr>
+          <w:sz w:val="28"/>
+          <w:szCs w:val="28"/>
+        </w:rPr>
+      </w:r>
     </w:p>
     <w:p>
       <w:pPr>
-        <w:pStyle w:val="805"/>
+        <w:pStyle w:val="1026"/>
         <w:numPr>
           <w:ilvl w:val="0"/>
           <w:numId w:val="37"/>
@@ -12600,10 +14046,16 @@
           <w:szCs w:val="28"/>
         </w:rPr>
       </w:r>
+      <w:r>
+        <w:rPr>
+          <w:sz w:val="28"/>
+          <w:szCs w:val="28"/>
+        </w:rPr>
+      </w:r>
     </w:p>
     <w:p>
       <w:pPr>
-        <w:pStyle w:val="805"/>
+        <w:pStyle w:val="1026"/>
         <w:numPr>
           <w:ilvl w:val="0"/>
           <w:numId w:val="37"/>
@@ -12646,10 +14098,16 @@
           <w:szCs w:val="28"/>
         </w:rPr>
       </w:r>
+      <w:r>
+        <w:rPr>
+          <w:sz w:val="28"/>
+          <w:szCs w:val="28"/>
+        </w:rPr>
+      </w:r>
     </w:p>
     <w:p>
       <w:pPr>
-        <w:pStyle w:val="805"/>
+        <w:pStyle w:val="1026"/>
         <w:numPr>
           <w:ilvl w:val="0"/>
           <w:numId w:val="37"/>
@@ -12709,10 +14167,16 @@
           <w:szCs w:val="28"/>
         </w:rPr>
       </w:r>
+      <w:r>
+        <w:rPr>
+          <w:sz w:val="28"/>
+          <w:szCs w:val="28"/>
+        </w:rPr>
+      </w:r>
     </w:p>
     <w:p>
       <w:pPr>
-        <w:pStyle w:val="805"/>
+        <w:pStyle w:val="1026"/>
         <w:numPr>
           <w:ilvl w:val="0"/>
           <w:numId w:val="37"/>
@@ -12805,6 +14269,13 @@
           <w:highlight w:val="yellow"/>
         </w:rPr>
       </w:r>
+      <w:r>
+        <w:rPr>
+          <w:sz w:val="28"/>
+          <w:szCs w:val="28"/>
+          <w:highlight w:val="yellow"/>
+        </w:rPr>
+      </w:r>
     </w:p>
     <w:p>
       <w:pPr>
@@ -12844,6 +14315,12 @@
           <w:lang w:val="en-US"/>
         </w:rPr>
       </w:r>
+      <w:r>
+        <w:rPr>
+          <w:szCs w:val="28"/>
+          <w:lang w:val="en-US"/>
+        </w:rPr>
+      </w:r>
     </w:p>
     <w:p>
       <w:pPr>
@@ -12899,6 +14376,12 @@
           <w:lang w:val="en-US"/>
         </w:rPr>
       </w:r>
+      <w:r>
+        <w:rPr>
+          <w:szCs w:val="28"/>
+          <w:lang w:val="en-US"/>
+        </w:rPr>
+      </w:r>
     </w:p>
     <w:p>
       <w:pPr>
@@ -12937,6 +14420,12 @@
           <w:lang w:val="en-US"/>
         </w:rPr>
       </w:r>
+      <w:r>
+        <w:rPr>
+          <w:szCs w:val="28"/>
+          <w:lang w:val="en-US"/>
+        </w:rPr>
+      </w:r>
     </w:p>
     <w:p>
       <w:pPr>
@@ -12975,6 +14464,12 @@
           <w:lang w:val="en-US"/>
         </w:rPr>
       </w:r>
+      <w:r>
+        <w:rPr>
+          <w:szCs w:val="28"/>
+          <w:lang w:val="en-US"/>
+        </w:rPr>
+      </w:r>
     </w:p>
     <w:p>
       <w:pPr>
@@ -13007,6 +14502,12 @@
           <w:lang w:val="en-US"/>
         </w:rPr>
       </w:r>
+      <w:r>
+        <w:rPr>
+          <w:szCs w:val="28"/>
+          <w:lang w:val="en-US"/>
+        </w:rPr>
+      </w:r>
     </w:p>
     <w:p>
       <w:pPr>
@@ -13039,6 +14540,12 @@
           <w:lang w:val="en-US"/>
         </w:rPr>
       </w:r>
+      <w:r>
+        <w:rPr>
+          <w:szCs w:val="28"/>
+          <w:lang w:val="en-US"/>
+        </w:rPr>
+      </w:r>
     </w:p>
     <w:p>
       <w:pPr>
@@ -13086,6 +14593,12 @@
           <w:lang w:val="en-US"/>
         </w:rPr>
       </w:r>
+      <w:r>
+        <w:rPr>
+          <w:szCs w:val="28"/>
+          <w:lang w:val="en-US"/>
+        </w:rPr>
+      </w:r>
     </w:p>
     <w:p>
       <w:pPr>
@@ -13131,6 +14644,12 @@
           <w:lang w:val="en-US"/>
         </w:rPr>
       </w:r>
+      <w:r>
+        <w:rPr>
+          <w:szCs w:val="28"/>
+          <w:lang w:val="en-US"/>
+        </w:rPr>
+      </w:r>
     </w:p>
     <w:p>
       <w:pPr>
@@ -13187,6 +14706,12 @@
           <w:lang w:val="en-US"/>
         </w:rPr>
       </w:r>
+      <w:r>
+        <w:rPr>
+          <w:szCs w:val="28"/>
+          <w:lang w:val="en-US"/>
+        </w:rPr>
+      </w:r>
     </w:p>
     <w:p>
       <w:pPr>
@@ -13225,6 +14750,12 @@
           <w:lang w:val="en-US"/>
         </w:rPr>
       </w:r>
+      <w:r>
+        <w:rPr>
+          <w:szCs w:val="28"/>
+          <w:lang w:val="en-US"/>
+        </w:rPr>
+      </w:r>
     </w:p>
     <w:p>
       <w:pPr>
@@ -13257,6 +14788,12 @@
           <w:lang w:val="en-US"/>
         </w:rPr>
       </w:r>
+      <w:r>
+        <w:rPr>
+          <w:szCs w:val="28"/>
+          <w:lang w:val="en-US"/>
+        </w:rPr>
+      </w:r>
     </w:p>
     <w:p>
       <w:pPr>
@@ -13289,6 +14826,12 @@
           <w:lang w:val="en-US"/>
         </w:rPr>
       </w:r>
+      <w:r>
+        <w:rPr>
+          <w:szCs w:val="28"/>
+          <w:lang w:val="en-US"/>
+        </w:rPr>
+      </w:r>
     </w:p>
     <w:p>
       <w:pPr>
@@ -13336,6 +14879,12 @@
           <w:lang w:val="en-US"/>
         </w:rPr>
       </w:r>
+      <w:r>
+        <w:rPr>
+          <w:szCs w:val="28"/>
+          <w:lang w:val="en-US"/>
+        </w:rPr>
+      </w:r>
     </w:p>
     <w:p>
       <w:pPr>
@@ -13381,6 +14930,12 @@
           <w:lang w:val="en-US"/>
         </w:rPr>
       </w:r>
+      <w:r>
+        <w:rPr>
+          <w:szCs w:val="28"/>
+          <w:lang w:val="en-US"/>
+        </w:rPr>
+      </w:r>
     </w:p>
     <w:p>
       <w:pPr>
@@ -13419,6 +14974,12 @@
           <w:lang w:val="en-US"/>
         </w:rPr>
       </w:r>
+      <w:r>
+        <w:rPr>
+          <w:szCs w:val="28"/>
+          <w:lang w:val="en-US"/>
+        </w:rPr>
+      </w:r>
     </w:p>
     <w:p>
       <w:pPr>
@@ -13505,6 +15066,12 @@
           <w:lang w:val="en-US"/>
         </w:rPr>
       </w:r>
+      <w:r>
+        <w:rPr>
+          <w:szCs w:val="28"/>
+          <w:lang w:val="en-US"/>
+        </w:rPr>
+      </w:r>
     </w:p>
     <w:p>
       <w:pPr>
@@ -13537,6 +15104,12 @@
           <w:lang w:val="en-US"/>
         </w:rPr>
       </w:r>
+      <w:r>
+        <w:rPr>
+          <w:szCs w:val="28"/>
+          <w:lang w:val="en-US"/>
+        </w:rPr>
+      </w:r>
     </w:p>
     <w:p>
       <w:pPr>
@@ -13569,6 +15142,12 @@
           <w:lang w:val="en-US"/>
         </w:rPr>
       </w:r>
+      <w:r>
+        <w:rPr>
+          <w:szCs w:val="28"/>
+          <w:lang w:val="en-US"/>
+        </w:rPr>
+      </w:r>
     </w:p>
     <w:p>
       <w:pPr>
@@ -13608,10 +15187,16 @@
           <w:lang w:val="en-US"/>
         </w:rPr>
       </w:r>
+      <w:r>
+        <w:rPr>
+          <w:szCs w:val="28"/>
+          <w:lang w:val="en-US"/>
+        </w:rPr>
+      </w:r>
     </w:p>
     <w:p>
       <w:pPr>
-        <w:pStyle w:val="805"/>
+        <w:pStyle w:val="1026"/>
         <w:numPr>
           <w:ilvl w:val="0"/>
           <w:numId w:val="38"/>
@@ -13622,12 +15207,14 @@
         <w:rPr>
           <w:sz w:val="28"/>
           <w:szCs w:val="28"/>
+          <w:highlight w:val="yellow"/>
         </w:rPr>
       </w:pPr>
       <w:r>
         <w:rPr>
           <w:sz w:val="28"/>
           <w:szCs w:val="28"/>
+          <w:highlight w:val="yellow"/>
         </w:rPr>
         <w:t xml:space="preserve">Hầu hết các amino acid thu nhận được khi thuỷ phân protein đều ở dạng L-</w:t>
       </w:r>
@@ -13635,6 +15222,7 @@
         <w:rPr>
           <w:sz w:val="28"/>
           <w:szCs w:val="28"/>
+          <w:highlight w:val="yellow"/>
           <w:lang w:val="el-GR"/>
         </w:rPr>
         <w:t xml:space="preserve">α </w:t>
@@ -13643,6 +15231,7 @@
         <w:rPr>
           <w:sz w:val="28"/>
           <w:szCs w:val="28"/>
+          <w:highlight w:val="yellow"/>
         </w:rPr>
         <w:t xml:space="preserve">amino acid </w:t>
       </w:r>
@@ -13650,12 +15239,20 @@
         <w:rPr>
           <w:sz w:val="28"/>
           <w:szCs w:val="28"/>
+          <w:highlight w:val="yellow"/>
+        </w:rPr>
+      </w:r>
+      <w:r>
+        <w:rPr>
+          <w:sz w:val="28"/>
+          <w:szCs w:val="28"/>
+          <w:highlight w:val="yellow"/>
         </w:rPr>
       </w:r>
     </w:p>
     <w:p>
       <w:pPr>
-        <w:pStyle w:val="805"/>
+        <w:pStyle w:val="1026"/>
         <w:numPr>
           <w:ilvl w:val="0"/>
           <w:numId w:val="38"/>
@@ -13681,10 +15278,16 @@
           <w:szCs w:val="28"/>
         </w:rPr>
       </w:r>
+      <w:r>
+        <w:rPr>
+          <w:sz w:val="28"/>
+          <w:szCs w:val="28"/>
+        </w:rPr>
+      </w:r>
     </w:p>
     <w:p>
       <w:pPr>
-        <w:pStyle w:val="805"/>
+        <w:pStyle w:val="1026"/>
         <w:numPr>
           <w:ilvl w:val="0"/>
           <w:numId w:val="38"/>
@@ -13710,10 +15313,16 @@
           <w:szCs w:val="28"/>
         </w:rPr>
       </w:r>
+      <w:r>
+        <w:rPr>
+          <w:sz w:val="28"/>
+          <w:szCs w:val="28"/>
+        </w:rPr>
+      </w:r>
     </w:p>
     <w:p>
       <w:pPr>
-        <w:pStyle w:val="805"/>
+        <w:pStyle w:val="1026"/>
         <w:numPr>
           <w:ilvl w:val="0"/>
           <w:numId w:val="38"/>
@@ -13739,10 +15348,16 @@
           <w:szCs w:val="28"/>
         </w:rPr>
       </w:r>
+      <w:r>
+        <w:rPr>
+          <w:sz w:val="28"/>
+          <w:szCs w:val="28"/>
+        </w:rPr>
+      </w:r>
     </w:p>
     <w:p>
       <w:pPr>
-        <w:pStyle w:val="805"/>
+        <w:pStyle w:val="1026"/>
         <w:numPr>
           <w:ilvl w:val="0"/>
           <w:numId w:val="38"/>
@@ -13761,6 +15376,12 @@
           <w:szCs w:val="28"/>
         </w:rPr>
         <w:t xml:space="preserve">Tất cả đều đúng</w:t>
+      </w:r>
+      <w:r>
+        <w:rPr>
+          <w:sz w:val="28"/>
+          <w:szCs w:val="28"/>
+        </w:rPr>
       </w:r>
       <w:r>
         <w:rPr>
@@ -13820,6 +15441,11 @@
           <w:szCs w:val="28"/>
         </w:rPr>
       </w:r>
+      <w:r>
+        <w:rPr>
+          <w:szCs w:val="28"/>
+        </w:rPr>
+      </w:r>
     </w:p>
     <w:p>
       <w:pPr>
@@ -13876,6 +15502,12 @@
           <w:lang w:val="en-US"/>
         </w:rPr>
       </w:r>
+      <w:r>
+        <w:rPr>
+          <w:szCs w:val="28"/>
+          <w:lang w:val="en-US"/>
+        </w:rPr>
+      </w:r>
     </w:p>
     <w:p>
       <w:pPr>
@@ -13914,8 +15546,14 @@
       <w:r>
         <w:rPr>
           <w:szCs w:val="28"/>
+          <w:highlight w:val="yellow"/>
         </w:rPr>
         <w:t xml:space="preserve">D. Carboxypetidase</w:t>
+      </w:r>
+      <w:r>
+        <w:rPr>
+          <w:szCs w:val="28"/>
+        </w:rPr>
       </w:r>
       <w:r>
         <w:rPr>
@@ -13959,6 +15597,11 @@
           <w:szCs w:val="28"/>
         </w:rPr>
         <w:t xml:space="preserve"> ALT là enzyme xúc tác phản ứng chuyển hóa </w:t>
+      </w:r>
+      <w:r>
+        <w:rPr>
+          <w:szCs w:val="28"/>
+        </w:rPr>
       </w:r>
       <w:r>
         <w:rPr>
@@ -14036,6 +15679,11 @@
           <w:szCs w:val="28"/>
         </w:rPr>
       </w:r>
+      <w:r>
+        <w:rPr>
+          <w:szCs w:val="28"/>
+        </w:rPr>
+      </w:r>
     </w:p>
     <w:p>
       <w:pPr>
@@ -14054,12 +15702,13 @@
         <w:rPr>
           <w:bCs/>
           <w:szCs w:val="28"/>
-          <w:lang w:val="fr-FR"/>
-        </w:rPr>
-      </w:pPr>
-      <w:r>
-        <w:rPr>
-          <w:szCs w:val="28"/>
+          <w:highlight w:val="yellow"/>
+        </w:rPr>
+      </w:pPr>
+      <w:r>
+        <w:rPr>
+          <w:szCs w:val="28"/>
+          <w:highlight w:val="yellow"/>
           <w:lang w:val="fr-FR"/>
         </w:rPr>
         <w:t xml:space="preserve">B. </w:t>
@@ -14069,6 +15718,7 @@
           <w:rFonts w:eastAsia="+mn-ea"/>
           <w:bCs/>
           <w:szCs w:val="28"/>
+          <w:highlight w:val="yellow"/>
           <w:lang w:val="fr-FR"/>
         </w:rPr>
         <w:t xml:space="preserve">Alanin + </w:t>
@@ -14078,6 +15728,7 @@
           <w:rFonts w:eastAsia="+mn-ea"/>
           <w:bCs/>
           <w:szCs w:val="28"/>
+          <w:highlight w:val="yellow"/>
           <w:lang w:val="el-GR"/>
         </w:rPr>
         <w:t xml:space="preserve">α</w:t>
@@ -14087,6 +15738,7 @@
           <w:rFonts w:eastAsia="+mn-ea"/>
           <w:bCs/>
           <w:szCs w:val="28"/>
+          <w:highlight w:val="yellow"/>
           <w:lang w:val="fr-FR"/>
         </w:rPr>
         <w:t xml:space="preserve">-</w:t>
@@ -14096,6 +15748,7 @@
           <w:rFonts w:eastAsia="+mn-ea"/>
           <w:bCs/>
           <w:szCs w:val="28"/>
+          <w:highlight w:val="yellow"/>
           <w:lang w:val="fr-FR"/>
         </w:rPr>
         <w:t xml:space="preserve">cetoglutarat</w:t>
@@ -14104,6 +15757,7 @@
         <w:rPr>
           <w:bCs/>
           <w:szCs w:val="28"/>
+          <w:highlight w:val="yellow"/>
           <w:lang w:val="fr-FR"/>
         </w:rPr>
         <w:t xml:space="preserve">  &lt;</w:t>
@@ -14112,6 +15766,7 @@
         <w:rPr>
           <w:bCs/>
           <w:szCs w:val="28"/>
+          <w:highlight w:val="yellow"/>
           <w:lang w:val="fr-FR"/>
         </w:rPr>
         <w:t xml:space="preserve"> = &gt; </w:t>
@@ -14121,6 +15776,7 @@
           <w:rFonts w:eastAsia="+mn-ea"/>
           <w:bCs/>
           <w:szCs w:val="28"/>
+          <w:highlight w:val="yellow"/>
           <w:lang w:val="fr-FR"/>
         </w:rPr>
         <w:t xml:space="preserve">Glutamat + pyruvat</w:t>
@@ -14129,6 +15785,15 @@
         <w:rPr>
           <w:bCs/>
           <w:szCs w:val="28"/>
+          <w:highlight w:val="yellow"/>
+          <w:lang w:val="fr-FR"/>
+        </w:rPr>
+      </w:r>
+      <w:r>
+        <w:rPr>
+          <w:bCs/>
+          <w:szCs w:val="28"/>
+          <w:highlight w:val="yellow"/>
           <w:lang w:val="fr-FR"/>
         </w:rPr>
       </w:r>
@@ -14213,6 +15878,11 @@
           <w:szCs w:val="28"/>
         </w:rPr>
       </w:r>
+      <w:r>
+        <w:rPr>
+          <w:szCs w:val="28"/>
+        </w:rPr>
+      </w:r>
     </w:p>
     <w:p>
       <w:pPr>
@@ -14319,6 +15989,14 @@
           <w:lang w:val="fr-FR"/>
         </w:rPr>
       </w:r>
+      <w:r>
+        <w:rPr>
+          <w:rFonts w:eastAsia="+mn-ea"/>
+          <w:bCs/>
+          <w:szCs w:val="28"/>
+          <w:lang w:val="fr-FR"/>
+        </w:rPr>
+      </w:r>
     </w:p>
     <w:p>
       <w:pPr>
@@ -14368,6 +16046,11 @@
           <w:szCs w:val="28"/>
         </w:rPr>
       </w:r>
+      <w:r>
+        <w:rPr>
+          <w:szCs w:val="28"/>
+        </w:rPr>
+      </w:r>
     </w:p>
     <w:p>
       <w:pPr>
@@ -14388,6 +16071,7 @@
       <w:r>
         <w:rPr>
           <w:szCs w:val="28"/>
+          <w:highlight w:val="yellow"/>
           <w:lang w:val="en-US"/>
         </w:rPr>
         <w:t xml:space="preserve">A.</w:t>
@@ -14395,12 +16079,14 @@
       <w:r>
         <w:rPr>
           <w:szCs w:val="28"/>
+          <w:highlight w:val="yellow"/>
         </w:rPr>
         <w:t xml:space="preserve"> </w:t>
       </w:r>
       <w:r>
         <w:rPr>
           <w:szCs w:val="28"/>
+          <w:highlight w:val="yellow"/>
         </w:rPr>
         <w:t xml:space="preserve">Aspartat</w:t>
       </w:r>
@@ -14437,6 +16123,11 @@
         </w:rPr>
         <w:tab/>
         <w:t xml:space="preserve">E. Glycin</w:t>
+      </w:r>
+      <w:r>
+        <w:rPr>
+          <w:szCs w:val="28"/>
+        </w:rPr>
       </w:r>
       <w:r>
         <w:rPr>
@@ -14492,6 +16183,11 @@
           <w:szCs w:val="28"/>
         </w:rPr>
       </w:r>
+      <w:r>
+        <w:rPr>
+          <w:szCs w:val="28"/>
+        </w:rPr>
+      </w:r>
     </w:p>
     <w:p>
       <w:pPr>
@@ -14512,6 +16208,7 @@
       <w:r>
         <w:rPr>
           <w:szCs w:val="28"/>
+          <w:highlight w:val="yellow"/>
           <w:lang w:val="en-US"/>
         </w:rPr>
         <w:t xml:space="preserve">A.</w:t>
@@ -14519,6 +16216,7 @@
       <w:r>
         <w:rPr>
           <w:szCs w:val="28"/>
+          <w:highlight w:val="yellow"/>
         </w:rPr>
         <w:t xml:space="preserve">Aspartat</w:t>
       </w:r>
@@ -14555,6 +16253,11 @@
         </w:rPr>
         <w:tab/>
         <w:t xml:space="preserve">E. Glycin</w:t>
+      </w:r>
+      <w:r>
+        <w:rPr>
+          <w:szCs w:val="28"/>
+        </w:rPr>
       </w:r>
       <w:r>
         <w:rPr>
@@ -14610,6 +16313,11 @@
           <w:szCs w:val="28"/>
         </w:rPr>
       </w:r>
+      <w:r>
+        <w:rPr>
+          <w:szCs w:val="28"/>
+        </w:rPr>
+      </w:r>
     </w:p>
     <w:p>
       <w:pPr>
@@ -14645,7 +16353,19 @@
           <w:szCs w:val="28"/>
         </w:rPr>
         <w:tab/>
-        <w:t xml:space="preserve">B. Alanin </w:t>
+      </w:r>
+      <w:r>
+        <w:rPr>
+          <w:szCs w:val="28"/>
+          <w:highlight w:val="yellow"/>
+        </w:rPr>
+        <w:t xml:space="preserve">B. Alanin</w:t>
+      </w:r>
+      <w:r>
+        <w:rPr>
+          <w:szCs w:val="28"/>
+        </w:rPr>
+        <w:t xml:space="preserve"> </w:t>
       </w:r>
       <w:r>
         <w:rPr>
@@ -14673,6 +16393,11 @@
         </w:rPr>
         <w:tab/>
         <w:t xml:space="preserve">E. Glycin</w:t>
+      </w:r>
+      <w:r>
+        <w:rPr>
+          <w:szCs w:val="28"/>
+        </w:rPr>
       </w:r>
       <w:r>
         <w:rPr>
@@ -14728,6 +16453,11 @@
           <w:szCs w:val="28"/>
         </w:rPr>
       </w:r>
+      <w:r>
+        <w:rPr>
+          <w:szCs w:val="28"/>
+        </w:rPr>
+      </w:r>
     </w:p>
     <w:p>
       <w:pPr>
@@ -14763,7 +16493,19 @@
           <w:szCs w:val="28"/>
         </w:rPr>
         <w:tab/>
-        <w:t xml:space="preserve">B. Alanin </w:t>
+      </w:r>
+      <w:r>
+        <w:rPr>
+          <w:szCs w:val="28"/>
+          <w:highlight w:val="yellow"/>
+        </w:rPr>
+        <w:t xml:space="preserve">B. Alanin</w:t>
+      </w:r>
+      <w:r>
+        <w:rPr>
+          <w:szCs w:val="28"/>
+        </w:rPr>
+        <w:t xml:space="preserve"> </w:t>
       </w:r>
       <w:r>
         <w:rPr>
@@ -14791,6 +16533,11 @@
         </w:rPr>
         <w:tab/>
         <w:t xml:space="preserve">E. Glycin</w:t>
+      </w:r>
+      <w:r>
+        <w:rPr>
+          <w:szCs w:val="28"/>
+        </w:rPr>
       </w:r>
       <w:r>
         <w:rPr>
@@ -14846,6 +16593,11 @@
           <w:szCs w:val="28"/>
         </w:rPr>
       </w:r>
+      <w:r>
+        <w:rPr>
+          <w:szCs w:val="28"/>
+        </w:rPr>
+      </w:r>
     </w:p>
     <w:p>
       <w:pPr>
@@ -14866,6 +16618,7 @@
       <w:r>
         <w:rPr>
           <w:szCs w:val="28"/>
+          <w:highlight w:val="yellow"/>
           <w:lang w:val="en-US"/>
         </w:rPr>
         <w:t xml:space="preserve">A.</w:t>
@@ -14873,6 +16626,7 @@
       <w:r>
         <w:rPr>
           <w:szCs w:val="28"/>
+          <w:highlight w:val="yellow"/>
         </w:rPr>
         <w:t xml:space="preserve">Glutamat</w:t>
       </w:r>
@@ -14909,6 +16663,11 @@
         </w:rPr>
         <w:tab/>
         <w:t xml:space="preserve">E. Glycin</w:t>
+      </w:r>
+      <w:r>
+        <w:rPr>
+          <w:szCs w:val="28"/>
+        </w:rPr>
       </w:r>
       <w:r>
         <w:rPr>
@@ -14964,6 +16723,11 @@
           <w:szCs w:val="28"/>
         </w:rPr>
       </w:r>
+      <w:r>
+        <w:rPr>
+          <w:szCs w:val="28"/>
+        </w:rPr>
+      </w:r>
     </w:p>
     <w:p>
       <w:pPr>
@@ -15013,11 +16777,18 @@
           <w:szCs w:val="28"/>
         </w:rPr>
         <w:tab/>
+      </w:r>
+      <w:r>
+        <w:rPr>
+          <w:szCs w:val="28"/>
+          <w:highlight w:val="yellow"/>
+        </w:rPr>
         <w:t xml:space="preserve">D. Glutam</w:t>
       </w:r>
       <w:r>
         <w:rPr>
           <w:szCs w:val="28"/>
+          <w:highlight w:val="yellow"/>
           <w:lang w:val="en-US"/>
         </w:rPr>
         <w:t xml:space="preserve">at</w:t>
@@ -15034,6 +16805,11 @@
         </w:rPr>
         <w:tab/>
         <w:t xml:space="preserve">E. Glycin</w:t>
+      </w:r>
+      <w:r>
+        <w:rPr>
+          <w:szCs w:val="28"/>
+        </w:rPr>
       </w:r>
       <w:r>
         <w:rPr>
@@ -15089,6 +16865,11 @@
           <w:szCs w:val="28"/>
         </w:rPr>
       </w:r>
+      <w:r>
+        <w:rPr>
+          <w:szCs w:val="28"/>
+        </w:rPr>
+      </w:r>
     </w:p>
     <w:p>
       <w:pPr>
@@ -15109,6 +16890,7 @@
       <w:r>
         <w:rPr>
           <w:szCs w:val="28"/>
+          <w:highlight w:val="yellow"/>
           <w:lang w:val="en-US"/>
         </w:rPr>
         <w:t xml:space="preserve">A.</w:t>
@@ -15116,6 +16898,7 @@
       <w:r>
         <w:rPr>
           <w:szCs w:val="28"/>
+          <w:highlight w:val="yellow"/>
         </w:rPr>
         <w:t xml:space="preserve">Aspartat</w:t>
       </w:r>
@@ -15185,6 +16968,11 @@
           <w:szCs w:val="28"/>
         </w:rPr>
         <w:t xml:space="preserve">đúng</w:t>
+      </w:r>
+      <w:r>
+        <w:rPr>
+          <w:szCs w:val="28"/>
+        </w:rPr>
       </w:r>
       <w:r>
         <w:rPr>
@@ -15240,6 +17028,11 @@
           <w:szCs w:val="28"/>
         </w:rPr>
       </w:r>
+      <w:r>
+        <w:rPr>
+          <w:szCs w:val="28"/>
+        </w:rPr>
+      </w:r>
     </w:p>
     <w:p>
       <w:pPr>
@@ -15275,7 +17068,19 @@
           <w:szCs w:val="28"/>
         </w:rPr>
         <w:tab/>
-        <w:t xml:space="preserve">B. Alanin </w:t>
+      </w:r>
+      <w:r>
+        <w:rPr>
+          <w:szCs w:val="28"/>
+          <w:highlight w:val="yellow"/>
+        </w:rPr>
+        <w:t xml:space="preserve">B. Alanin</w:t>
+      </w:r>
+      <w:r>
+        <w:rPr>
+          <w:szCs w:val="28"/>
+        </w:rPr>
+        <w:t xml:space="preserve"> </w:t>
       </w:r>
       <w:r>
         <w:rPr>
@@ -15297,6 +17102,11 @@
         </w:rPr>
         <w:tab/>
         <w:t xml:space="preserve">E. A và B đúng</w:t>
+      </w:r>
+      <w:r>
+        <w:rPr>
+          <w:szCs w:val="28"/>
+        </w:rPr>
       </w:r>
       <w:r>
         <w:rPr>
@@ -15352,6 +17162,11 @@
           <w:szCs w:val="28"/>
         </w:rPr>
       </w:r>
+      <w:r>
+        <w:rPr>
+          <w:szCs w:val="28"/>
+        </w:rPr>
+      </w:r>
     </w:p>
     <w:p>
       <w:pPr>
@@ -15415,6 +17230,11 @@
           <w:szCs w:val="28"/>
         </w:rPr>
       </w:r>
+      <w:r>
+        <w:rPr>
+          <w:szCs w:val="28"/>
+        </w:rPr>
+      </w:r>
     </w:p>
     <w:p>
       <w:pPr>
@@ -15464,6 +17284,11 @@
           <w:szCs w:val="28"/>
         </w:rPr>
       </w:r>
+      <w:r>
+        <w:rPr>
+          <w:szCs w:val="28"/>
+        </w:rPr>
+      </w:r>
     </w:p>
     <w:p>
       <w:pPr>
@@ -15524,6 +17349,11 @@
           <w:szCs w:val="28"/>
         </w:rPr>
       </w:r>
+      <w:r>
+        <w:rPr>
+          <w:szCs w:val="28"/>
+        </w:rPr>
+      </w:r>
     </w:p>
     <w:p>
       <w:pPr>
@@ -15558,11 +17388,18 @@
           <w:szCs w:val="28"/>
         </w:rPr>
         <w:tab/>
+      </w:r>
+      <w:r>
+        <w:rPr>
+          <w:szCs w:val="28"/>
+          <w:highlight w:val="yellow"/>
+        </w:rPr>
         <w:t xml:space="preserve">D. A và B đúng</w:t>
       </w:r>
       <w:r>
         <w:rPr>
           <w:szCs w:val="28"/>
+          <w:highlight w:val="yellow"/>
         </w:rPr>
         <w:tab/>
       </w:r>
@@ -15572,6 +17409,11 @@
         </w:rPr>
         <w:tab/>
         <w:t xml:space="preserve">E.Tất cả đều sai</w:t>
+      </w:r>
+      <w:r>
+        <w:rPr>
+          <w:szCs w:val="28"/>
+        </w:rPr>
       </w:r>
       <w:r>
         <w:rPr>
@@ -15627,6 +17469,11 @@
           <w:szCs w:val="28"/>
         </w:rPr>
       </w:r>
+      <w:r>
+        <w:rPr>
+          <w:szCs w:val="28"/>
+        </w:rPr>
+      </w:r>
     </w:p>
     <w:p>
       <w:pPr>
@@ -15681,6 +17528,11 @@
           <w:szCs w:val="28"/>
         </w:rPr>
       </w:r>
+      <w:r>
+        <w:rPr>
+          <w:szCs w:val="28"/>
+        </w:rPr>
+      </w:r>
     </w:p>
     <w:p>
       <w:pPr>
@@ -15728,7 +17580,18 @@
           <w:szCs w:val="28"/>
         </w:rPr>
         <w:tab/>
+      </w:r>
+      <w:r>
+        <w:rPr>
+          <w:szCs w:val="28"/>
+          <w:highlight w:val="yellow"/>
+        </w:rPr>
         <w:t xml:space="preserve">E. B và C đúng</w:t>
+      </w:r>
+      <w:r>
+        <w:rPr>
+          <w:szCs w:val="28"/>
+        </w:rPr>
       </w:r>
       <w:r>
         <w:rPr>
@@ -15784,6 +17647,11 @@
           <w:szCs w:val="28"/>
         </w:rPr>
       </w:r>
+      <w:r>
+        <w:rPr>
+          <w:szCs w:val="28"/>
+        </w:rPr>
+      </w:r>
     </w:p>
     <w:p>
       <w:pPr>
@@ -15825,6 +17693,12 @@
           <w:szCs w:val="28"/>
         </w:rPr>
         <w:tab/>
+      </w:r>
+      <w:r>
+        <w:rPr>
+          <w:szCs w:val="28"/>
+          <w:highlight w:val="yellow"/>
+        </w:rPr>
         <w:t xml:space="preserve">B.HCl</w:t>
       </w:r>
       <w:r>
@@ -15868,6 +17742,12 @@
           <w:vertAlign w:val="superscript"/>
         </w:rPr>
         <w:t xml:space="preserve">+</w:t>
+      </w:r>
+      <w:r>
+        <w:rPr>
+          <w:szCs w:val="28"/>
+          <w:vertAlign w:val="superscript"/>
+        </w:rPr>
       </w:r>
       <w:r>
         <w:rPr>
@@ -15924,6 +17804,11 @@
           <w:szCs w:val="28"/>
         </w:rPr>
       </w:r>
+      <w:r>
+        <w:rPr>
+          <w:szCs w:val="28"/>
+        </w:rPr>
+      </w:r>
     </w:p>
     <w:p>
       <w:pPr>
@@ -15972,6 +17857,11 @@
           <w:szCs w:val="28"/>
         </w:rPr>
       </w:r>
+      <w:r>
+        <w:rPr>
+          <w:szCs w:val="28"/>
+        </w:rPr>
+      </w:r>
     </w:p>
     <w:p>
       <w:pPr>
@@ -15992,6 +17882,7 @@
       <w:r>
         <w:rPr>
           <w:szCs w:val="28"/>
+          <w:highlight w:val="yellow"/>
         </w:rPr>
         <w:t xml:space="preserve">D.Tất cả đều đúng</w:t>
       </w:r>
@@ -16007,6 +17898,11 @@
           <w:szCs w:val="28"/>
         </w:rPr>
         <w:tab/>
+      </w:r>
+      <w:r>
+        <w:rPr>
+          <w:szCs w:val="28"/>
+        </w:rPr>
       </w:r>
       <w:r>
         <w:rPr>
@@ -16062,6 +17958,11 @@
           <w:szCs w:val="28"/>
         </w:rPr>
       </w:r>
+      <w:r>
+        <w:rPr>
+          <w:szCs w:val="28"/>
+        </w:rPr>
+      </w:r>
     </w:p>
     <w:p>
       <w:pPr>
@@ -16110,6 +18011,11 @@
           <w:szCs w:val="28"/>
         </w:rPr>
       </w:r>
+      <w:r>
+        <w:rPr>
+          <w:szCs w:val="28"/>
+        </w:rPr>
+      </w:r>
     </w:p>
     <w:p>
       <w:pPr>
@@ -16130,6 +18036,7 @@
       <w:r>
         <w:rPr>
           <w:szCs w:val="28"/>
+          <w:highlight w:val="yellow"/>
         </w:rPr>
         <w:t xml:space="preserve">D.Tất cả đều đúng</w:t>
       </w:r>
@@ -16145,6 +18052,11 @@
           <w:szCs w:val="28"/>
         </w:rPr>
         <w:tab/>
+      </w:r>
+      <w:r>
+        <w:rPr>
+          <w:szCs w:val="28"/>
+        </w:rPr>
       </w:r>
       <w:r>
         <w:rPr>
@@ -16200,6 +18112,11 @@
           <w:szCs w:val="28"/>
         </w:rPr>
       </w:r>
+      <w:r>
+        <w:rPr>
+          <w:szCs w:val="28"/>
+        </w:rPr>
+      </w:r>
     </w:p>
     <w:p>
       <w:pPr>
@@ -16248,6 +18165,11 @@
           <w:szCs w:val="28"/>
         </w:rPr>
       </w:r>
+      <w:r>
+        <w:rPr>
+          <w:szCs w:val="28"/>
+        </w:rPr>
+      </w:r>
     </w:p>
     <w:p>
       <w:pPr>
@@ -16268,14 +18190,21 @@
       <w:r>
         <w:rPr>
           <w:szCs w:val="28"/>
+          <w:highlight w:val="yellow"/>
         </w:rPr>
         <w:t xml:space="preserve">D.Tất cả đều đúng</w:t>
       </w:r>
       <w:r>
         <w:rPr>
           <w:szCs w:val="28"/>
+          <w:highlight w:val="yellow"/>
         </w:rPr>
         <w:tab/>
+      </w:r>
+      <w:r>
+        <w:rPr>
+          <w:szCs w:val="28"/>
+        </w:rPr>
         <w:t xml:space="preserve">E.Tất cả đều sai</w:t>
       </w:r>
       <w:r>
@@ -16283,6 +18212,11 @@
           <w:szCs w:val="28"/>
         </w:rPr>
         <w:tab/>
+      </w:r>
+      <w:r>
+        <w:rPr>
+          <w:szCs w:val="28"/>
+        </w:rPr>
       </w:r>
       <w:r>
         <w:rPr>
@@ -16338,6 +18272,11 @@
           <w:szCs w:val="28"/>
         </w:rPr>
       </w:r>
+      <w:r>
+        <w:rPr>
+          <w:szCs w:val="28"/>
+        </w:rPr>
+      </w:r>
     </w:p>
     <w:p>
       <w:pPr>
@@ -16386,6 +18325,11 @@
           <w:szCs w:val="28"/>
         </w:rPr>
       </w:r>
+      <w:r>
+        <w:rPr>
+          <w:szCs w:val="28"/>
+        </w:rPr>
+      </w:r>
     </w:p>
     <w:p>
       <w:pPr>
@@ -16406,6 +18350,7 @@
       <w:r>
         <w:rPr>
           <w:szCs w:val="28"/>
+          <w:highlight w:val="yellow"/>
         </w:rPr>
         <w:t xml:space="preserve">D.Tất cả đều đúng</w:t>
       </w:r>
@@ -16421,6 +18366,11 @@
           <w:szCs w:val="28"/>
         </w:rPr>
         <w:tab/>
+      </w:r>
+      <w:r>
+        <w:rPr>
+          <w:szCs w:val="28"/>
+        </w:rPr>
       </w:r>
       <w:r>
         <w:rPr>
@@ -16476,6 +18426,11 @@
           <w:szCs w:val="28"/>
         </w:rPr>
       </w:r>
+      <w:r>
+        <w:rPr>
+          <w:szCs w:val="28"/>
+        </w:rPr>
+      </w:r>
     </w:p>
     <w:p>
       <w:pPr>
@@ -16504,6 +18459,11 @@
           <w:szCs w:val="28"/>
         </w:rPr>
       </w:r>
+      <w:r>
+        <w:rPr>
+          <w:szCs w:val="28"/>
+        </w:rPr>
+      </w:r>
     </w:p>
     <w:p>
       <w:pPr>
@@ -16532,6 +18492,11 @@
           <w:szCs w:val="28"/>
         </w:rPr>
       </w:r>
+      <w:r>
+        <w:rPr>
+          <w:szCs w:val="28"/>
+        </w:rPr>
+      </w:r>
     </w:p>
     <w:p>
       <w:pPr>
@@ -16560,6 +18525,11 @@
           <w:szCs w:val="28"/>
         </w:rPr>
       </w:r>
+      <w:r>
+        <w:rPr>
+          <w:szCs w:val="28"/>
+        </w:rPr>
+      </w:r>
     </w:p>
     <w:p>
       <w:pPr>
@@ -16575,17 +18545,26 @@
         <w:ind/>
         <w:rPr>
           <w:szCs w:val="28"/>
-        </w:rPr>
-      </w:pPr>
-      <w:r>
-        <w:rPr>
-          <w:szCs w:val="28"/>
+          <w:highlight w:val="yellow"/>
+        </w:rPr>
+      </w:pPr>
+      <w:r>
+        <w:rPr>
+          <w:szCs w:val="28"/>
+          <w:highlight w:val="yellow"/>
         </w:rPr>
         <w:t xml:space="preserve">D. Tất cả đều đúng</w:t>
       </w:r>
       <w:r>
         <w:rPr>
           <w:szCs w:val="28"/>
+          <w:highlight w:val="yellow"/>
+        </w:rPr>
+      </w:r>
+      <w:r>
+        <w:rPr>
+          <w:szCs w:val="28"/>
+          <w:highlight w:val="yellow"/>
         </w:rPr>
       </w:r>
     </w:p>
@@ -16616,6 +18595,11 @@
           <w:szCs w:val="28"/>
         </w:rPr>
       </w:r>
+      <w:r>
+        <w:rPr>
+          <w:szCs w:val="28"/>
+        </w:rPr>
+      </w:r>
     </w:p>
     <w:p>
       <w:pPr>
@@ -16665,6 +18649,11 @@
           <w:szCs w:val="28"/>
         </w:rPr>
       </w:r>
+      <w:r>
+        <w:rPr>
+          <w:szCs w:val="28"/>
+        </w:rPr>
+      </w:r>
     </w:p>
     <w:p>
       <w:pPr>
@@ -16693,6 +18682,11 @@
           <w:szCs w:val="28"/>
         </w:rPr>
       </w:r>
+      <w:r>
+        <w:rPr>
+          <w:szCs w:val="28"/>
+        </w:rPr>
+      </w:r>
     </w:p>
     <w:p>
       <w:pPr>
@@ -16721,6 +18715,11 @@
           <w:szCs w:val="28"/>
         </w:rPr>
       </w:r>
+      <w:r>
+        <w:rPr>
+          <w:szCs w:val="28"/>
+        </w:rPr>
+      </w:r>
     </w:p>
     <w:p>
       <w:pPr>
@@ -16749,6 +18748,11 @@
           <w:szCs w:val="28"/>
         </w:rPr>
       </w:r>
+      <w:r>
+        <w:rPr>
+          <w:szCs w:val="28"/>
+        </w:rPr>
+      </w:r>
     </w:p>
     <w:p>
       <w:pPr>
@@ -16783,10 +18787,15 @@
           <w:szCs w:val="28"/>
         </w:rPr>
       </w:r>
+      <w:r>
+        <w:rPr>
+          <w:szCs w:val="28"/>
+        </w:rPr>
+      </w:r>
     </w:p>
     <w:p>
       <w:pPr>
-        <w:pStyle w:val="805"/>
+        <w:pStyle w:val="1026"/>
         <w:pBdr/>
         <w:tabs>
           <w:tab w:val="left" w:leader="none" w:pos="360"/>
@@ -16798,18 +18807,31 @@
         <w:spacing/>
         <w:ind w:left="360"/>
         <w:rPr>
-          <w:szCs w:val="28"/>
-        </w:rPr>
-      </w:pPr>
-      <w:r>
-        <w:rPr>
-          <w:szCs w:val="28"/>
+          <w:sz w:val="28"/>
+          <w:szCs w:val="28"/>
+          <w:highlight w:val="yellow"/>
+        </w:rPr>
+      </w:pPr>
+      <w:r>
+        <w:rPr>
+          <w:sz w:val="28"/>
+          <w:szCs w:val="28"/>
+          <w:highlight w:val="yellow"/>
         </w:rPr>
         <w:t xml:space="preserve">E. Tất cả đều sai</w:t>
       </w:r>
       <w:r>
         <w:rPr>
-          <w:szCs w:val="28"/>
+          <w:sz w:val="28"/>
+          <w:szCs w:val="28"/>
+          <w:highlight w:val="yellow"/>
+        </w:rPr>
+      </w:r>
+      <w:r>
+        <w:rPr>
+          <w:sz w:val="28"/>
+          <w:szCs w:val="28"/>
+          <w:highlight w:val="yellow"/>
         </w:rPr>
       </w:r>
     </w:p>
@@ -16861,6 +18883,11 @@
           <w:szCs w:val="28"/>
         </w:rPr>
       </w:r>
+      <w:r>
+        <w:rPr>
+          <w:szCs w:val="28"/>
+        </w:rPr>
+      </w:r>
     </w:p>
     <w:p>
       <w:pPr>
@@ -16911,6 +18938,12 @@
           <w:lang w:val="en-US"/>
         </w:rPr>
       </w:r>
+      <w:r>
+        <w:rPr>
+          <w:szCs w:val="28"/>
+          <w:lang w:val="en-US"/>
+        </w:rPr>
+      </w:r>
     </w:p>
     <w:p>
       <w:pPr>
@@ -16948,6 +18981,12 @@
           <w:lang w:val="en-US"/>
         </w:rPr>
       </w:r>
+      <w:r>
+        <w:rPr>
+          <w:szCs w:val="28"/>
+          <w:lang w:val="en-US"/>
+        </w:rPr>
+      </w:r>
     </w:p>
     <w:p>
       <w:pPr>
@@ -17007,6 +19046,13 @@
           <w:lang w:val="en-US"/>
         </w:rPr>
       </w:r>
+      <w:r>
+        <w:rPr>
+          <w:szCs w:val="28"/>
+          <w:vertAlign w:val="subscript"/>
+          <w:lang w:val="en-US"/>
+        </w:rPr>
+      </w:r>
     </w:p>
     <w:p>
       <w:pPr>
@@ -17103,6 +19149,12 @@
           <w:lang w:val="en-US"/>
         </w:rPr>
       </w:r>
+      <w:r>
+        <w:rPr>
+          <w:szCs w:val="28"/>
+          <w:lang w:val="en-US"/>
+        </w:rPr>
+      </w:r>
     </w:p>
     <w:p>
       <w:pPr>
@@ -17144,6 +19196,11 @@
           <w:szCs w:val="28"/>
         </w:rPr>
       </w:r>
+      <w:r>
+        <w:rPr>
+          <w:szCs w:val="28"/>
+        </w:rPr>
+      </w:r>
     </w:p>
     <w:p>
       <w:pPr>
@@ -17193,6 +19250,11 @@
           <w:szCs w:val="28"/>
         </w:rPr>
       </w:r>
+      <w:r>
+        <w:rPr>
+          <w:szCs w:val="28"/>
+        </w:rPr>
+      </w:r>
     </w:p>
     <w:p>
       <w:pPr>
@@ -17249,6 +19311,11 @@
           <w:szCs w:val="28"/>
         </w:rPr>
       </w:r>
+      <w:r>
+        <w:rPr>
+          <w:szCs w:val="28"/>
+        </w:rPr>
+      </w:r>
     </w:p>
     <w:p>
       <w:pPr>
@@ -17298,6 +19365,11 @@
           <w:szCs w:val="28"/>
         </w:rPr>
       </w:r>
+      <w:r>
+        <w:rPr>
+          <w:szCs w:val="28"/>
+        </w:rPr>
+      </w:r>
     </w:p>
     <w:p>
       <w:pPr>
@@ -17354,6 +19426,11 @@
           <w:szCs w:val="28"/>
         </w:rPr>
       </w:r>
+      <w:r>
+        <w:rPr>
+          <w:szCs w:val="28"/>
+        </w:rPr>
+      </w:r>
     </w:p>
     <w:p>
       <w:pPr>
@@ -17403,6 +19480,11 @@
           <w:szCs w:val="28"/>
         </w:rPr>
       </w:r>
+      <w:r>
+        <w:rPr>
+          <w:szCs w:val="28"/>
+        </w:rPr>
+      </w:r>
     </w:p>
     <w:p>
       <w:pPr>
@@ -17459,6 +19541,11 @@
           <w:szCs w:val="28"/>
         </w:rPr>
       </w:r>
+      <w:r>
+        <w:rPr>
+          <w:szCs w:val="28"/>
+        </w:rPr>
+      </w:r>
     </w:p>
     <w:p>
       <w:pPr>
@@ -17508,6 +19595,11 @@
           <w:szCs w:val="28"/>
         </w:rPr>
       </w:r>
+      <w:r>
+        <w:rPr>
+          <w:szCs w:val="28"/>
+        </w:rPr>
+      </w:r>
     </w:p>
     <w:p>
       <w:pPr>
@@ -17536,6 +19628,11 @@
           <w:szCs w:val="28"/>
         </w:rPr>
       </w:r>
+      <w:r>
+        <w:rPr>
+          <w:szCs w:val="28"/>
+        </w:rPr>
+      </w:r>
     </w:p>
     <w:p>
       <w:pPr>
@@ -17564,6 +19661,11 @@
           <w:szCs w:val="28"/>
         </w:rPr>
       </w:r>
+      <w:r>
+        <w:rPr>
+          <w:szCs w:val="28"/>
+        </w:rPr>
+      </w:r>
     </w:p>
     <w:p>
       <w:pPr>
@@ -17592,6 +19694,11 @@
           <w:szCs w:val="28"/>
         </w:rPr>
       </w:r>
+      <w:r>
+        <w:rPr>
+          <w:szCs w:val="28"/>
+        </w:rPr>
+      </w:r>
     </w:p>
     <w:p>
       <w:pPr>
@@ -17620,6 +19727,11 @@
           <w:szCs w:val="28"/>
         </w:rPr>
       </w:r>
+      <w:r>
+        <w:rPr>
+          <w:szCs w:val="28"/>
+        </w:rPr>
+      </w:r>
     </w:p>
     <w:p>
       <w:pPr>
@@ -17648,6 +19760,11 @@
           <w:szCs w:val="28"/>
         </w:rPr>
       </w:r>
+      <w:r>
+        <w:rPr>
+          <w:szCs w:val="28"/>
+        </w:rPr>
+      </w:r>
     </w:p>
     <w:p>
       <w:pPr>
@@ -17675,6 +19792,11 @@
           <w:szCs w:val="28"/>
         </w:rPr>
       </w:r>
+      <w:r>
+        <w:rPr>
+          <w:szCs w:val="28"/>
+        </w:rPr>
+      </w:r>
     </w:p>
     <w:p>
       <w:pPr>
@@ -17702,6 +19824,11 @@
           <w:szCs w:val="28"/>
         </w:rPr>
       </w:r>
+      <w:r>
+        <w:rPr>
+          <w:szCs w:val="28"/>
+        </w:rPr>
+      </w:r>
     </w:p>
     <w:p>
       <w:pPr>
@@ -17729,6 +19856,11 @@
           <w:szCs w:val="28"/>
         </w:rPr>
       </w:r>
+      <w:r>
+        <w:rPr>
+          <w:szCs w:val="28"/>
+        </w:rPr>
+      </w:r>
     </w:p>
     <w:p>
       <w:pPr>
@@ -17756,6 +19888,11 @@
           <w:szCs w:val="28"/>
         </w:rPr>
       </w:r>
+      <w:r>
+        <w:rPr>
+          <w:szCs w:val="28"/>
+        </w:rPr>
+      </w:r>
     </w:p>
     <w:p>
       <w:pPr>
@@ -17783,6 +19920,11 @@
           <w:szCs w:val="28"/>
         </w:rPr>
       </w:r>
+      <w:r>
+        <w:rPr>
+          <w:szCs w:val="28"/>
+        </w:rPr>
+      </w:r>
     </w:p>
     <w:p>
       <w:pPr>
@@ -17810,6 +19952,11 @@
           <w:szCs w:val="28"/>
         </w:rPr>
       </w:r>
+      <w:r>
+        <w:rPr>
+          <w:szCs w:val="28"/>
+        </w:rPr>
+      </w:r>
     </w:p>
     <w:p>
       <w:pPr>
@@ -17827,6 +19974,11 @@
           <w:szCs w:val="28"/>
         </w:rPr>
       </w:pPr>
+      <w:r>
+        <w:rPr>
+          <w:szCs w:val="28"/>
+        </w:rPr>
+      </w:r>
       <w:r>
         <w:rPr>
           <w:szCs w:val="28"/>
@@ -17946,6 +20098,11 @@
           <w:szCs w:val="28"/>
         </w:rPr>
       </w:r>
+      <w:r>
+        <w:rPr>
+          <w:szCs w:val="28"/>
+        </w:rPr>
+      </w:r>
     </w:p>
     <w:p>
       <w:pPr>
@@ -17976,6 +20133,12 @@
           <w:szCs w:val="28"/>
         </w:rPr>
       </w:r>
+      <w:r>
+        <w:rPr>
+          <w:b/>
+          <w:szCs w:val="28"/>
+        </w:rPr>
+      </w:r>
     </w:p>
     <w:p>
       <w:pPr>
@@ -18006,6 +20169,12 @@
           <w:szCs w:val="28"/>
         </w:rPr>
       </w:r>
+      <w:r>
+        <w:rPr>
+          <w:b/>
+          <w:szCs w:val="28"/>
+        </w:rPr>
+      </w:r>
     </w:p>
     <w:p>
       <w:pPr>
@@ -18036,6 +20205,12 @@
           <w:szCs w:val="28"/>
         </w:rPr>
       </w:r>
+      <w:r>
+        <w:rPr>
+          <w:b/>
+          <w:szCs w:val="28"/>
+        </w:rPr>
+      </w:r>
     </w:p>
     <w:p>
       <w:pPr>
@@ -18066,6 +20241,12 @@
           <w:szCs w:val="28"/>
         </w:rPr>
       </w:r>
+      <w:r>
+        <w:rPr>
+          <w:b/>
+          <w:szCs w:val="28"/>
+        </w:rPr>
+      </w:r>
     </w:p>
     <w:p>
       <w:pPr>
@@ -18096,6 +20277,12 @@
           <w:szCs w:val="28"/>
         </w:rPr>
       </w:r>
+      <w:r>
+        <w:rPr>
+          <w:b/>
+          <w:szCs w:val="28"/>
+        </w:rPr>
+      </w:r>
     </w:p>
     <w:p>
       <w:pPr>
@@ -18126,6 +20313,12 @@
           <w:szCs w:val="28"/>
         </w:rPr>
       </w:r>
+      <w:r>
+        <w:rPr>
+          <w:b/>
+          <w:szCs w:val="28"/>
+        </w:rPr>
+      </w:r>
     </w:p>
     <w:p>
       <w:pPr>
@@ -18156,6 +20349,12 @@
           <w:szCs w:val="28"/>
         </w:rPr>
       </w:r>
+      <w:r>
+        <w:rPr>
+          <w:b/>
+          <w:szCs w:val="28"/>
+        </w:rPr>
+      </w:r>
     </w:p>
     <w:p>
       <w:pPr>
@@ -18186,6 +20385,12 @@
           <w:szCs w:val="28"/>
         </w:rPr>
       </w:r>
+      <w:r>
+        <w:rPr>
+          <w:b/>
+          <w:szCs w:val="28"/>
+        </w:rPr>
+      </w:r>
     </w:p>
     <w:p>
       <w:pPr>
@@ -18216,6 +20421,12 @@
           <w:szCs w:val="28"/>
         </w:rPr>
       </w:r>
+      <w:r>
+        <w:rPr>
+          <w:b/>
+          <w:szCs w:val="28"/>
+        </w:rPr>
+      </w:r>
     </w:p>
     <w:p>
       <w:pPr>
@@ -18278,6 +20489,11 @@
           <w:szCs w:val="28"/>
         </w:rPr>
       </w:r>
+      <w:r>
+        <w:rPr>
+          <w:szCs w:val="28"/>
+        </w:rPr>
+      </w:r>
     </w:p>
     <w:p>
       <w:pPr>
@@ -18319,6 +20535,11 @@
           <w:szCs w:val="28"/>
         </w:rPr>
       </w:r>
+      <w:r>
+        <w:rPr>
+          <w:szCs w:val="28"/>
+        </w:rPr>
+      </w:r>
     </w:p>
     <w:p>
       <w:pPr>
@@ -18360,6 +20581,11 @@
           <w:szCs w:val="28"/>
         </w:rPr>
       </w:r>
+      <w:r>
+        <w:rPr>
+          <w:szCs w:val="28"/>
+        </w:rPr>
+      </w:r>
     </w:p>
     <w:p>
       <w:pPr>
@@ -18410,6 +20636,12 @@
           <w:szCs w:val="28"/>
         </w:rPr>
       </w:r>
+      <w:r>
+        <w:rPr>
+          <w:b/>
+          <w:szCs w:val="28"/>
+        </w:rPr>
+      </w:r>
     </w:p>
     <w:p>
       <w:pPr>
@@ -18438,6 +20670,11 @@
           <w:szCs w:val="28"/>
         </w:rPr>
       </w:r>
+      <w:r>
+        <w:rPr>
+          <w:szCs w:val="28"/>
+        </w:rPr>
+      </w:r>
     </w:p>
     <w:p>
       <w:pPr>
@@ -18466,6 +20703,11 @@
           <w:szCs w:val="28"/>
         </w:rPr>
       </w:r>
+      <w:r>
+        <w:rPr>
+          <w:szCs w:val="28"/>
+        </w:rPr>
+      </w:r>
     </w:p>
     <w:p>
       <w:pPr>
@@ -18528,6 +20770,11 @@
           <w:szCs w:val="28"/>
         </w:rPr>
       </w:r>
+      <w:r>
+        <w:rPr>
+          <w:szCs w:val="28"/>
+        </w:rPr>
+      </w:r>
     </w:p>
     <w:p>
       <w:pPr>
@@ -18569,6 +20816,11 @@
           <w:szCs w:val="28"/>
         </w:rPr>
       </w:r>
+      <w:r>
+        <w:rPr>
+          <w:szCs w:val="28"/>
+        </w:rPr>
+      </w:r>
     </w:p>
     <w:p>
       <w:pPr>
@@ -18610,6 +20862,11 @@
           <w:szCs w:val="28"/>
         </w:rPr>
       </w:r>
+      <w:r>
+        <w:rPr>
+          <w:szCs w:val="28"/>
+        </w:rPr>
+      </w:r>
     </w:p>
     <w:p>
       <w:pPr>
@@ -18660,6 +20917,12 @@
           <w:szCs w:val="28"/>
         </w:rPr>
       </w:r>
+      <w:r>
+        <w:rPr>
+          <w:b/>
+          <w:szCs w:val="28"/>
+        </w:rPr>
+      </w:r>
     </w:p>
     <w:p>
       <w:pPr>
@@ -18688,6 +20951,11 @@
           <w:szCs w:val="28"/>
         </w:rPr>
       </w:r>
+      <w:r>
+        <w:rPr>
+          <w:szCs w:val="28"/>
+        </w:rPr>
+      </w:r>
     </w:p>
     <w:p>
       <w:pPr>
@@ -18716,6 +20984,11 @@
           <w:szCs w:val="28"/>
         </w:rPr>
       </w:r>
+      <w:r>
+        <w:rPr>
+          <w:szCs w:val="28"/>
+        </w:rPr>
+      </w:r>
     </w:p>
     <w:p>
       <w:pPr>
@@ -18765,6 +21038,11 @@
           <w:szCs w:val="28"/>
         </w:rPr>
       </w:r>
+      <w:r>
+        <w:rPr>
+          <w:szCs w:val="28"/>
+        </w:rPr>
+      </w:r>
     </w:p>
     <w:p>
       <w:pPr>
@@ -18821,6 +21099,11 @@
           <w:szCs w:val="28"/>
         </w:rPr>
       </w:r>
+      <w:r>
+        <w:rPr>
+          <w:szCs w:val="28"/>
+        </w:rPr>
+      </w:r>
     </w:p>
     <w:p>
       <w:pPr>
@@ -18922,6 +21205,12 @@
           <w:lang w:val="en-US"/>
         </w:rPr>
       </w:r>
+      <w:r>
+        <w:rPr>
+          <w:szCs w:val="28"/>
+          <w:lang w:val="en-US"/>
+        </w:rPr>
+      </w:r>
     </w:p>
     <w:p>
       <w:pPr>
@@ -18957,6 +21246,11 @@
           <w:szCs w:val="28"/>
         </w:rPr>
       </w:r>
+      <w:r>
+        <w:rPr>
+          <w:szCs w:val="28"/>
+        </w:rPr>
+      </w:r>
     </w:p>
     <w:p>
       <w:pPr>
@@ -18998,6 +21292,11 @@
           <w:szCs w:val="28"/>
         </w:rPr>
       </w:r>
+      <w:r>
+        <w:rPr>
+          <w:szCs w:val="28"/>
+        </w:rPr>
+      </w:r>
     </w:p>
     <w:p>
       <w:pPr>
@@ -19026,6 +21325,11 @@
           <w:szCs w:val="28"/>
         </w:rPr>
         <w:t xml:space="preserve">ADN</w:t>
+      </w:r>
+      <w:r>
+        <w:rPr>
+          <w:szCs w:val="28"/>
+        </w:rPr>
       </w:r>
       <w:r>
         <w:rPr>
@@ -19055,7 +21359,6 @@
         <w:ind/>
         <w:rPr/>
       </w:pPr>
-      <w:r/>
       <w:r>
         <w:separator/>
       </w:r>
@@ -19070,7 +21373,6 @@
         <w:ind/>
         <w:rPr/>
       </w:pPr>
-      <w:r/>
       <w:r>
         <w:continuationSeparator/>
       </w:r>
@@ -19090,7 +21392,6 @@
         <w:ind/>
         <w:rPr/>
       </w:pPr>
-      <w:r/>
       <w:r>
         <w:separator/>
       </w:r>
@@ -19105,7 +21406,6 @@
         <w:ind/>
         <w:rPr/>
       </w:pPr>
-      <w:r/>
       <w:r>
         <w:continuationSeparator/>
       </w:r>
@@ -28765,9 +31065,9 @@
     <w:lsdException w:name="Bibliography" w:uiPriority="37"/>
     <w:lsdException w:name="TOC Heading" w:uiPriority="39" w:qFormat="1"/>
   </w:latentStyles>
-  <w:style w:type="table" w:styleId="13">
+  <w:style w:type="table" w:styleId="837">
     <w:name w:val="Table Grid Light"/>
-    <w:basedOn w:val="802"/>
+    <w:basedOn w:val="1023"/>
     <w:uiPriority w:val="59"/>
     <w:pPr>
       <w:pBdr/>
@@ -28964,9 +31264,9 @@
       </w:tcPr>
     </w:tblStylePr>
   </w:style>
-  <w:style w:type="table" w:styleId="14">
+  <w:style w:type="table" w:styleId="838">
     <w:name w:val="Plain Table 1"/>
-    <w:basedOn w:val="802"/>
+    <w:basedOn w:val="1023"/>
     <w:uiPriority w:val="59"/>
     <w:pPr>
       <w:pBdr/>
@@ -29189,9 +31489,9 @@
       </w:tcPr>
     </w:tblStylePr>
   </w:style>
-  <w:style w:type="table" w:styleId="15">
+  <w:style w:type="table" w:styleId="839">
     <w:name w:val="Plain Table 2"/>
-    <w:basedOn w:val="802"/>
+    <w:basedOn w:val="1023"/>
     <w:uiPriority w:val="59"/>
     <w:pPr>
       <w:pBdr/>
@@ -29422,9 +31722,9 @@
       </w:tcPr>
     </w:tblStylePr>
   </w:style>
-  <w:style w:type="table" w:styleId="16">
+  <w:style w:type="table" w:styleId="840">
     <w:name w:val="Plain Table 3"/>
-    <w:basedOn w:val="802"/>
+    <w:basedOn w:val="1023"/>
     <w:uiPriority w:val="99"/>
     <w:pPr>
       <w:pBdr/>
@@ -29652,9 +31952,9 @@
       </w:tcPr>
     </w:tblStylePr>
   </w:style>
-  <w:style w:type="table" w:styleId="17">
+  <w:style w:type="table" w:styleId="841">
     <w:name w:val="Plain Table 4"/>
-    <w:basedOn w:val="802"/>
+    <w:basedOn w:val="1023"/>
     <w:uiPriority w:val="99"/>
     <w:pPr>
       <w:pBdr/>
@@ -29868,9 +32168,9 @@
       </w:tcPr>
     </w:tblStylePr>
   </w:style>
-  <w:style w:type="table" w:styleId="18">
+  <w:style w:type="table" w:styleId="842">
     <w:name w:val="Plain Table 5"/>
-    <w:basedOn w:val="802"/>
+    <w:basedOn w:val="1023"/>
     <w:uiPriority w:val="99"/>
     <w:pPr>
       <w:pBdr/>
@@ -30101,9 +32401,9 @@
       </w:tcPr>
     </w:tblStylePr>
   </w:style>
-  <w:style w:type="table" w:styleId="19">
+  <w:style w:type="table" w:styleId="843">
     <w:name w:val="Grid Table 1 Light"/>
-    <w:basedOn w:val="802"/>
+    <w:basedOn w:val="1023"/>
     <w:uiPriority w:val="99"/>
     <w:pPr>
       <w:pBdr/>
@@ -30324,9 +32624,9 @@
       </w:tcPr>
     </w:tblStylePr>
   </w:style>
-  <w:style w:type="table" w:styleId="20">
+  <w:style w:type="table" w:styleId="844">
     <w:name w:val="Grid Table 1 Light - Accent 1"/>
-    <w:basedOn w:val="802"/>
+    <w:basedOn w:val="1023"/>
     <w:uiPriority w:val="99"/>
     <w:pPr>
       <w:pBdr/>
@@ -30547,9 +32847,9 @@
       </w:tcPr>
     </w:tblStylePr>
   </w:style>
-  <w:style w:type="table" w:styleId="21">
+  <w:style w:type="table" w:styleId="845">
     <w:name w:val="Grid Table 1 Light - Accent 2"/>
-    <w:basedOn w:val="802"/>
+    <w:basedOn w:val="1023"/>
     <w:uiPriority w:val="99"/>
     <w:pPr>
       <w:pBdr/>
@@ -30770,9 +33070,9 @@
       </w:tcPr>
     </w:tblStylePr>
   </w:style>
-  <w:style w:type="table" w:styleId="22">
+  <w:style w:type="table" w:styleId="846">
     <w:name w:val="Grid Table 1 Light - Accent 3"/>
-    <w:basedOn w:val="802"/>
+    <w:basedOn w:val="1023"/>
     <w:uiPriority w:val="99"/>
     <w:pPr>
       <w:pBdr/>
@@ -30993,9 +33293,9 @@
       </w:tcPr>
     </w:tblStylePr>
   </w:style>
-  <w:style w:type="table" w:styleId="23">
+  <w:style w:type="table" w:styleId="847">
     <w:name w:val="Grid Table 1 Light - Accent 4"/>
-    <w:basedOn w:val="802"/>
+    <w:basedOn w:val="1023"/>
     <w:uiPriority w:val="99"/>
     <w:pPr>
       <w:pBdr/>
@@ -31216,9 +33516,9 @@
       </w:tcPr>
     </w:tblStylePr>
   </w:style>
-  <w:style w:type="table" w:styleId="24">
+  <w:style w:type="table" w:styleId="848">
     <w:name w:val="Grid Table 1 Light - Accent 5"/>
-    <w:basedOn w:val="802"/>
+    <w:basedOn w:val="1023"/>
     <w:uiPriority w:val="99"/>
     <w:pPr>
       <w:pBdr/>
@@ -31439,9 +33739,9 @@
       </w:tcPr>
     </w:tblStylePr>
   </w:style>
-  <w:style w:type="table" w:styleId="25">
+  <w:style w:type="table" w:styleId="849">
     <w:name w:val="Grid Table 1 Light - Accent 6"/>
-    <w:basedOn w:val="802"/>
+    <w:basedOn w:val="1023"/>
     <w:uiPriority w:val="99"/>
     <w:pPr>
       <w:pBdr/>
@@ -31662,9 +33962,9 @@
       </w:tcPr>
     </w:tblStylePr>
   </w:style>
-  <w:style w:type="table" w:styleId="26">
+  <w:style w:type="table" w:styleId="850">
     <w:name w:val="Grid Table 2"/>
-    <w:basedOn w:val="802"/>
+    <w:basedOn w:val="1023"/>
     <w:uiPriority w:val="99"/>
     <w:pPr>
       <w:pBdr/>
@@ -31894,9 +34194,9 @@
       </w:tcPr>
     </w:tblStylePr>
   </w:style>
-  <w:style w:type="table" w:styleId="27">
+  <w:style w:type="table" w:styleId="851">
     <w:name w:val="Grid Table 2 - Accent 1"/>
-    <w:basedOn w:val="802"/>
+    <w:basedOn w:val="1023"/>
     <w:uiPriority w:val="99"/>
     <w:pPr>
       <w:pBdr/>
@@ -32126,9 +34426,9 @@
       </w:tcPr>
     </w:tblStylePr>
   </w:style>
-  <w:style w:type="table" w:styleId="28">
+  <w:style w:type="table" w:styleId="852">
     <w:name w:val="Grid Table 2 - Accent 2"/>
-    <w:basedOn w:val="802"/>
+    <w:basedOn w:val="1023"/>
     <w:uiPriority w:val="99"/>
     <w:pPr>
       <w:pBdr/>
@@ -32358,9 +34658,9 @@
       </w:tcPr>
     </w:tblStylePr>
   </w:style>
-  <w:style w:type="table" w:styleId="29">
+  <w:style w:type="table" w:styleId="853">
     <w:name w:val="Grid Table 2 - Accent 3"/>
-    <w:basedOn w:val="802"/>
+    <w:basedOn w:val="1023"/>
     <w:uiPriority w:val="99"/>
     <w:pPr>
       <w:pBdr/>
@@ -32590,9 +34890,9 @@
       </w:tcPr>
     </w:tblStylePr>
   </w:style>
-  <w:style w:type="table" w:styleId="30">
+  <w:style w:type="table" w:styleId="854">
     <w:name w:val="Grid Table 2 - Accent 4"/>
-    <w:basedOn w:val="802"/>
+    <w:basedOn w:val="1023"/>
     <w:uiPriority w:val="99"/>
     <w:pPr>
       <w:pBdr/>
@@ -32822,9 +35122,9 @@
       </w:tcPr>
     </w:tblStylePr>
   </w:style>
-  <w:style w:type="table" w:styleId="31">
+  <w:style w:type="table" w:styleId="855">
     <w:name w:val="Grid Table 2 - Accent 5"/>
-    <w:basedOn w:val="802"/>
+    <w:basedOn w:val="1023"/>
     <w:uiPriority w:val="99"/>
     <w:pPr>
       <w:pBdr/>
@@ -33054,9 +35354,9 @@
       </w:tcPr>
     </w:tblStylePr>
   </w:style>
-  <w:style w:type="table" w:styleId="32">
+  <w:style w:type="table" w:styleId="856">
     <w:name w:val="Grid Table 2 - Accent 6"/>
-    <w:basedOn w:val="802"/>
+    <w:basedOn w:val="1023"/>
     <w:uiPriority w:val="99"/>
     <w:pPr>
       <w:pBdr/>
@@ -33286,9 +35586,9 @@
       </w:tcPr>
     </w:tblStylePr>
   </w:style>
-  <w:style w:type="table" w:styleId="33">
+  <w:style w:type="table" w:styleId="857">
     <w:name w:val="Grid Table 3"/>
-    <w:basedOn w:val="802"/>
+    <w:basedOn w:val="1023"/>
     <w:uiPriority w:val="99"/>
     <w:pPr>
       <w:pBdr/>
@@ -33387,29 +35687,6 @@
         <w:tblBorders/>
       </w:tblPr>
       <w:tcPr>
-        <w:shd w:color="ffffff"/>
-        <w:tcBorders>
-          <w:top w:val="none" w:color="000000" w:sz="4" w:space="0"/>
-          <w:left w:val="none" w:color="000000" w:sz="4" w:space="0"/>
-          <w:bottom w:val="none" w:color="000000" w:sz="4" w:space="0"/>
-          <w:right w:val="none" w:color="000000" w:sz="4" w:space="0"/>
-        </w:tcBorders>
-      </w:tcPr>
-    </w:tblStylePr>
-    <w:tblStylePr w:type="firstRow">
-      <w:rPr>
-        <w:b/>
-        <w:color w:val="404040"/>
-      </w:rPr>
-      <w:pPr>
-        <w:pBdr/>
-        <w:spacing/>
-        <w:ind/>
-      </w:pPr>
-      <w:tblPr>
-        <w:tblBorders/>
-      </w:tblPr>
-      <w:tcPr>
         <w:shd w:val="clear" w:color="ffffff"/>
         <w:tcBorders>
           <w:top w:val="none" w:color="000000" w:sz="4" w:space="0"/>
@@ -33419,30 +35696,7 @@
         </w:tcBorders>
       </w:tcPr>
     </w:tblStylePr>
-    <w:tblStylePr w:type="lastCol">
-      <w:rPr>
-        <w:i/>
-        <w:color w:val="404040"/>
-      </w:rPr>
-      <w:pPr>
-        <w:pBdr/>
-        <w:spacing/>
-        <w:ind/>
-      </w:pPr>
-      <w:tblPr>
-        <w:tblBorders/>
-      </w:tblPr>
-      <w:tcPr>
-        <w:shd w:color="ffffff"/>
-        <w:tcBorders>
-          <w:top w:val="none" w:color="000000" w:sz="4" w:space="0"/>
-          <w:left w:val="none" w:color="000000" w:sz="4" w:space="0"/>
-          <w:bottom w:val="none" w:color="000000" w:sz="4" w:space="0"/>
-          <w:right w:val="none" w:color="000000" w:sz="4" w:space="0"/>
-        </w:tcBorders>
-      </w:tcPr>
-    </w:tblStylePr>
-    <w:tblStylePr w:type="lastRow">
+    <w:tblStylePr w:type="firstRow">
       <w:rPr>
         <w:b/>
         <w:color w:val="404040"/>
@@ -33465,6 +35719,52 @@
         </w:tcBorders>
       </w:tcPr>
     </w:tblStylePr>
+    <w:tblStylePr w:type="lastCol">
+      <w:rPr>
+        <w:i/>
+        <w:color w:val="404040"/>
+      </w:rPr>
+      <w:pPr>
+        <w:pBdr/>
+        <w:spacing/>
+        <w:ind/>
+      </w:pPr>
+      <w:tblPr>
+        <w:tblBorders/>
+      </w:tblPr>
+      <w:tcPr>
+        <w:shd w:val="clear" w:color="ffffff"/>
+        <w:tcBorders>
+          <w:top w:val="none" w:color="000000" w:sz="4" w:space="0"/>
+          <w:left w:val="none" w:color="000000" w:sz="4" w:space="0"/>
+          <w:bottom w:val="none" w:color="000000" w:sz="4" w:space="0"/>
+          <w:right w:val="none" w:color="000000" w:sz="4" w:space="0"/>
+        </w:tcBorders>
+      </w:tcPr>
+    </w:tblStylePr>
+    <w:tblStylePr w:type="lastRow">
+      <w:rPr>
+        <w:b/>
+        <w:color w:val="404040"/>
+      </w:rPr>
+      <w:pPr>
+        <w:pBdr/>
+        <w:spacing/>
+        <w:ind/>
+      </w:pPr>
+      <w:tblPr>
+        <w:tblBorders/>
+      </w:tblPr>
+      <w:tcPr>
+        <w:shd w:val="clear" w:color="ffffff"/>
+        <w:tcBorders>
+          <w:top w:val="none" w:color="000000" w:sz="4" w:space="0"/>
+          <w:left w:val="none" w:color="000000" w:sz="4" w:space="0"/>
+          <w:bottom w:val="none" w:color="000000" w:sz="4" w:space="0"/>
+          <w:right w:val="none" w:color="000000" w:sz="4" w:space="0"/>
+        </w:tcBorders>
+      </w:tcPr>
+    </w:tblStylePr>
     <w:tblStylePr w:type="nwCell">
       <w:pPr>
         <w:pBdr/>
@@ -33531,9 +35831,9 @@
       </w:tcPr>
     </w:tblStylePr>
   </w:style>
-  <w:style w:type="table" w:styleId="34">
+  <w:style w:type="table" w:styleId="858">
     <w:name w:val="Grid Table 3 - Accent 1"/>
-    <w:basedOn w:val="802"/>
+    <w:basedOn w:val="1023"/>
     <w:uiPriority w:val="99"/>
     <w:pPr>
       <w:pBdr/>
@@ -33632,29 +35932,6 @@
         <w:tblBorders/>
       </w:tblPr>
       <w:tcPr>
-        <w:shd w:color="ffffff"/>
-        <w:tcBorders>
-          <w:top w:val="none" w:color="000000" w:sz="4" w:space="0"/>
-          <w:left w:val="none" w:color="000000" w:sz="4" w:space="0"/>
-          <w:bottom w:val="none" w:color="000000" w:sz="4" w:space="0"/>
-          <w:right w:val="none" w:color="000000" w:sz="4" w:space="0"/>
-        </w:tcBorders>
-      </w:tcPr>
-    </w:tblStylePr>
-    <w:tblStylePr w:type="firstRow">
-      <w:rPr>
-        <w:b/>
-        <w:color w:val="404040"/>
-      </w:rPr>
-      <w:pPr>
-        <w:pBdr/>
-        <w:spacing/>
-        <w:ind/>
-      </w:pPr>
-      <w:tblPr>
-        <w:tblBorders/>
-      </w:tblPr>
-      <w:tcPr>
         <w:shd w:val="clear" w:color="ffffff"/>
         <w:tcBorders>
           <w:top w:val="none" w:color="000000" w:sz="4" w:space="0"/>
@@ -33664,30 +35941,7 @@
         </w:tcBorders>
       </w:tcPr>
     </w:tblStylePr>
-    <w:tblStylePr w:type="lastCol">
-      <w:rPr>
-        <w:i/>
-        <w:color w:val="404040"/>
-      </w:rPr>
-      <w:pPr>
-        <w:pBdr/>
-        <w:spacing/>
-        <w:ind/>
-      </w:pPr>
-      <w:tblPr>
-        <w:tblBorders/>
-      </w:tblPr>
-      <w:tcPr>
-        <w:shd w:color="ffffff"/>
-        <w:tcBorders>
-          <w:top w:val="none" w:color="000000" w:sz="4" w:space="0"/>
-          <w:left w:val="none" w:color="000000" w:sz="4" w:space="0"/>
-          <w:bottom w:val="none" w:color="000000" w:sz="4" w:space="0"/>
-          <w:right w:val="none" w:color="000000" w:sz="4" w:space="0"/>
-        </w:tcBorders>
-      </w:tcPr>
-    </w:tblStylePr>
-    <w:tblStylePr w:type="lastRow">
+    <w:tblStylePr w:type="firstRow">
       <w:rPr>
         <w:b/>
         <w:color w:val="404040"/>
@@ -33710,6 +35964,52 @@
         </w:tcBorders>
       </w:tcPr>
     </w:tblStylePr>
+    <w:tblStylePr w:type="lastCol">
+      <w:rPr>
+        <w:i/>
+        <w:color w:val="404040"/>
+      </w:rPr>
+      <w:pPr>
+        <w:pBdr/>
+        <w:spacing/>
+        <w:ind/>
+      </w:pPr>
+      <w:tblPr>
+        <w:tblBorders/>
+      </w:tblPr>
+      <w:tcPr>
+        <w:shd w:val="clear" w:color="ffffff"/>
+        <w:tcBorders>
+          <w:top w:val="none" w:color="000000" w:sz="4" w:space="0"/>
+          <w:left w:val="none" w:color="000000" w:sz="4" w:space="0"/>
+          <w:bottom w:val="none" w:color="000000" w:sz="4" w:space="0"/>
+          <w:right w:val="none" w:color="000000" w:sz="4" w:space="0"/>
+        </w:tcBorders>
+      </w:tcPr>
+    </w:tblStylePr>
+    <w:tblStylePr w:type="lastRow">
+      <w:rPr>
+        <w:b/>
+        <w:color w:val="404040"/>
+      </w:rPr>
+      <w:pPr>
+        <w:pBdr/>
+        <w:spacing/>
+        <w:ind/>
+      </w:pPr>
+      <w:tblPr>
+        <w:tblBorders/>
+      </w:tblPr>
+      <w:tcPr>
+        <w:shd w:val="clear" w:color="ffffff"/>
+        <w:tcBorders>
+          <w:top w:val="none" w:color="000000" w:sz="4" w:space="0"/>
+          <w:left w:val="none" w:color="000000" w:sz="4" w:space="0"/>
+          <w:bottom w:val="none" w:color="000000" w:sz="4" w:space="0"/>
+          <w:right w:val="none" w:color="000000" w:sz="4" w:space="0"/>
+        </w:tcBorders>
+      </w:tcPr>
+    </w:tblStylePr>
     <w:tblStylePr w:type="nwCell">
       <w:pPr>
         <w:pBdr/>
@@ -33776,9 +36076,9 @@
       </w:tcPr>
     </w:tblStylePr>
   </w:style>
-  <w:style w:type="table" w:styleId="35">
+  <w:style w:type="table" w:styleId="859">
     <w:name w:val="Grid Table 3 - Accent 2"/>
-    <w:basedOn w:val="802"/>
+    <w:basedOn w:val="1023"/>
     <w:uiPriority w:val="99"/>
     <w:pPr>
       <w:pBdr/>
@@ -33877,29 +36177,6 @@
         <w:tblBorders/>
       </w:tblPr>
       <w:tcPr>
-        <w:shd w:color="ffffff"/>
-        <w:tcBorders>
-          <w:top w:val="none" w:color="000000" w:sz="4" w:space="0"/>
-          <w:left w:val="none" w:color="000000" w:sz="4" w:space="0"/>
-          <w:bottom w:val="none" w:color="000000" w:sz="4" w:space="0"/>
-          <w:right w:val="none" w:color="000000" w:sz="4" w:space="0"/>
-        </w:tcBorders>
-      </w:tcPr>
-    </w:tblStylePr>
-    <w:tblStylePr w:type="firstRow">
-      <w:rPr>
-        <w:b/>
-        <w:color w:val="404040"/>
-      </w:rPr>
-      <w:pPr>
-        <w:pBdr/>
-        <w:spacing/>
-        <w:ind/>
-      </w:pPr>
-      <w:tblPr>
-        <w:tblBorders/>
-      </w:tblPr>
-      <w:tcPr>
         <w:shd w:val="clear" w:color="ffffff"/>
         <w:tcBorders>
           <w:top w:val="none" w:color="000000" w:sz="4" w:space="0"/>
@@ -33909,30 +36186,7 @@
         </w:tcBorders>
       </w:tcPr>
     </w:tblStylePr>
-    <w:tblStylePr w:type="lastCol">
-      <w:rPr>
-        <w:i/>
-        <w:color w:val="404040"/>
-      </w:rPr>
-      <w:pPr>
-        <w:pBdr/>
-        <w:spacing/>
-        <w:ind/>
-      </w:pPr>
-      <w:tblPr>
-        <w:tblBorders/>
-      </w:tblPr>
-      <w:tcPr>
-        <w:shd w:color="ffffff"/>
-        <w:tcBorders>
-          <w:top w:val="none" w:color="000000" w:sz="4" w:space="0"/>
-          <w:left w:val="none" w:color="000000" w:sz="4" w:space="0"/>
-          <w:bottom w:val="none" w:color="000000" w:sz="4" w:space="0"/>
-          <w:right w:val="none" w:color="000000" w:sz="4" w:space="0"/>
-        </w:tcBorders>
-      </w:tcPr>
-    </w:tblStylePr>
-    <w:tblStylePr w:type="lastRow">
+    <w:tblStylePr w:type="firstRow">
       <w:rPr>
         <w:b/>
         <w:color w:val="404040"/>
@@ -33955,6 +36209,52 @@
         </w:tcBorders>
       </w:tcPr>
     </w:tblStylePr>
+    <w:tblStylePr w:type="lastCol">
+      <w:rPr>
+        <w:i/>
+        <w:color w:val="404040"/>
+      </w:rPr>
+      <w:pPr>
+        <w:pBdr/>
+        <w:spacing/>
+        <w:ind/>
+      </w:pPr>
+      <w:tblPr>
+        <w:tblBorders/>
+      </w:tblPr>
+      <w:tcPr>
+        <w:shd w:val="clear" w:color="ffffff"/>
+        <w:tcBorders>
+          <w:top w:val="none" w:color="000000" w:sz="4" w:space="0"/>
+          <w:left w:val="none" w:color="000000" w:sz="4" w:space="0"/>
+          <w:bottom w:val="none" w:color="000000" w:sz="4" w:space="0"/>
+          <w:right w:val="none" w:color="000000" w:sz="4" w:space="0"/>
+        </w:tcBorders>
+      </w:tcPr>
+    </w:tblStylePr>
+    <w:tblStylePr w:type="lastRow">
+      <w:rPr>
+        <w:b/>
+        <w:color w:val="404040"/>
+      </w:rPr>
+      <w:pPr>
+        <w:pBdr/>
+        <w:spacing/>
+        <w:ind/>
+      </w:pPr>
+      <w:tblPr>
+        <w:tblBorders/>
+      </w:tblPr>
+      <w:tcPr>
+        <w:shd w:val="clear" w:color="ffffff"/>
+        <w:tcBorders>
+          <w:top w:val="none" w:color="000000" w:sz="4" w:space="0"/>
+          <w:left w:val="none" w:color="000000" w:sz="4" w:space="0"/>
+          <w:bottom w:val="none" w:color="000000" w:sz="4" w:space="0"/>
+          <w:right w:val="none" w:color="000000" w:sz="4" w:space="0"/>
+        </w:tcBorders>
+      </w:tcPr>
+    </w:tblStylePr>
     <w:tblStylePr w:type="nwCell">
       <w:pPr>
         <w:pBdr/>
@@ -34021,9 +36321,9 @@
       </w:tcPr>
     </w:tblStylePr>
   </w:style>
-  <w:style w:type="table" w:styleId="36">
+  <w:style w:type="table" w:styleId="860">
     <w:name w:val="Grid Table 3 - Accent 3"/>
-    <w:basedOn w:val="802"/>
+    <w:basedOn w:val="1023"/>
     <w:uiPriority w:val="99"/>
     <w:pPr>
       <w:pBdr/>
@@ -34122,29 +36422,6 @@
         <w:tblBorders/>
       </w:tblPr>
       <w:tcPr>
-        <w:shd w:color="ffffff"/>
-        <w:tcBorders>
-          <w:top w:val="none" w:color="000000" w:sz="4" w:space="0"/>
-          <w:left w:val="none" w:color="000000" w:sz="4" w:space="0"/>
-          <w:bottom w:val="none" w:color="000000" w:sz="4" w:space="0"/>
-          <w:right w:val="none" w:color="000000" w:sz="4" w:space="0"/>
-        </w:tcBorders>
-      </w:tcPr>
-    </w:tblStylePr>
-    <w:tblStylePr w:type="firstRow">
-      <w:rPr>
-        <w:b/>
-        <w:color w:val="404040"/>
-      </w:rPr>
-      <w:pPr>
-        <w:pBdr/>
-        <w:spacing/>
-        <w:ind/>
-      </w:pPr>
-      <w:tblPr>
-        <w:tblBorders/>
-      </w:tblPr>
-      <w:tcPr>
         <w:shd w:val="clear" w:color="ffffff"/>
         <w:tcBorders>
           <w:top w:val="none" w:color="000000" w:sz="4" w:space="0"/>
@@ -34154,30 +36431,7 @@
         </w:tcBorders>
       </w:tcPr>
     </w:tblStylePr>
-    <w:tblStylePr w:type="lastCol">
-      <w:rPr>
-        <w:i/>
-        <w:color w:val="404040"/>
-      </w:rPr>
-      <w:pPr>
-        <w:pBdr/>
-        <w:spacing/>
-        <w:ind/>
-      </w:pPr>
-      <w:tblPr>
-        <w:tblBorders/>
-      </w:tblPr>
-      <w:tcPr>
-        <w:shd w:color="ffffff"/>
-        <w:tcBorders>
-          <w:top w:val="none" w:color="000000" w:sz="4" w:space="0"/>
-          <w:left w:val="none" w:color="000000" w:sz="4" w:space="0"/>
-          <w:bottom w:val="none" w:color="000000" w:sz="4" w:space="0"/>
-          <w:right w:val="none" w:color="000000" w:sz="4" w:space="0"/>
-        </w:tcBorders>
-      </w:tcPr>
-    </w:tblStylePr>
-    <w:tblStylePr w:type="lastRow">
+    <w:tblStylePr w:type="firstRow">
       <w:rPr>
         <w:b/>
         <w:color w:val="404040"/>
@@ -34200,6 +36454,52 @@
         </w:tcBorders>
       </w:tcPr>
     </w:tblStylePr>
+    <w:tblStylePr w:type="lastCol">
+      <w:rPr>
+        <w:i/>
+        <w:color w:val="404040"/>
+      </w:rPr>
+      <w:pPr>
+        <w:pBdr/>
+        <w:spacing/>
+        <w:ind/>
+      </w:pPr>
+      <w:tblPr>
+        <w:tblBorders/>
+      </w:tblPr>
+      <w:tcPr>
+        <w:shd w:val="clear" w:color="ffffff"/>
+        <w:tcBorders>
+          <w:top w:val="none" w:color="000000" w:sz="4" w:space="0"/>
+          <w:left w:val="none" w:color="000000" w:sz="4" w:space="0"/>
+          <w:bottom w:val="none" w:color="000000" w:sz="4" w:space="0"/>
+          <w:right w:val="none" w:color="000000" w:sz="4" w:space="0"/>
+        </w:tcBorders>
+      </w:tcPr>
+    </w:tblStylePr>
+    <w:tblStylePr w:type="lastRow">
+      <w:rPr>
+        <w:b/>
+        <w:color w:val="404040"/>
+      </w:rPr>
+      <w:pPr>
+        <w:pBdr/>
+        <w:spacing/>
+        <w:ind/>
+      </w:pPr>
+      <w:tblPr>
+        <w:tblBorders/>
+      </w:tblPr>
+      <w:tcPr>
+        <w:shd w:val="clear" w:color="ffffff"/>
+        <w:tcBorders>
+          <w:top w:val="none" w:color="000000" w:sz="4" w:space="0"/>
+          <w:left w:val="none" w:color="000000" w:sz="4" w:space="0"/>
+          <w:bottom w:val="none" w:color="000000" w:sz="4" w:space="0"/>
+          <w:right w:val="none" w:color="000000" w:sz="4" w:space="0"/>
+        </w:tcBorders>
+      </w:tcPr>
+    </w:tblStylePr>
     <w:tblStylePr w:type="nwCell">
       <w:pPr>
         <w:pBdr/>
@@ -34266,9 +36566,9 @@
       </w:tcPr>
     </w:tblStylePr>
   </w:style>
-  <w:style w:type="table" w:styleId="37">
+  <w:style w:type="table" w:styleId="861">
     <w:name w:val="Grid Table 3 - Accent 4"/>
-    <w:basedOn w:val="802"/>
+    <w:basedOn w:val="1023"/>
     <w:uiPriority w:val="99"/>
     <w:pPr>
       <w:pBdr/>
@@ -34367,29 +36667,6 @@
         <w:tblBorders/>
       </w:tblPr>
       <w:tcPr>
-        <w:shd w:color="ffffff"/>
-        <w:tcBorders>
-          <w:top w:val="none" w:color="000000" w:sz="4" w:space="0"/>
-          <w:left w:val="none" w:color="000000" w:sz="4" w:space="0"/>
-          <w:bottom w:val="none" w:color="000000" w:sz="4" w:space="0"/>
-          <w:right w:val="none" w:color="000000" w:sz="4" w:space="0"/>
-        </w:tcBorders>
-      </w:tcPr>
-    </w:tblStylePr>
-    <w:tblStylePr w:type="firstRow">
-      <w:rPr>
-        <w:b/>
-        <w:color w:val="404040"/>
-      </w:rPr>
-      <w:pPr>
-        <w:pBdr/>
-        <w:spacing/>
-        <w:ind/>
-      </w:pPr>
-      <w:tblPr>
-        <w:tblBorders/>
-      </w:tblPr>
-      <w:tcPr>
         <w:shd w:val="clear" w:color="ffffff"/>
         <w:tcBorders>
           <w:top w:val="none" w:color="000000" w:sz="4" w:space="0"/>
@@ -34399,30 +36676,7 @@
         </w:tcBorders>
       </w:tcPr>
     </w:tblStylePr>
-    <w:tblStylePr w:type="lastCol">
-      <w:rPr>
-        <w:i/>
-        <w:color w:val="404040"/>
-      </w:rPr>
-      <w:pPr>
-        <w:pBdr/>
-        <w:spacing/>
-        <w:ind/>
-      </w:pPr>
-      <w:tblPr>
-        <w:tblBorders/>
-      </w:tblPr>
-      <w:tcPr>
-        <w:shd w:color="ffffff"/>
-        <w:tcBorders>
-          <w:top w:val="none" w:color="000000" w:sz="4" w:space="0"/>
-          <w:left w:val="none" w:color="000000" w:sz="4" w:space="0"/>
-          <w:bottom w:val="none" w:color="000000" w:sz="4" w:space="0"/>
-          <w:right w:val="none" w:color="000000" w:sz="4" w:space="0"/>
-        </w:tcBorders>
-      </w:tcPr>
-    </w:tblStylePr>
-    <w:tblStylePr w:type="lastRow">
+    <w:tblStylePr w:type="firstRow">
       <w:rPr>
         <w:b/>
         <w:color w:val="404040"/>
@@ -34445,6 +36699,52 @@
         </w:tcBorders>
       </w:tcPr>
     </w:tblStylePr>
+    <w:tblStylePr w:type="lastCol">
+      <w:rPr>
+        <w:i/>
+        <w:color w:val="404040"/>
+      </w:rPr>
+      <w:pPr>
+        <w:pBdr/>
+        <w:spacing/>
+        <w:ind/>
+      </w:pPr>
+      <w:tblPr>
+        <w:tblBorders/>
+      </w:tblPr>
+      <w:tcPr>
+        <w:shd w:val="clear" w:color="ffffff"/>
+        <w:tcBorders>
+          <w:top w:val="none" w:color="000000" w:sz="4" w:space="0"/>
+          <w:left w:val="none" w:color="000000" w:sz="4" w:space="0"/>
+          <w:bottom w:val="none" w:color="000000" w:sz="4" w:space="0"/>
+          <w:right w:val="none" w:color="000000" w:sz="4" w:space="0"/>
+        </w:tcBorders>
+      </w:tcPr>
+    </w:tblStylePr>
+    <w:tblStylePr w:type="lastRow">
+      <w:rPr>
+        <w:b/>
+        <w:color w:val="404040"/>
+      </w:rPr>
+      <w:pPr>
+        <w:pBdr/>
+        <w:spacing/>
+        <w:ind/>
+      </w:pPr>
+      <w:tblPr>
+        <w:tblBorders/>
+      </w:tblPr>
+      <w:tcPr>
+        <w:shd w:val="clear" w:color="ffffff"/>
+        <w:tcBorders>
+          <w:top w:val="none" w:color="000000" w:sz="4" w:space="0"/>
+          <w:left w:val="none" w:color="000000" w:sz="4" w:space="0"/>
+          <w:bottom w:val="none" w:color="000000" w:sz="4" w:space="0"/>
+          <w:right w:val="none" w:color="000000" w:sz="4" w:space="0"/>
+        </w:tcBorders>
+      </w:tcPr>
+    </w:tblStylePr>
     <w:tblStylePr w:type="nwCell">
       <w:pPr>
         <w:pBdr/>
@@ -34511,9 +36811,9 @@
       </w:tcPr>
     </w:tblStylePr>
   </w:style>
-  <w:style w:type="table" w:styleId="38">
+  <w:style w:type="table" w:styleId="862">
     <w:name w:val="Grid Table 3 - Accent 5"/>
-    <w:basedOn w:val="802"/>
+    <w:basedOn w:val="1023"/>
     <w:uiPriority w:val="99"/>
     <w:pPr>
       <w:pBdr/>
@@ -34612,29 +36912,6 @@
         <w:tblBorders/>
       </w:tblPr>
       <w:tcPr>
-        <w:shd w:color="ffffff"/>
-        <w:tcBorders>
-          <w:top w:val="none" w:color="000000" w:sz="4" w:space="0"/>
-          <w:left w:val="none" w:color="000000" w:sz="4" w:space="0"/>
-          <w:bottom w:val="none" w:color="000000" w:sz="4" w:space="0"/>
-          <w:right w:val="none" w:color="000000" w:sz="4" w:space="0"/>
-        </w:tcBorders>
-      </w:tcPr>
-    </w:tblStylePr>
-    <w:tblStylePr w:type="firstRow">
-      <w:rPr>
-        <w:b/>
-        <w:color w:val="404040"/>
-      </w:rPr>
-      <w:pPr>
-        <w:pBdr/>
-        <w:spacing/>
-        <w:ind/>
-      </w:pPr>
-      <w:tblPr>
-        <w:tblBorders/>
-      </w:tblPr>
-      <w:tcPr>
         <w:shd w:val="clear" w:color="ffffff"/>
         <w:tcBorders>
           <w:top w:val="none" w:color="000000" w:sz="4" w:space="0"/>
@@ -34644,30 +36921,7 @@
         </w:tcBorders>
       </w:tcPr>
     </w:tblStylePr>
-    <w:tblStylePr w:type="lastCol">
-      <w:rPr>
-        <w:i/>
-        <w:color w:val="404040"/>
-      </w:rPr>
-      <w:pPr>
-        <w:pBdr/>
-        <w:spacing/>
-        <w:ind/>
-      </w:pPr>
-      <w:tblPr>
-        <w:tblBorders/>
-      </w:tblPr>
-      <w:tcPr>
-        <w:shd w:color="ffffff"/>
-        <w:tcBorders>
-          <w:top w:val="none" w:color="000000" w:sz="4" w:space="0"/>
-          <w:left w:val="none" w:color="000000" w:sz="4" w:space="0"/>
-          <w:bottom w:val="none" w:color="000000" w:sz="4" w:space="0"/>
-          <w:right w:val="none" w:color="000000" w:sz="4" w:space="0"/>
-        </w:tcBorders>
-      </w:tcPr>
-    </w:tblStylePr>
-    <w:tblStylePr w:type="lastRow">
+    <w:tblStylePr w:type="firstRow">
       <w:rPr>
         <w:b/>
         <w:color w:val="404040"/>
@@ -34690,6 +36944,52 @@
         </w:tcBorders>
       </w:tcPr>
     </w:tblStylePr>
+    <w:tblStylePr w:type="lastCol">
+      <w:rPr>
+        <w:i/>
+        <w:color w:val="404040"/>
+      </w:rPr>
+      <w:pPr>
+        <w:pBdr/>
+        <w:spacing/>
+        <w:ind/>
+      </w:pPr>
+      <w:tblPr>
+        <w:tblBorders/>
+      </w:tblPr>
+      <w:tcPr>
+        <w:shd w:val="clear" w:color="ffffff"/>
+        <w:tcBorders>
+          <w:top w:val="none" w:color="000000" w:sz="4" w:space="0"/>
+          <w:left w:val="none" w:color="000000" w:sz="4" w:space="0"/>
+          <w:bottom w:val="none" w:color="000000" w:sz="4" w:space="0"/>
+          <w:right w:val="none" w:color="000000" w:sz="4" w:space="0"/>
+        </w:tcBorders>
+      </w:tcPr>
+    </w:tblStylePr>
+    <w:tblStylePr w:type="lastRow">
+      <w:rPr>
+        <w:b/>
+        <w:color w:val="404040"/>
+      </w:rPr>
+      <w:pPr>
+        <w:pBdr/>
+        <w:spacing/>
+        <w:ind/>
+      </w:pPr>
+      <w:tblPr>
+        <w:tblBorders/>
+      </w:tblPr>
+      <w:tcPr>
+        <w:shd w:val="clear" w:color="ffffff"/>
+        <w:tcBorders>
+          <w:top w:val="none" w:color="000000" w:sz="4" w:space="0"/>
+          <w:left w:val="none" w:color="000000" w:sz="4" w:space="0"/>
+          <w:bottom w:val="none" w:color="000000" w:sz="4" w:space="0"/>
+          <w:right w:val="none" w:color="000000" w:sz="4" w:space="0"/>
+        </w:tcBorders>
+      </w:tcPr>
+    </w:tblStylePr>
     <w:tblStylePr w:type="nwCell">
       <w:pPr>
         <w:pBdr/>
@@ -34756,9 +37056,9 @@
       </w:tcPr>
     </w:tblStylePr>
   </w:style>
-  <w:style w:type="table" w:styleId="39">
+  <w:style w:type="table" w:styleId="863">
     <w:name w:val="Grid Table 3 - Accent 6"/>
-    <w:basedOn w:val="802"/>
+    <w:basedOn w:val="1023"/>
     <w:uiPriority w:val="99"/>
     <w:pPr>
       <w:pBdr/>
@@ -34857,29 +37157,6 @@
         <w:tblBorders/>
       </w:tblPr>
       <w:tcPr>
-        <w:shd w:color="ffffff"/>
-        <w:tcBorders>
-          <w:top w:val="none" w:color="000000" w:sz="4" w:space="0"/>
-          <w:left w:val="none" w:color="000000" w:sz="4" w:space="0"/>
-          <w:bottom w:val="none" w:color="000000" w:sz="4" w:space="0"/>
-          <w:right w:val="none" w:color="000000" w:sz="4" w:space="0"/>
-        </w:tcBorders>
-      </w:tcPr>
-    </w:tblStylePr>
-    <w:tblStylePr w:type="firstRow">
-      <w:rPr>
-        <w:b/>
-        <w:color w:val="404040"/>
-      </w:rPr>
-      <w:pPr>
-        <w:pBdr/>
-        <w:spacing/>
-        <w:ind/>
-      </w:pPr>
-      <w:tblPr>
-        <w:tblBorders/>
-      </w:tblPr>
-      <w:tcPr>
         <w:shd w:val="clear" w:color="ffffff"/>
         <w:tcBorders>
           <w:top w:val="none" w:color="000000" w:sz="4" w:space="0"/>
@@ -34889,30 +37166,7 @@
         </w:tcBorders>
       </w:tcPr>
     </w:tblStylePr>
-    <w:tblStylePr w:type="lastCol">
-      <w:rPr>
-        <w:i/>
-        <w:color w:val="404040"/>
-      </w:rPr>
-      <w:pPr>
-        <w:pBdr/>
-        <w:spacing/>
-        <w:ind/>
-      </w:pPr>
-      <w:tblPr>
-        <w:tblBorders/>
-      </w:tblPr>
-      <w:tcPr>
-        <w:shd w:color="ffffff"/>
-        <w:tcBorders>
-          <w:top w:val="none" w:color="000000" w:sz="4" w:space="0"/>
-          <w:left w:val="none" w:color="000000" w:sz="4" w:space="0"/>
-          <w:bottom w:val="none" w:color="000000" w:sz="4" w:space="0"/>
-          <w:right w:val="none" w:color="000000" w:sz="4" w:space="0"/>
-        </w:tcBorders>
-      </w:tcPr>
-    </w:tblStylePr>
-    <w:tblStylePr w:type="lastRow">
+    <w:tblStylePr w:type="firstRow">
       <w:rPr>
         <w:b/>
         <w:color w:val="404040"/>
@@ -34935,6 +37189,52 @@
         </w:tcBorders>
       </w:tcPr>
     </w:tblStylePr>
+    <w:tblStylePr w:type="lastCol">
+      <w:rPr>
+        <w:i/>
+        <w:color w:val="404040"/>
+      </w:rPr>
+      <w:pPr>
+        <w:pBdr/>
+        <w:spacing/>
+        <w:ind/>
+      </w:pPr>
+      <w:tblPr>
+        <w:tblBorders/>
+      </w:tblPr>
+      <w:tcPr>
+        <w:shd w:val="clear" w:color="ffffff"/>
+        <w:tcBorders>
+          <w:top w:val="none" w:color="000000" w:sz="4" w:space="0"/>
+          <w:left w:val="none" w:color="000000" w:sz="4" w:space="0"/>
+          <w:bottom w:val="none" w:color="000000" w:sz="4" w:space="0"/>
+          <w:right w:val="none" w:color="000000" w:sz="4" w:space="0"/>
+        </w:tcBorders>
+      </w:tcPr>
+    </w:tblStylePr>
+    <w:tblStylePr w:type="lastRow">
+      <w:rPr>
+        <w:b/>
+        <w:color w:val="404040"/>
+      </w:rPr>
+      <w:pPr>
+        <w:pBdr/>
+        <w:spacing/>
+        <w:ind/>
+      </w:pPr>
+      <w:tblPr>
+        <w:tblBorders/>
+      </w:tblPr>
+      <w:tcPr>
+        <w:shd w:val="clear" w:color="ffffff"/>
+        <w:tcBorders>
+          <w:top w:val="none" w:color="000000" w:sz="4" w:space="0"/>
+          <w:left w:val="none" w:color="000000" w:sz="4" w:space="0"/>
+          <w:bottom w:val="none" w:color="000000" w:sz="4" w:space="0"/>
+          <w:right w:val="none" w:color="000000" w:sz="4" w:space="0"/>
+        </w:tcBorders>
+      </w:tcPr>
+    </w:tblStylePr>
     <w:tblStylePr w:type="nwCell">
       <w:pPr>
         <w:pBdr/>
@@ -35001,9 +37301,9 @@
       </w:tcPr>
     </w:tblStylePr>
   </w:style>
-  <w:style w:type="table" w:styleId="40">
+  <w:style w:type="table" w:styleId="864">
     <w:name w:val="Grid Table 4"/>
-    <w:basedOn w:val="802"/>
+    <w:basedOn w:val="1023"/>
     <w:uiPriority w:val="59"/>
     <w:pPr>
       <w:pBdr/>
@@ -35234,9 +37534,9 @@
       </w:tcPr>
     </w:tblStylePr>
   </w:style>
-  <w:style w:type="table" w:styleId="41">
+  <w:style w:type="table" w:styleId="865">
     <w:name w:val="Grid Table 4 - Accent 1"/>
-    <w:basedOn w:val="802"/>
+    <w:basedOn w:val="1023"/>
     <w:uiPriority w:val="59"/>
     <w:pPr>
       <w:pBdr/>
@@ -35467,9 +37767,9 @@
       </w:tcPr>
     </w:tblStylePr>
   </w:style>
-  <w:style w:type="table" w:styleId="42">
+  <w:style w:type="table" w:styleId="866">
     <w:name w:val="Grid Table 4 - Accent 2"/>
-    <w:basedOn w:val="802"/>
+    <w:basedOn w:val="1023"/>
     <w:uiPriority w:val="59"/>
     <w:pPr>
       <w:pBdr/>
@@ -35700,9 +38000,9 @@
       </w:tcPr>
     </w:tblStylePr>
   </w:style>
-  <w:style w:type="table" w:styleId="43">
+  <w:style w:type="table" w:styleId="867">
     <w:name w:val="Grid Table 4 - Accent 3"/>
-    <w:basedOn w:val="802"/>
+    <w:basedOn w:val="1023"/>
     <w:uiPriority w:val="59"/>
     <w:pPr>
       <w:pBdr/>
@@ -35933,9 +38233,9 @@
       </w:tcPr>
     </w:tblStylePr>
   </w:style>
-  <w:style w:type="table" w:styleId="44">
+  <w:style w:type="table" w:styleId="868">
     <w:name w:val="Grid Table 4 - Accent 4"/>
-    <w:basedOn w:val="802"/>
+    <w:basedOn w:val="1023"/>
     <w:uiPriority w:val="59"/>
     <w:pPr>
       <w:pBdr/>
@@ -36166,9 +38466,9 @@
       </w:tcPr>
     </w:tblStylePr>
   </w:style>
-  <w:style w:type="table" w:styleId="45">
+  <w:style w:type="table" w:styleId="869">
     <w:name w:val="Grid Table 4 - Accent 5"/>
-    <w:basedOn w:val="802"/>
+    <w:basedOn w:val="1023"/>
     <w:uiPriority w:val="59"/>
     <w:pPr>
       <w:pBdr/>
@@ -36399,9 +38699,9 @@
       </w:tcPr>
     </w:tblStylePr>
   </w:style>
-  <w:style w:type="table" w:styleId="46">
+  <w:style w:type="table" w:styleId="870">
     <w:name w:val="Grid Table 4 - Accent 6"/>
-    <w:basedOn w:val="802"/>
+    <w:basedOn w:val="1023"/>
     <w:uiPriority w:val="59"/>
     <w:pPr>
       <w:pBdr/>
@@ -36632,9 +38932,9 @@
       </w:tcPr>
     </w:tblStylePr>
   </w:style>
-  <w:style w:type="table" w:styleId="47">
+  <w:style w:type="table" w:styleId="871">
     <w:name w:val="Grid Table 5 Dark"/>
-    <w:basedOn w:val="802"/>
+    <w:basedOn w:val="1023"/>
     <w:uiPriority w:val="99"/>
     <w:pPr>
       <w:pBdr/>
@@ -36860,9 +39160,9 @@
       </w:tcPr>
     </w:tblStylePr>
   </w:style>
-  <w:style w:type="table" w:styleId="48">
+  <w:style w:type="table" w:styleId="872">
     <w:name w:val="Grid Table 5 Dark- Accent 1"/>
-    <w:basedOn w:val="802"/>
+    <w:basedOn w:val="1023"/>
     <w:uiPriority w:val="99"/>
     <w:pPr>
       <w:pBdr/>
@@ -37088,9 +39388,9 @@
       </w:tcPr>
     </w:tblStylePr>
   </w:style>
-  <w:style w:type="table" w:styleId="49">
+  <w:style w:type="table" w:styleId="873">
     <w:name w:val="Grid Table 5 Dark - Accent 2"/>
-    <w:basedOn w:val="802"/>
+    <w:basedOn w:val="1023"/>
     <w:uiPriority w:val="99"/>
     <w:pPr>
       <w:pBdr/>
@@ -37316,9 +39616,9 @@
       </w:tcPr>
     </w:tblStylePr>
   </w:style>
-  <w:style w:type="table" w:styleId="50">
+  <w:style w:type="table" w:styleId="874">
     <w:name w:val="Grid Table 5 Dark - Accent 3"/>
-    <w:basedOn w:val="802"/>
+    <w:basedOn w:val="1023"/>
     <w:uiPriority w:val="99"/>
     <w:pPr>
       <w:pBdr/>
@@ -37544,9 +39844,9 @@
       </w:tcPr>
     </w:tblStylePr>
   </w:style>
-  <w:style w:type="table" w:styleId="51">
+  <w:style w:type="table" w:styleId="875">
     <w:name w:val="Grid Table 5 Dark- Accent 4"/>
-    <w:basedOn w:val="802"/>
+    <w:basedOn w:val="1023"/>
     <w:uiPriority w:val="99"/>
     <w:pPr>
       <w:pBdr/>
@@ -37772,9 +40072,9 @@
       </w:tcPr>
     </w:tblStylePr>
   </w:style>
-  <w:style w:type="table" w:styleId="52">
+  <w:style w:type="table" w:styleId="876">
     <w:name w:val="Grid Table 5 Dark - Accent 5"/>
-    <w:basedOn w:val="802"/>
+    <w:basedOn w:val="1023"/>
     <w:uiPriority w:val="99"/>
     <w:pPr>
       <w:pBdr/>
@@ -38000,9 +40300,9 @@
       </w:tcPr>
     </w:tblStylePr>
   </w:style>
-  <w:style w:type="table" w:styleId="53">
+  <w:style w:type="table" w:styleId="877">
     <w:name w:val="Grid Table 5 Dark - Accent 6"/>
-    <w:basedOn w:val="802"/>
+    <w:basedOn w:val="1023"/>
     <w:uiPriority w:val="99"/>
     <w:pPr>
       <w:pBdr/>
@@ -38228,9 +40528,9 @@
       </w:tcPr>
     </w:tblStylePr>
   </w:style>
-  <w:style w:type="table" w:styleId="54">
+  <w:style w:type="table" w:styleId="878">
     <w:name w:val="Grid Table 6 Colorful"/>
-    <w:basedOn w:val="802"/>
+    <w:basedOn w:val="1023"/>
     <w:uiPriority w:val="99"/>
     <w:pPr>
       <w:pBdr/>
@@ -38458,9 +40758,9 @@
       </w:tcPr>
     </w:tblStylePr>
   </w:style>
-  <w:style w:type="table" w:styleId="55">
+  <w:style w:type="table" w:styleId="879">
     <w:name w:val="Grid Table 6 Colorful - Accent 1"/>
-    <w:basedOn w:val="802"/>
+    <w:basedOn w:val="1023"/>
     <w:uiPriority w:val="99"/>
     <w:pPr>
       <w:pBdr/>
@@ -38688,9 +40988,9 @@
       </w:tcPr>
     </w:tblStylePr>
   </w:style>
-  <w:style w:type="table" w:styleId="56">
+  <w:style w:type="table" w:styleId="880">
     <w:name w:val="Grid Table 6 Colorful - Accent 2"/>
-    <w:basedOn w:val="802"/>
+    <w:basedOn w:val="1023"/>
     <w:uiPriority w:val="99"/>
     <w:pPr>
       <w:pBdr/>
@@ -38918,9 +41218,9 @@
       </w:tcPr>
     </w:tblStylePr>
   </w:style>
-  <w:style w:type="table" w:styleId="57">
+  <w:style w:type="table" w:styleId="881">
     <w:name w:val="Grid Table 6 Colorful - Accent 3"/>
-    <w:basedOn w:val="802"/>
+    <w:basedOn w:val="1023"/>
     <w:uiPriority w:val="99"/>
     <w:pPr>
       <w:pBdr/>
@@ -39148,9 +41448,9 @@
       </w:tcPr>
     </w:tblStylePr>
   </w:style>
-  <w:style w:type="table" w:styleId="58">
+  <w:style w:type="table" w:styleId="882">
     <w:name w:val="Grid Table 6 Colorful - Accent 4"/>
-    <w:basedOn w:val="802"/>
+    <w:basedOn w:val="1023"/>
     <w:uiPriority w:val="99"/>
     <w:pPr>
       <w:pBdr/>
@@ -39378,9 +41678,9 @@
       </w:tcPr>
     </w:tblStylePr>
   </w:style>
-  <w:style w:type="table" w:styleId="59">
+  <w:style w:type="table" w:styleId="883">
     <w:name w:val="Grid Table 6 Colorful - Accent 5"/>
-    <w:basedOn w:val="802"/>
+    <w:basedOn w:val="1023"/>
     <w:uiPriority w:val="99"/>
     <w:pPr>
       <w:pBdr/>
@@ -39608,9 +41908,9 @@
       </w:tcPr>
     </w:tblStylePr>
   </w:style>
-  <w:style w:type="table" w:styleId="60">
+  <w:style w:type="table" w:styleId="884">
     <w:name w:val="Grid Table 6 Colorful - Accent 6"/>
-    <w:basedOn w:val="802"/>
+    <w:basedOn w:val="1023"/>
     <w:uiPriority w:val="99"/>
     <w:pPr>
       <w:pBdr/>
@@ -39838,9 +42138,9 @@
       </w:tcPr>
     </w:tblStylePr>
   </w:style>
-  <w:style w:type="table" w:styleId="61">
+  <w:style w:type="table" w:styleId="885">
     <w:name w:val="Grid Table 7 Colorful"/>
-    <w:basedOn w:val="802"/>
+    <w:basedOn w:val="1023"/>
     <w:uiPriority w:val="99"/>
     <w:pPr>
       <w:pBdr/>
@@ -39942,11 +42242,11 @@
         <w:tblBorders/>
       </w:tblPr>
       <w:tcPr>
-        <w:shd w:color="ffffff"/>
+        <w:shd w:val="clear" w:color="ffffff"/>
         <w:tcBorders>
-          <w:top w:val="none"/>
-          <w:left w:val="none"/>
-          <w:bottom w:val="none"/>
+          <w:top w:val="none" w:color="000000" w:sz="4" w:space="0"/>
+          <w:left w:val="none" w:color="000000" w:sz="4" w:space="0"/>
+          <w:bottom w:val="none" w:color="000000" w:sz="4" w:space="0"/>
           <w:right w:val="single" w:color="000000" w:themeColor="text1" w:themeTint="80" w:sz="4" w:space="0"/>
         </w:tcBorders>
       </w:tcPr>
@@ -39969,10 +42269,10 @@
       <w:tcPr>
         <w:shd w:val="clear" w:color="ffffff" w:themeColor="light1" w:fill="ffffff" w:themeFill="light1"/>
         <w:tcBorders>
-          <w:top w:val="none"/>
-          <w:left w:val="none"/>
+          <w:top w:val="none" w:color="000000" w:sz="4" w:space="0"/>
+          <w:left w:val="none" w:color="000000" w:sz="4" w:space="0"/>
           <w:bottom w:val="single" w:color="000000" w:themeColor="text1" w:themeTint="80" w:sz="4" w:space="0"/>
-          <w:right w:val="none"/>
+          <w:right w:val="none" w:color="000000" w:sz="4" w:space="0"/>
         </w:tcBorders>
       </w:tcPr>
     </w:tblStylePr>
@@ -39992,12 +42292,12 @@
         <w:tblBorders/>
       </w:tblPr>
       <w:tcPr>
-        <w:shd w:color="ffffff"/>
+        <w:shd w:val="clear" w:color="ffffff"/>
         <w:tcBorders>
-          <w:top w:val="none"/>
+          <w:top w:val="none" w:color="000000" w:sz="4" w:space="0"/>
           <w:left w:val="single" w:color="000000" w:themeColor="text1" w:themeTint="80" w:sz="4" w:space="0"/>
-          <w:bottom w:val="none"/>
-          <w:right w:val="none"/>
+          <w:bottom w:val="none" w:color="000000" w:sz="4" w:space="0"/>
+          <w:right w:val="none" w:color="000000" w:sz="4" w:space="0"/>
         </w:tcBorders>
       </w:tcPr>
     </w:tblStylePr>
@@ -40020,9 +42320,9 @@
         <w:shd w:val="clear" w:color="ffffff" w:themeColor="light1" w:fill="ffffff" w:themeFill="light1"/>
         <w:tcBorders>
           <w:top w:val="single" w:color="000000" w:themeColor="text1" w:themeTint="80" w:sz="4" w:space="0"/>
-          <w:left w:val="none"/>
-          <w:bottom w:val="none"/>
-          <w:right w:val="none"/>
+          <w:left w:val="none" w:color="000000" w:sz="4" w:space="0"/>
+          <w:bottom w:val="none" w:color="000000" w:sz="4" w:space="0"/>
+          <w:right w:val="none" w:color="000000" w:sz="4" w:space="0"/>
         </w:tcBorders>
       </w:tcPr>
     </w:tblStylePr>
@@ -40092,9 +42392,9 @@
       </w:tcPr>
     </w:tblStylePr>
   </w:style>
-  <w:style w:type="table" w:styleId="62">
+  <w:style w:type="table" w:styleId="886">
     <w:name w:val="Grid Table 7 Colorful - Accent 1"/>
-    <w:basedOn w:val="802"/>
+    <w:basedOn w:val="1023"/>
     <w:uiPriority w:val="99"/>
     <w:pPr>
       <w:pBdr/>
@@ -40196,11 +42496,11 @@
         <w:tblBorders/>
       </w:tblPr>
       <w:tcPr>
-        <w:shd w:color="ffffff"/>
+        <w:shd w:val="clear" w:color="ffffff"/>
         <w:tcBorders>
-          <w:top w:val="none"/>
-          <w:left w:val="none"/>
-          <w:bottom w:val="none"/>
+          <w:top w:val="none" w:color="000000" w:sz="4" w:space="0"/>
+          <w:left w:val="none" w:color="000000" w:sz="4" w:space="0"/>
+          <w:bottom w:val="none" w:color="000000" w:sz="4" w:space="0"/>
           <w:right w:val="single" w:color="000000" w:themeColor="accent1" w:themeTint="80" w:sz="4" w:space="0"/>
         </w:tcBorders>
       </w:tcPr>
@@ -40223,10 +42523,10 @@
       <w:tcPr>
         <w:shd w:val="clear" w:color="ffffff" w:themeColor="light1" w:fill="ffffff" w:themeFill="light1"/>
         <w:tcBorders>
-          <w:top w:val="none"/>
-          <w:left w:val="none"/>
+          <w:top w:val="none" w:color="000000" w:sz="4" w:space="0"/>
+          <w:left w:val="none" w:color="000000" w:sz="4" w:space="0"/>
           <w:bottom w:val="single" w:color="000000" w:themeColor="accent1" w:themeTint="80" w:sz="4" w:space="0"/>
-          <w:right w:val="none"/>
+          <w:right w:val="none" w:color="000000" w:sz="4" w:space="0"/>
         </w:tcBorders>
       </w:tcPr>
     </w:tblStylePr>
@@ -40246,12 +42546,12 @@
         <w:tblBorders/>
       </w:tblPr>
       <w:tcPr>
-        <w:shd w:color="ffffff"/>
+        <w:shd w:val="clear" w:color="ffffff"/>
         <w:tcBorders>
-          <w:top w:val="none"/>
+          <w:top w:val="none" w:color="000000" w:sz="4" w:space="0"/>
           <w:left w:val="single" w:color="000000" w:themeColor="accent1" w:themeTint="80" w:sz="4" w:space="0"/>
-          <w:bottom w:val="none"/>
-          <w:right w:val="none"/>
+          <w:bottom w:val="none" w:color="000000" w:sz="4" w:space="0"/>
+          <w:right w:val="none" w:color="000000" w:sz="4" w:space="0"/>
         </w:tcBorders>
       </w:tcPr>
     </w:tblStylePr>
@@ -40274,9 +42574,9 @@
         <w:shd w:val="clear" w:color="ffffff" w:themeColor="light1" w:fill="ffffff" w:themeFill="light1"/>
         <w:tcBorders>
           <w:top w:val="single" w:color="000000" w:themeColor="accent1" w:themeTint="80" w:sz="4" w:space="0"/>
-          <w:left w:val="none"/>
-          <w:bottom w:val="none"/>
-          <w:right w:val="none"/>
+          <w:left w:val="none" w:color="000000" w:sz="4" w:space="0"/>
+          <w:bottom w:val="none" w:color="000000" w:sz="4" w:space="0"/>
+          <w:right w:val="none" w:color="000000" w:sz="4" w:space="0"/>
         </w:tcBorders>
       </w:tcPr>
     </w:tblStylePr>
@@ -40346,9 +42646,9 @@
       </w:tcPr>
     </w:tblStylePr>
   </w:style>
-  <w:style w:type="table" w:styleId="63">
+  <w:style w:type="table" w:styleId="887">
     <w:name w:val="Grid Table 7 Colorful - Accent 2"/>
-    <w:basedOn w:val="802"/>
+    <w:basedOn w:val="1023"/>
     <w:uiPriority w:val="99"/>
     <w:pPr>
       <w:pBdr/>
@@ -40450,11 +42750,11 @@
         <w:tblBorders/>
       </w:tblPr>
       <w:tcPr>
-        <w:shd w:color="ffffff"/>
+        <w:shd w:val="clear" w:color="ffffff"/>
         <w:tcBorders>
-          <w:top w:val="none"/>
-          <w:left w:val="none"/>
-          <w:bottom w:val="none"/>
+          <w:top w:val="none" w:color="000000" w:sz="4" w:space="0"/>
+          <w:left w:val="none" w:color="000000" w:sz="4" w:space="0"/>
+          <w:bottom w:val="none" w:color="000000" w:sz="4" w:space="0"/>
           <w:right w:val="single" w:color="000000" w:themeColor="accent2" w:themeTint="97" w:sz="4" w:space="0"/>
         </w:tcBorders>
       </w:tcPr>
@@ -40477,10 +42777,10 @@
       <w:tcPr>
         <w:shd w:val="clear" w:color="ffffff" w:themeColor="light1" w:fill="ffffff" w:themeFill="light1"/>
         <w:tcBorders>
-          <w:top w:val="none"/>
-          <w:left w:val="none"/>
+          <w:top w:val="none" w:color="000000" w:sz="4" w:space="0"/>
+          <w:left w:val="none" w:color="000000" w:sz="4" w:space="0"/>
           <w:bottom w:val="single" w:color="000000" w:themeColor="accent2" w:themeTint="97" w:sz="4" w:space="0"/>
-          <w:right w:val="none"/>
+          <w:right w:val="none" w:color="000000" w:sz="4" w:space="0"/>
         </w:tcBorders>
       </w:tcPr>
     </w:tblStylePr>
@@ -40500,12 +42800,12 @@
         <w:tblBorders/>
       </w:tblPr>
       <w:tcPr>
-        <w:shd w:color="ffffff"/>
+        <w:shd w:val="clear" w:color="ffffff"/>
         <w:tcBorders>
-          <w:top w:val="none"/>
+          <w:top w:val="none" w:color="000000" w:sz="4" w:space="0"/>
           <w:left w:val="single" w:color="000000" w:themeColor="accent2" w:themeTint="97" w:sz="4" w:space="0"/>
-          <w:bottom w:val="none"/>
-          <w:right w:val="none"/>
+          <w:bottom w:val="none" w:color="000000" w:sz="4" w:space="0"/>
+          <w:right w:val="none" w:color="000000" w:sz="4" w:space="0"/>
         </w:tcBorders>
       </w:tcPr>
     </w:tblStylePr>
@@ -40528,9 +42828,9 @@
         <w:shd w:val="clear" w:color="ffffff" w:themeColor="light1" w:fill="ffffff" w:themeFill="light1"/>
         <w:tcBorders>
           <w:top w:val="single" w:color="000000" w:themeColor="accent2" w:themeTint="97" w:sz="4" w:space="0"/>
-          <w:left w:val="none"/>
-          <w:bottom w:val="none"/>
-          <w:right w:val="none"/>
+          <w:left w:val="none" w:color="000000" w:sz="4" w:space="0"/>
+          <w:bottom w:val="none" w:color="000000" w:sz="4" w:space="0"/>
+          <w:right w:val="none" w:color="000000" w:sz="4" w:space="0"/>
         </w:tcBorders>
       </w:tcPr>
     </w:tblStylePr>
@@ -40600,9 +42900,9 @@
       </w:tcPr>
     </w:tblStylePr>
   </w:style>
-  <w:style w:type="table" w:styleId="64">
+  <w:style w:type="table" w:styleId="888">
     <w:name w:val="Grid Table 7 Colorful - Accent 3"/>
-    <w:basedOn w:val="802"/>
+    <w:basedOn w:val="1023"/>
     <w:uiPriority w:val="99"/>
     <w:pPr>
       <w:pBdr/>
@@ -40704,11 +43004,11 @@
         <w:tblBorders/>
       </w:tblPr>
       <w:tcPr>
-        <w:shd w:color="ffffff"/>
+        <w:shd w:val="clear" w:color="ffffff"/>
         <w:tcBorders>
-          <w:top w:val="none"/>
-          <w:left w:val="none"/>
-          <w:bottom w:val="none"/>
+          <w:top w:val="none" w:color="000000" w:sz="4" w:space="0"/>
+          <w:left w:val="none" w:color="000000" w:sz="4" w:space="0"/>
+          <w:bottom w:val="none" w:color="000000" w:sz="4" w:space="0"/>
           <w:right w:val="single" w:color="000000" w:themeColor="accent3" w:themeTint="FE" w:sz="4" w:space="0"/>
         </w:tcBorders>
       </w:tcPr>
@@ -40731,10 +43031,10 @@
       <w:tcPr>
         <w:shd w:val="clear" w:color="ffffff" w:themeColor="light1" w:fill="ffffff" w:themeFill="light1"/>
         <w:tcBorders>
-          <w:top w:val="none"/>
-          <w:left w:val="none"/>
+          <w:top w:val="none" w:color="000000" w:sz="4" w:space="0"/>
+          <w:left w:val="none" w:color="000000" w:sz="4" w:space="0"/>
           <w:bottom w:val="single" w:color="000000" w:themeColor="accent3" w:themeTint="FE" w:sz="4" w:space="0"/>
-          <w:right w:val="none"/>
+          <w:right w:val="none" w:color="000000" w:sz="4" w:space="0"/>
         </w:tcBorders>
       </w:tcPr>
     </w:tblStylePr>
@@ -40754,12 +43054,12 @@
         <w:tblBorders/>
       </w:tblPr>
       <w:tcPr>
-        <w:shd w:color="ffffff"/>
+        <w:shd w:val="clear" w:color="ffffff"/>
         <w:tcBorders>
-          <w:top w:val="none"/>
+          <w:top w:val="none" w:color="000000" w:sz="4" w:space="0"/>
           <w:left w:val="single" w:color="000000" w:themeColor="accent3" w:themeTint="FE" w:sz="4" w:space="0"/>
-          <w:bottom w:val="none"/>
-          <w:right w:val="none"/>
+          <w:bottom w:val="none" w:color="000000" w:sz="4" w:space="0"/>
+          <w:right w:val="none" w:color="000000" w:sz="4" w:space="0"/>
         </w:tcBorders>
       </w:tcPr>
     </w:tblStylePr>
@@ -40782,9 +43082,9 @@
         <w:shd w:val="clear" w:color="ffffff" w:themeColor="light1" w:fill="ffffff" w:themeFill="light1"/>
         <w:tcBorders>
           <w:top w:val="single" w:color="000000" w:themeColor="accent3" w:themeTint="FE" w:sz="4" w:space="0"/>
-          <w:left w:val="none"/>
-          <w:bottom w:val="none"/>
-          <w:right w:val="none"/>
+          <w:left w:val="none" w:color="000000" w:sz="4" w:space="0"/>
+          <w:bottom w:val="none" w:color="000000" w:sz="4" w:space="0"/>
+          <w:right w:val="none" w:color="000000" w:sz="4" w:space="0"/>
         </w:tcBorders>
       </w:tcPr>
     </w:tblStylePr>
@@ -40854,9 +43154,9 @@
       </w:tcPr>
     </w:tblStylePr>
   </w:style>
-  <w:style w:type="table" w:styleId="65">
+  <w:style w:type="table" w:styleId="889">
     <w:name w:val="Grid Table 7 Colorful - Accent 4"/>
-    <w:basedOn w:val="802"/>
+    <w:basedOn w:val="1023"/>
     <w:uiPriority w:val="99"/>
     <w:pPr>
       <w:pBdr/>
@@ -40958,11 +43258,11 @@
         <w:tblBorders/>
       </w:tblPr>
       <w:tcPr>
-        <w:shd w:color="ffffff"/>
+        <w:shd w:val="clear" w:color="ffffff"/>
         <w:tcBorders>
-          <w:top w:val="none"/>
-          <w:left w:val="none"/>
-          <w:bottom w:val="none"/>
+          <w:top w:val="none" w:color="000000" w:sz="4" w:space="0"/>
+          <w:left w:val="none" w:color="000000" w:sz="4" w:space="0"/>
+          <w:bottom w:val="none" w:color="000000" w:sz="4" w:space="0"/>
           <w:right w:val="single" w:color="000000" w:themeColor="accent4" w:themeTint="9A" w:sz="4" w:space="0"/>
         </w:tcBorders>
       </w:tcPr>
@@ -40985,10 +43285,10 @@
       <w:tcPr>
         <w:shd w:val="clear" w:color="ffffff" w:themeColor="light1" w:fill="ffffff" w:themeFill="light1"/>
         <w:tcBorders>
-          <w:top w:val="none"/>
-          <w:left w:val="none"/>
+          <w:top w:val="none" w:color="000000" w:sz="4" w:space="0"/>
+          <w:left w:val="none" w:color="000000" w:sz="4" w:space="0"/>
           <w:bottom w:val="single" w:color="000000" w:themeColor="accent4" w:themeTint="9A" w:sz="4" w:space="0"/>
-          <w:right w:val="none"/>
+          <w:right w:val="none" w:color="000000" w:sz="4" w:space="0"/>
         </w:tcBorders>
       </w:tcPr>
     </w:tblStylePr>
@@ -41008,12 +43308,12 @@
         <w:tblBorders/>
       </w:tblPr>
       <w:tcPr>
-        <w:shd w:color="ffffff"/>
+        <w:shd w:val="clear" w:color="ffffff"/>
         <w:tcBorders>
-          <w:top w:val="none"/>
+          <w:top w:val="none" w:color="000000" w:sz="4" w:space="0"/>
           <w:left w:val="single" w:color="000000" w:themeColor="accent4" w:themeTint="9A" w:sz="4" w:space="0"/>
-          <w:bottom w:val="none"/>
-          <w:right w:val="none"/>
+          <w:bottom w:val="none" w:color="000000" w:sz="4" w:space="0"/>
+          <w:right w:val="none" w:color="000000" w:sz="4" w:space="0"/>
         </w:tcBorders>
       </w:tcPr>
     </w:tblStylePr>
@@ -41036,9 +43336,9 @@
         <w:shd w:val="clear" w:color="ffffff" w:themeColor="light1" w:fill="ffffff" w:themeFill="light1"/>
         <w:tcBorders>
           <w:top w:val="single" w:color="000000" w:themeColor="accent4" w:themeTint="9A" w:sz="4" w:space="0"/>
-          <w:left w:val="none"/>
-          <w:bottom w:val="none"/>
-          <w:right w:val="none"/>
+          <w:left w:val="none" w:color="000000" w:sz="4" w:space="0"/>
+          <w:bottom w:val="none" w:color="000000" w:sz="4" w:space="0"/>
+          <w:right w:val="none" w:color="000000" w:sz="4" w:space="0"/>
         </w:tcBorders>
       </w:tcPr>
     </w:tblStylePr>
@@ -41108,9 +43408,9 @@
       </w:tcPr>
     </w:tblStylePr>
   </w:style>
-  <w:style w:type="table" w:styleId="66">
+  <w:style w:type="table" w:styleId="890">
     <w:name w:val="Grid Table 7 Colorful - Accent 5"/>
-    <w:basedOn w:val="802"/>
+    <w:basedOn w:val="1023"/>
     <w:uiPriority w:val="99"/>
     <w:pPr>
       <w:pBdr/>
@@ -41212,11 +43512,11 @@
         <w:tblBorders/>
       </w:tblPr>
       <w:tcPr>
-        <w:shd w:color="ffffff"/>
+        <w:shd w:val="clear" w:color="ffffff"/>
         <w:tcBorders>
-          <w:top w:val="none"/>
-          <w:left w:val="none"/>
-          <w:bottom w:val="none"/>
+          <w:top w:val="none" w:color="000000" w:sz="4" w:space="0"/>
+          <w:left w:val="none" w:color="000000" w:sz="4" w:space="0"/>
+          <w:bottom w:val="none" w:color="000000" w:sz="4" w:space="0"/>
           <w:right w:val="single" w:color="000000" w:themeColor="accent5" w:themeTint="90" w:sz="4" w:space="0"/>
         </w:tcBorders>
       </w:tcPr>
@@ -41239,10 +43539,10 @@
       <w:tcPr>
         <w:shd w:val="clear" w:color="ffffff" w:themeColor="light1" w:fill="ffffff" w:themeFill="light1"/>
         <w:tcBorders>
-          <w:top w:val="none"/>
-          <w:left w:val="none"/>
+          <w:top w:val="none" w:color="000000" w:sz="4" w:space="0"/>
+          <w:left w:val="none" w:color="000000" w:sz="4" w:space="0"/>
           <w:bottom w:val="single" w:color="000000" w:themeColor="accent5" w:themeTint="90" w:sz="4" w:space="0"/>
-          <w:right w:val="none"/>
+          <w:right w:val="none" w:color="000000" w:sz="4" w:space="0"/>
         </w:tcBorders>
       </w:tcPr>
     </w:tblStylePr>
@@ -41262,12 +43562,12 @@
         <w:tblBorders/>
       </w:tblPr>
       <w:tcPr>
-        <w:shd w:color="ffffff"/>
+        <w:shd w:val="clear" w:color="ffffff"/>
         <w:tcBorders>
-          <w:top w:val="none"/>
+          <w:top w:val="none" w:color="000000" w:sz="4" w:space="0"/>
           <w:left w:val="single" w:color="000000" w:themeColor="accent5" w:themeTint="90" w:sz="4" w:space="0"/>
-          <w:bottom w:val="none"/>
-          <w:right w:val="none"/>
+          <w:bottom w:val="none" w:color="000000" w:sz="4" w:space="0"/>
+          <w:right w:val="none" w:color="000000" w:sz="4" w:space="0"/>
         </w:tcBorders>
       </w:tcPr>
     </w:tblStylePr>
@@ -41290,9 +43590,9 @@
         <w:shd w:val="clear" w:color="ffffff" w:themeColor="light1" w:fill="ffffff" w:themeFill="light1"/>
         <w:tcBorders>
           <w:top w:val="single" w:color="000000" w:themeColor="accent5" w:themeTint="90" w:sz="4" w:space="0"/>
-          <w:left w:val="none"/>
-          <w:bottom w:val="none"/>
-          <w:right w:val="none"/>
+          <w:left w:val="none" w:color="000000" w:sz="4" w:space="0"/>
+          <w:bottom w:val="none" w:color="000000" w:sz="4" w:space="0"/>
+          <w:right w:val="none" w:color="000000" w:sz="4" w:space="0"/>
         </w:tcBorders>
       </w:tcPr>
     </w:tblStylePr>
@@ -41362,9 +43662,9 @@
       </w:tcPr>
     </w:tblStylePr>
   </w:style>
-  <w:style w:type="table" w:styleId="67">
+  <w:style w:type="table" w:styleId="891">
     <w:name w:val="Grid Table 7 Colorful - Accent 6"/>
-    <w:basedOn w:val="802"/>
+    <w:basedOn w:val="1023"/>
     <w:uiPriority w:val="99"/>
     <w:pPr>
       <w:pBdr/>
@@ -41466,11 +43766,11 @@
         <w:tblBorders/>
       </w:tblPr>
       <w:tcPr>
-        <w:shd w:color="ffffff"/>
+        <w:shd w:val="clear" w:color="ffffff"/>
         <w:tcBorders>
-          <w:top w:val="none"/>
-          <w:left w:val="none"/>
-          <w:bottom w:val="none"/>
+          <w:top w:val="none" w:color="000000" w:sz="4" w:space="0"/>
+          <w:left w:val="none" w:color="000000" w:sz="4" w:space="0"/>
+          <w:bottom w:val="none" w:color="000000" w:sz="4" w:space="0"/>
           <w:right w:val="single" w:color="000000" w:themeColor="accent6" w:themeTint="90" w:sz="4" w:space="0"/>
         </w:tcBorders>
       </w:tcPr>
@@ -41493,10 +43793,10 @@
       <w:tcPr>
         <w:shd w:val="clear" w:color="ffffff" w:themeColor="light1" w:fill="ffffff" w:themeFill="light1"/>
         <w:tcBorders>
-          <w:top w:val="none"/>
-          <w:left w:val="none"/>
+          <w:top w:val="none" w:color="000000" w:sz="4" w:space="0"/>
+          <w:left w:val="none" w:color="000000" w:sz="4" w:space="0"/>
           <w:bottom w:val="single" w:color="000000" w:themeColor="accent6" w:themeTint="90" w:sz="4" w:space="0"/>
-          <w:right w:val="none"/>
+          <w:right w:val="none" w:color="000000" w:sz="4" w:space="0"/>
         </w:tcBorders>
       </w:tcPr>
     </w:tblStylePr>
@@ -41516,12 +43816,12 @@
         <w:tblBorders/>
       </w:tblPr>
       <w:tcPr>
-        <w:shd w:color="ffffff"/>
+        <w:shd w:val="clear" w:color="ffffff"/>
         <w:tcBorders>
-          <w:top w:val="none"/>
+          <w:top w:val="none" w:color="000000" w:sz="4" w:space="0"/>
           <w:left w:val="single" w:color="000000" w:themeColor="accent6" w:themeTint="90" w:sz="4" w:space="0"/>
-          <w:bottom w:val="none"/>
-          <w:right w:val="none"/>
+          <w:bottom w:val="none" w:color="000000" w:sz="4" w:space="0"/>
+          <w:right w:val="none" w:color="000000" w:sz="4" w:space="0"/>
         </w:tcBorders>
       </w:tcPr>
     </w:tblStylePr>
@@ -41544,9 +43844,9 @@
         <w:shd w:val="clear" w:color="ffffff" w:themeColor="light1" w:fill="ffffff" w:themeFill="light1"/>
         <w:tcBorders>
           <w:top w:val="single" w:color="000000" w:themeColor="accent6" w:themeTint="90" w:sz="4" w:space="0"/>
-          <w:left w:val="none"/>
-          <w:bottom w:val="none"/>
-          <w:right w:val="none"/>
+          <w:left w:val="none" w:color="000000" w:sz="4" w:space="0"/>
+          <w:bottom w:val="none" w:color="000000" w:sz="4" w:space="0"/>
+          <w:right w:val="none" w:color="000000" w:sz="4" w:space="0"/>
         </w:tcBorders>
       </w:tcPr>
     </w:tblStylePr>
@@ -41616,9 +43916,9 @@
       </w:tcPr>
     </w:tblStylePr>
   </w:style>
-  <w:style w:type="table" w:styleId="68">
+  <w:style w:type="table" w:styleId="892">
     <w:name w:val="List Table 1 Light"/>
-    <w:basedOn w:val="802"/>
+    <w:basedOn w:val="1023"/>
     <w:uiPriority w:val="99"/>
     <w:pPr>
       <w:pBdr/>
@@ -41832,9 +44132,9 @@
       </w:tcPr>
     </w:tblStylePr>
   </w:style>
-  <w:style w:type="table" w:styleId="69">
+  <w:style w:type="table" w:styleId="893">
     <w:name w:val="List Table 1 Light - Accent 1"/>
-    <w:basedOn w:val="802"/>
+    <w:basedOn w:val="1023"/>
     <w:uiPriority w:val="99"/>
     <w:pPr>
       <w:pBdr/>
@@ -42048,9 +44348,9 @@
       </w:tcPr>
     </w:tblStylePr>
   </w:style>
-  <w:style w:type="table" w:styleId="70">
+  <w:style w:type="table" w:styleId="894">
     <w:name w:val="List Table 1 Light - Accent 2"/>
-    <w:basedOn w:val="802"/>
+    <w:basedOn w:val="1023"/>
     <w:uiPriority w:val="99"/>
     <w:pPr>
       <w:pBdr/>
@@ -42264,9 +44564,9 @@
       </w:tcPr>
     </w:tblStylePr>
   </w:style>
-  <w:style w:type="table" w:styleId="71">
+  <w:style w:type="table" w:styleId="895">
     <w:name w:val="List Table 1 Light - Accent 3"/>
-    <w:basedOn w:val="802"/>
+    <w:basedOn w:val="1023"/>
     <w:uiPriority w:val="99"/>
     <w:pPr>
       <w:pBdr/>
@@ -42480,9 +44780,9 @@
       </w:tcPr>
     </w:tblStylePr>
   </w:style>
-  <w:style w:type="table" w:styleId="72">
+  <w:style w:type="table" w:styleId="896">
     <w:name w:val="List Table 1 Light - Accent 4"/>
-    <w:basedOn w:val="802"/>
+    <w:basedOn w:val="1023"/>
     <w:uiPriority w:val="99"/>
     <w:pPr>
       <w:pBdr/>
@@ -42696,9 +44996,9 @@
       </w:tcPr>
     </w:tblStylePr>
   </w:style>
-  <w:style w:type="table" w:styleId="73">
+  <w:style w:type="table" w:styleId="897">
     <w:name w:val="List Table 1 Light - Accent 5"/>
-    <w:basedOn w:val="802"/>
+    <w:basedOn w:val="1023"/>
     <w:uiPriority w:val="99"/>
     <w:pPr>
       <w:pBdr/>
@@ -42912,9 +45212,9 @@
       </w:tcPr>
     </w:tblStylePr>
   </w:style>
-  <w:style w:type="table" w:styleId="74">
+  <w:style w:type="table" w:styleId="898">
     <w:name w:val="List Table 1 Light - Accent 6"/>
-    <w:basedOn w:val="802"/>
+    <w:basedOn w:val="1023"/>
     <w:uiPriority w:val="99"/>
     <w:pPr>
       <w:pBdr/>
@@ -43128,9 +45428,9 @@
       </w:tcPr>
     </w:tblStylePr>
   </w:style>
-  <w:style w:type="table" w:styleId="75">
+  <w:style w:type="table" w:styleId="899">
     <w:name w:val="List Table 2"/>
-    <w:basedOn w:val="802"/>
+    <w:basedOn w:val="1023"/>
     <w:uiPriority w:val="99"/>
     <w:pPr>
       <w:pBdr/>
@@ -43366,9 +45666,9 @@
       </w:tcPr>
     </w:tblStylePr>
   </w:style>
-  <w:style w:type="table" w:styleId="76">
+  <w:style w:type="table" w:styleId="900">
     <w:name w:val="List Table 2 - Accent 1"/>
-    <w:basedOn w:val="802"/>
+    <w:basedOn w:val="1023"/>
     <w:uiPriority w:val="99"/>
     <w:pPr>
       <w:pBdr/>
@@ -43604,9 +45904,9 @@
       </w:tcPr>
     </w:tblStylePr>
   </w:style>
-  <w:style w:type="table" w:styleId="77">
+  <w:style w:type="table" w:styleId="901">
     <w:name w:val="List Table 2 - Accent 2"/>
-    <w:basedOn w:val="802"/>
+    <w:basedOn w:val="1023"/>
     <w:uiPriority w:val="99"/>
     <w:pPr>
       <w:pBdr/>
@@ -43842,9 +46142,9 @@
       </w:tcPr>
     </w:tblStylePr>
   </w:style>
-  <w:style w:type="table" w:styleId="78">
+  <w:style w:type="table" w:styleId="902">
     <w:name w:val="List Table 2 - Accent 3"/>
-    <w:basedOn w:val="802"/>
+    <w:basedOn w:val="1023"/>
     <w:uiPriority w:val="99"/>
     <w:pPr>
       <w:pBdr/>
@@ -44080,9 +46380,9 @@
       </w:tcPr>
     </w:tblStylePr>
   </w:style>
-  <w:style w:type="table" w:styleId="79">
+  <w:style w:type="table" w:styleId="903">
     <w:name w:val="List Table 2 - Accent 4"/>
-    <w:basedOn w:val="802"/>
+    <w:basedOn w:val="1023"/>
     <w:uiPriority w:val="99"/>
     <w:pPr>
       <w:pBdr/>
@@ -44318,9 +46618,9 @@
       </w:tcPr>
     </w:tblStylePr>
   </w:style>
-  <w:style w:type="table" w:styleId="80">
+  <w:style w:type="table" w:styleId="904">
     <w:name w:val="List Table 2 - Accent 5"/>
-    <w:basedOn w:val="802"/>
+    <w:basedOn w:val="1023"/>
     <w:uiPriority w:val="99"/>
     <w:pPr>
       <w:pBdr/>
@@ -44556,9 +46856,9 @@
       </w:tcPr>
     </w:tblStylePr>
   </w:style>
-  <w:style w:type="table" w:styleId="81">
+  <w:style w:type="table" w:styleId="905">
     <w:name w:val="List Table 2 - Accent 6"/>
-    <w:basedOn w:val="802"/>
+    <w:basedOn w:val="1023"/>
     <w:uiPriority w:val="99"/>
     <w:pPr>
       <w:pBdr/>
@@ -44794,9 +47094,9 @@
       </w:tcPr>
     </w:tblStylePr>
   </w:style>
-  <w:style w:type="table" w:styleId="82">
+  <w:style w:type="table" w:styleId="906">
     <w:name w:val="List Table 3"/>
-    <w:basedOn w:val="802"/>
+    <w:basedOn w:val="1023"/>
     <w:uiPriority w:val="99"/>
     <w:pPr>
       <w:pBdr/>
@@ -45022,9 +47322,9 @@
       </w:tcPr>
     </w:tblStylePr>
   </w:style>
-  <w:style w:type="table" w:styleId="83">
+  <w:style w:type="table" w:styleId="907">
     <w:name w:val="List Table 3 - Accent 1"/>
-    <w:basedOn w:val="802"/>
+    <w:basedOn w:val="1023"/>
     <w:uiPriority w:val="99"/>
     <w:pPr>
       <w:pBdr/>
@@ -45250,9 +47550,9 @@
       </w:tcPr>
     </w:tblStylePr>
   </w:style>
-  <w:style w:type="table" w:styleId="84">
+  <w:style w:type="table" w:styleId="908">
     <w:name w:val="List Table 3 - Accent 2"/>
-    <w:basedOn w:val="802"/>
+    <w:basedOn w:val="1023"/>
     <w:uiPriority w:val="99"/>
     <w:pPr>
       <w:pBdr/>
@@ -45478,9 +47778,9 @@
       </w:tcPr>
     </w:tblStylePr>
   </w:style>
-  <w:style w:type="table" w:styleId="85">
+  <w:style w:type="table" w:styleId="909">
     <w:name w:val="List Table 3 - Accent 3"/>
-    <w:basedOn w:val="802"/>
+    <w:basedOn w:val="1023"/>
     <w:uiPriority w:val="99"/>
     <w:pPr>
       <w:pBdr/>
@@ -45706,9 +48006,9 @@
       </w:tcPr>
     </w:tblStylePr>
   </w:style>
-  <w:style w:type="table" w:styleId="86">
+  <w:style w:type="table" w:styleId="910">
     <w:name w:val="List Table 3 - Accent 4"/>
-    <w:basedOn w:val="802"/>
+    <w:basedOn w:val="1023"/>
     <w:uiPriority w:val="99"/>
     <w:pPr>
       <w:pBdr/>
@@ -45934,9 +48234,9 @@
       </w:tcPr>
     </w:tblStylePr>
   </w:style>
-  <w:style w:type="table" w:styleId="87">
+  <w:style w:type="table" w:styleId="911">
     <w:name w:val="List Table 3 - Accent 5"/>
-    <w:basedOn w:val="802"/>
+    <w:basedOn w:val="1023"/>
     <w:uiPriority w:val="99"/>
     <w:pPr>
       <w:pBdr/>
@@ -46162,9 +48462,9 @@
       </w:tcPr>
     </w:tblStylePr>
   </w:style>
-  <w:style w:type="table" w:styleId="88">
+  <w:style w:type="table" w:styleId="912">
     <w:name w:val="List Table 3 - Accent 6"/>
-    <w:basedOn w:val="802"/>
+    <w:basedOn w:val="1023"/>
     <w:uiPriority w:val="99"/>
     <w:pPr>
       <w:pBdr/>
@@ -46390,9 +48690,9 @@
       </w:tcPr>
     </w:tblStylePr>
   </w:style>
-  <w:style w:type="table" w:styleId="89">
+  <w:style w:type="table" w:styleId="913">
     <w:name w:val="List Table 4"/>
-    <w:basedOn w:val="802"/>
+    <w:basedOn w:val="1023"/>
     <w:uiPriority w:val="99"/>
     <w:pPr>
       <w:pBdr/>
@@ -46615,9 +48915,9 @@
       </w:tcPr>
     </w:tblStylePr>
   </w:style>
-  <w:style w:type="table" w:styleId="90">
+  <w:style w:type="table" w:styleId="914">
     <w:name w:val="List Table 4 - Accent 1"/>
-    <w:basedOn w:val="802"/>
+    <w:basedOn w:val="1023"/>
     <w:uiPriority w:val="99"/>
     <w:pPr>
       <w:pBdr/>
@@ -46840,9 +49140,9 @@
       </w:tcPr>
     </w:tblStylePr>
   </w:style>
-  <w:style w:type="table" w:styleId="91">
+  <w:style w:type="table" w:styleId="915">
     <w:name w:val="List Table 4 - Accent 2"/>
-    <w:basedOn w:val="802"/>
+    <w:basedOn w:val="1023"/>
     <w:uiPriority w:val="99"/>
     <w:pPr>
       <w:pBdr/>
@@ -47065,9 +49365,9 @@
       </w:tcPr>
     </w:tblStylePr>
   </w:style>
-  <w:style w:type="table" w:styleId="92">
+  <w:style w:type="table" w:styleId="916">
     <w:name w:val="List Table 4 - Accent 3"/>
-    <w:basedOn w:val="802"/>
+    <w:basedOn w:val="1023"/>
     <w:uiPriority w:val="99"/>
     <w:pPr>
       <w:pBdr/>
@@ -47290,9 +49590,9 @@
       </w:tcPr>
     </w:tblStylePr>
   </w:style>
-  <w:style w:type="table" w:styleId="93">
+  <w:style w:type="table" w:styleId="917">
     <w:name w:val="List Table 4 - Accent 4"/>
-    <w:basedOn w:val="802"/>
+    <w:basedOn w:val="1023"/>
     <w:uiPriority w:val="99"/>
     <w:pPr>
       <w:pBdr/>
@@ -47515,9 +49815,9 @@
       </w:tcPr>
     </w:tblStylePr>
   </w:style>
-  <w:style w:type="table" w:styleId="94">
+  <w:style w:type="table" w:styleId="918">
     <w:name w:val="List Table 4 - Accent 5"/>
-    <w:basedOn w:val="802"/>
+    <w:basedOn w:val="1023"/>
     <w:uiPriority w:val="99"/>
     <w:pPr>
       <w:pBdr/>
@@ -47740,9 +50040,9 @@
       </w:tcPr>
     </w:tblStylePr>
   </w:style>
-  <w:style w:type="table" w:styleId="95">
+  <w:style w:type="table" w:styleId="919">
     <w:name w:val="List Table 4 - Accent 6"/>
-    <w:basedOn w:val="802"/>
+    <w:basedOn w:val="1023"/>
     <w:uiPriority w:val="99"/>
     <w:pPr>
       <w:pBdr/>
@@ -47965,9 +50265,9 @@
       </w:tcPr>
     </w:tblStylePr>
   </w:style>
-  <w:style w:type="table" w:styleId="96">
+  <w:style w:type="table" w:styleId="920">
     <w:name w:val="List Table 5 Dark"/>
-    <w:basedOn w:val="802"/>
+    <w:basedOn w:val="1023"/>
     <w:uiPriority w:val="99"/>
     <w:pPr>
       <w:pBdr/>
@@ -48207,9 +50507,9 @@
       </w:tcPr>
     </w:tblStylePr>
   </w:style>
-  <w:style w:type="table" w:styleId="97">
+  <w:style w:type="table" w:styleId="921">
     <w:name w:val="List Table 5 Dark - Accent 1"/>
-    <w:basedOn w:val="802"/>
+    <w:basedOn w:val="1023"/>
     <w:uiPriority w:val="99"/>
     <w:pPr>
       <w:pBdr/>
@@ -48449,9 +50749,9 @@
       </w:tcPr>
     </w:tblStylePr>
   </w:style>
-  <w:style w:type="table" w:styleId="98">
+  <w:style w:type="table" w:styleId="922">
     <w:name w:val="List Table 5 Dark - Accent 2"/>
-    <w:basedOn w:val="802"/>
+    <w:basedOn w:val="1023"/>
     <w:uiPriority w:val="99"/>
     <w:pPr>
       <w:pBdr/>
@@ -48691,9 +50991,9 @@
       </w:tcPr>
     </w:tblStylePr>
   </w:style>
-  <w:style w:type="table" w:styleId="99">
+  <w:style w:type="table" w:styleId="923">
     <w:name w:val="List Table 5 Dark - Accent 3"/>
-    <w:basedOn w:val="802"/>
+    <w:basedOn w:val="1023"/>
     <w:uiPriority w:val="99"/>
     <w:pPr>
       <w:pBdr/>
@@ -48933,9 +51233,9 @@
       </w:tcPr>
     </w:tblStylePr>
   </w:style>
-  <w:style w:type="table" w:styleId="100">
+  <w:style w:type="table" w:styleId="924">
     <w:name w:val="List Table 5 Dark - Accent 4"/>
-    <w:basedOn w:val="802"/>
+    <w:basedOn w:val="1023"/>
     <w:uiPriority w:val="99"/>
     <w:pPr>
       <w:pBdr/>
@@ -49175,9 +51475,9 @@
       </w:tcPr>
     </w:tblStylePr>
   </w:style>
-  <w:style w:type="table" w:styleId="101">
+  <w:style w:type="table" w:styleId="925">
     <w:name w:val="List Table 5 Dark - Accent 5"/>
-    <w:basedOn w:val="802"/>
+    <w:basedOn w:val="1023"/>
     <w:uiPriority w:val="99"/>
     <w:pPr>
       <w:pBdr/>
@@ -49417,9 +51717,9 @@
       </w:tcPr>
     </w:tblStylePr>
   </w:style>
-  <w:style w:type="table" w:styleId="102">
+  <w:style w:type="table" w:styleId="926">
     <w:name w:val="List Table 5 Dark - Accent 6"/>
-    <w:basedOn w:val="802"/>
+    <w:basedOn w:val="1023"/>
     <w:uiPriority w:val="99"/>
     <w:pPr>
       <w:pBdr/>
@@ -49659,9 +51959,9 @@
       </w:tcPr>
     </w:tblStylePr>
   </w:style>
-  <w:style w:type="table" w:styleId="103">
+  <w:style w:type="table" w:styleId="927">
     <w:name w:val="List Table 6 Colorful"/>
-    <w:basedOn w:val="802"/>
+    <w:basedOn w:val="1023"/>
     <w:uiPriority w:val="99"/>
     <w:pPr>
       <w:pBdr/>
@@ -49882,9 +52182,9 @@
       </w:tcPr>
     </w:tblStylePr>
   </w:style>
-  <w:style w:type="table" w:styleId="104">
+  <w:style w:type="table" w:styleId="928">
     <w:name w:val="List Table 6 Colorful - Accent 1"/>
-    <w:basedOn w:val="802"/>
+    <w:basedOn w:val="1023"/>
     <w:uiPriority w:val="99"/>
     <w:pPr>
       <w:pBdr/>
@@ -50105,9 +52405,9 @@
       </w:tcPr>
     </w:tblStylePr>
   </w:style>
-  <w:style w:type="table" w:styleId="105">
+  <w:style w:type="table" w:styleId="929">
     <w:name w:val="List Table 6 Colorful - Accent 2"/>
-    <w:basedOn w:val="802"/>
+    <w:basedOn w:val="1023"/>
     <w:uiPriority w:val="99"/>
     <w:pPr>
       <w:pBdr/>
@@ -50328,9 +52628,9 @@
       </w:tcPr>
     </w:tblStylePr>
   </w:style>
-  <w:style w:type="table" w:styleId="106">
+  <w:style w:type="table" w:styleId="930">
     <w:name w:val="List Table 6 Colorful - Accent 3"/>
-    <w:basedOn w:val="802"/>
+    <w:basedOn w:val="1023"/>
     <w:uiPriority w:val="99"/>
     <w:pPr>
       <w:pBdr/>
@@ -50551,9 +52851,9 @@
       </w:tcPr>
     </w:tblStylePr>
   </w:style>
-  <w:style w:type="table" w:styleId="107">
+  <w:style w:type="table" w:styleId="931">
     <w:name w:val="List Table 6 Colorful - Accent 4"/>
-    <w:basedOn w:val="802"/>
+    <w:basedOn w:val="1023"/>
     <w:uiPriority w:val="99"/>
     <w:pPr>
       <w:pBdr/>
@@ -50774,9 +53074,9 @@
       </w:tcPr>
     </w:tblStylePr>
   </w:style>
-  <w:style w:type="table" w:styleId="108">
+  <w:style w:type="table" w:styleId="932">
     <w:name w:val="List Table 6 Colorful - Accent 5"/>
-    <w:basedOn w:val="802"/>
+    <w:basedOn w:val="1023"/>
     <w:uiPriority w:val="99"/>
     <w:pPr>
       <w:pBdr/>
@@ -50997,9 +53297,9 @@
       </w:tcPr>
     </w:tblStylePr>
   </w:style>
-  <w:style w:type="table" w:styleId="109">
+  <w:style w:type="table" w:styleId="933">
     <w:name w:val="List Table 6 Colorful - Accent 6"/>
-    <w:basedOn w:val="802"/>
+    <w:basedOn w:val="1023"/>
     <w:uiPriority w:val="99"/>
     <w:pPr>
       <w:pBdr/>
@@ -51220,9 +53520,9 @@
       </w:tcPr>
     </w:tblStylePr>
   </w:style>
-  <w:style w:type="table" w:styleId="110">
+  <w:style w:type="table" w:styleId="934">
     <w:name w:val="List Table 7 Colorful"/>
-    <w:basedOn w:val="802"/>
+    <w:basedOn w:val="1023"/>
     <w:uiPriority w:val="99"/>
     <w:pPr>
       <w:pBdr/>
@@ -51321,11 +53621,11 @@
         <w:tblBorders/>
       </w:tblPr>
       <w:tcPr>
-        <w:shd w:color="ffffff"/>
+        <w:shd w:val="clear" w:color="ffffff"/>
         <w:tcBorders>
-          <w:top w:val="none"/>
-          <w:left w:val="none"/>
-          <w:bottom w:val="none"/>
+          <w:top w:val="none" w:color="000000" w:sz="4" w:space="0"/>
+          <w:left w:val="none" w:color="000000" w:sz="4" w:space="0"/>
+          <w:bottom w:val="none" w:color="000000" w:sz="4" w:space="0"/>
           <w:right w:val="single" w:color="000000" w:themeColor="text1" w:themeTint="80" w:sz="4" w:space="0"/>
         </w:tcBorders>
       </w:tcPr>
@@ -51348,10 +53648,10 @@
       <w:tcPr>
         <w:shd w:val="clear" w:color="ffffff" w:themeColor="light1" w:fill="ffffff" w:themeFill="light1"/>
         <w:tcBorders>
-          <w:top w:val="none"/>
-          <w:left w:val="none"/>
+          <w:top w:val="none" w:color="000000" w:sz="4" w:space="0"/>
+          <w:left w:val="none" w:color="000000" w:sz="4" w:space="0"/>
           <w:bottom w:val="single" w:color="000000" w:themeColor="text1" w:themeTint="80" w:sz="4" w:space="0"/>
-          <w:right w:val="none"/>
+          <w:right w:val="none" w:color="000000" w:sz="4" w:space="0"/>
         </w:tcBorders>
       </w:tcPr>
     </w:tblStylePr>
@@ -51371,12 +53671,12 @@
         <w:tblBorders/>
       </w:tblPr>
       <w:tcPr>
-        <w:shd w:color="ffffff"/>
+        <w:shd w:val="clear" w:color="ffffff"/>
         <w:tcBorders>
-          <w:top w:val="none"/>
+          <w:top w:val="none" w:color="000000" w:sz="4" w:space="0"/>
           <w:left w:val="single" w:color="000000" w:themeColor="text1" w:themeTint="80" w:sz="4" w:space="0"/>
-          <w:bottom w:val="none"/>
-          <w:right w:val="none"/>
+          <w:bottom w:val="none" w:color="000000" w:sz="4" w:space="0"/>
+          <w:right w:val="none" w:color="000000" w:sz="4" w:space="0"/>
         </w:tcBorders>
       </w:tcPr>
     </w:tblStylePr>
@@ -51399,9 +53699,9 @@
         <w:shd w:val="clear" w:color="ffffff" w:themeColor="light1" w:fill="ffffff" w:themeFill="light1"/>
         <w:tcBorders>
           <w:top w:val="single" w:color="000000" w:themeColor="text1" w:themeTint="80" w:sz="4" w:space="0"/>
-          <w:left w:val="none"/>
-          <w:bottom w:val="none"/>
-          <w:right w:val="none"/>
+          <w:left w:val="none" w:color="000000" w:sz="4" w:space="0"/>
+          <w:bottom w:val="none" w:color="000000" w:sz="4" w:space="0"/>
+          <w:right w:val="none" w:color="000000" w:sz="4" w:space="0"/>
         </w:tcBorders>
       </w:tcPr>
     </w:tblStylePr>
@@ -51476,9 +53776,9 @@
       </w:tcPr>
     </w:tblStylePr>
   </w:style>
-  <w:style w:type="table" w:styleId="111">
+  <w:style w:type="table" w:styleId="935">
     <w:name w:val="List Table 7 Colorful - Accent 1"/>
-    <w:basedOn w:val="802"/>
+    <w:basedOn w:val="1023"/>
     <w:uiPriority w:val="99"/>
     <w:pPr>
       <w:pBdr/>
@@ -51577,11 +53877,11 @@
         <w:tblBorders/>
       </w:tblPr>
       <w:tcPr>
-        <w:shd w:color="ffffff"/>
+        <w:shd w:val="clear" w:color="ffffff"/>
         <w:tcBorders>
-          <w:top w:val="none"/>
-          <w:left w:val="none"/>
-          <w:bottom w:val="none"/>
+          <w:top w:val="none" w:color="000000" w:sz="4" w:space="0"/>
+          <w:left w:val="none" w:color="000000" w:sz="4" w:space="0"/>
+          <w:bottom w:val="none" w:color="000000" w:sz="4" w:space="0"/>
           <w:right w:val="single" w:color="000000" w:themeColor="accent1" w:sz="4" w:space="0"/>
         </w:tcBorders>
       </w:tcPr>
@@ -51604,10 +53904,10 @@
       <w:tcPr>
         <w:shd w:val="clear" w:color="ffffff" w:themeColor="light1" w:fill="ffffff" w:themeFill="light1"/>
         <w:tcBorders>
-          <w:top w:val="none"/>
-          <w:left w:val="none"/>
+          <w:top w:val="none" w:color="000000" w:sz="4" w:space="0"/>
+          <w:left w:val="none" w:color="000000" w:sz="4" w:space="0"/>
           <w:bottom w:val="single" w:color="000000" w:themeColor="accent1" w:sz="4" w:space="0"/>
-          <w:right w:val="none"/>
+          <w:right w:val="none" w:color="000000" w:sz="4" w:space="0"/>
         </w:tcBorders>
       </w:tcPr>
     </w:tblStylePr>
@@ -51627,12 +53927,12 @@
         <w:tblBorders/>
       </w:tblPr>
       <w:tcPr>
-        <w:shd w:color="ffffff"/>
+        <w:shd w:val="clear" w:color="ffffff"/>
         <w:tcBorders>
-          <w:top w:val="none"/>
+          <w:top w:val="none" w:color="000000" w:sz="4" w:space="0"/>
           <w:left w:val="single" w:color="000000" w:themeColor="accent1" w:sz="4" w:space="0"/>
-          <w:bottom w:val="none"/>
-          <w:right w:val="none"/>
+          <w:bottom w:val="none" w:color="000000" w:sz="4" w:space="0"/>
+          <w:right w:val="none" w:color="000000" w:sz="4" w:space="0"/>
         </w:tcBorders>
       </w:tcPr>
     </w:tblStylePr>
@@ -51655,9 +53955,9 @@
         <w:shd w:val="clear" w:color="ffffff" w:themeColor="light1" w:fill="ffffff" w:themeFill="light1"/>
         <w:tcBorders>
           <w:top w:val="single" w:color="000000" w:themeColor="accent1" w:sz="4" w:space="0"/>
-          <w:left w:val="none"/>
-          <w:bottom w:val="none"/>
-          <w:right w:val="none"/>
+          <w:left w:val="none" w:color="000000" w:sz="4" w:space="0"/>
+          <w:bottom w:val="none" w:color="000000" w:sz="4" w:space="0"/>
+          <w:right w:val="none" w:color="000000" w:sz="4" w:space="0"/>
         </w:tcBorders>
       </w:tcPr>
     </w:tblStylePr>
@@ -51732,9 +54032,9 @@
       </w:tcPr>
     </w:tblStylePr>
   </w:style>
-  <w:style w:type="table" w:styleId="112">
+  <w:style w:type="table" w:styleId="936">
     <w:name w:val="List Table 7 Colorful - Accent 2"/>
-    <w:basedOn w:val="802"/>
+    <w:basedOn w:val="1023"/>
     <w:uiPriority w:val="99"/>
     <w:pPr>
       <w:pBdr/>
@@ -51833,11 +54133,11 @@
         <w:tblBorders/>
       </w:tblPr>
       <w:tcPr>
-        <w:shd w:color="ffffff"/>
+        <w:shd w:val="clear" w:color="ffffff"/>
         <w:tcBorders>
-          <w:top w:val="none"/>
-          <w:left w:val="none"/>
-          <w:bottom w:val="none"/>
+          <w:top w:val="none" w:color="000000" w:sz="4" w:space="0"/>
+          <w:left w:val="none" w:color="000000" w:sz="4" w:space="0"/>
+          <w:bottom w:val="none" w:color="000000" w:sz="4" w:space="0"/>
           <w:right w:val="single" w:color="000000" w:themeColor="accent2" w:themeTint="97" w:sz="4" w:space="0"/>
         </w:tcBorders>
       </w:tcPr>
@@ -51860,10 +54160,10 @@
       <w:tcPr>
         <w:shd w:val="clear" w:color="ffffff" w:themeColor="light1" w:fill="ffffff" w:themeFill="light1"/>
         <w:tcBorders>
-          <w:top w:val="none"/>
-          <w:left w:val="none"/>
+          <w:top w:val="none" w:color="000000" w:sz="4" w:space="0"/>
+          <w:left w:val="none" w:color="000000" w:sz="4" w:space="0"/>
           <w:bottom w:val="single" w:color="000000" w:themeColor="accent2" w:themeTint="97" w:sz="4" w:space="0"/>
-          <w:right w:val="none"/>
+          <w:right w:val="none" w:color="000000" w:sz="4" w:space="0"/>
         </w:tcBorders>
       </w:tcPr>
     </w:tblStylePr>
@@ -51883,12 +54183,12 @@
         <w:tblBorders/>
       </w:tblPr>
       <w:tcPr>
-        <w:shd w:color="ffffff"/>
+        <w:shd w:val="clear" w:color="ffffff"/>
         <w:tcBorders>
-          <w:top w:val="none"/>
+          <w:top w:val="none" w:color="000000" w:sz="4" w:space="0"/>
           <w:left w:val="single" w:color="000000" w:themeColor="accent2" w:themeTint="97" w:sz="4" w:space="0"/>
-          <w:bottom w:val="none"/>
-          <w:right w:val="none"/>
+          <w:bottom w:val="none" w:color="000000" w:sz="4" w:space="0"/>
+          <w:right w:val="none" w:color="000000" w:sz="4" w:space="0"/>
         </w:tcBorders>
       </w:tcPr>
     </w:tblStylePr>
@@ -51911,9 +54211,9 @@
         <w:shd w:val="clear" w:color="ffffff" w:themeColor="light1" w:fill="ffffff" w:themeFill="light1"/>
         <w:tcBorders>
           <w:top w:val="single" w:color="000000" w:themeColor="accent2" w:themeTint="97" w:sz="4" w:space="0"/>
-          <w:left w:val="none"/>
-          <w:bottom w:val="none"/>
-          <w:right w:val="none"/>
+          <w:left w:val="none" w:color="000000" w:sz="4" w:space="0"/>
+          <w:bottom w:val="none" w:color="000000" w:sz="4" w:space="0"/>
+          <w:right w:val="none" w:color="000000" w:sz="4" w:space="0"/>
         </w:tcBorders>
       </w:tcPr>
     </w:tblStylePr>
@@ -51988,9 +54288,9 @@
       </w:tcPr>
     </w:tblStylePr>
   </w:style>
-  <w:style w:type="table" w:styleId="113">
+  <w:style w:type="table" w:styleId="937">
     <w:name w:val="List Table 7 Colorful - Accent 3"/>
-    <w:basedOn w:val="802"/>
+    <w:basedOn w:val="1023"/>
     <w:uiPriority w:val="99"/>
     <w:pPr>
       <w:pBdr/>
@@ -52089,11 +54389,11 @@
         <w:tblBorders/>
       </w:tblPr>
       <w:tcPr>
-        <w:shd w:color="ffffff"/>
+        <w:shd w:val="clear" w:color="ffffff"/>
         <w:tcBorders>
-          <w:top w:val="none"/>
-          <w:left w:val="none"/>
-          <w:bottom w:val="none"/>
+          <w:top w:val="none" w:color="000000" w:sz="4" w:space="0"/>
+          <w:left w:val="none" w:color="000000" w:sz="4" w:space="0"/>
+          <w:bottom w:val="none" w:color="000000" w:sz="4" w:space="0"/>
           <w:right w:val="single" w:color="000000" w:themeColor="accent3" w:themeTint="98" w:sz="4" w:space="0"/>
         </w:tcBorders>
       </w:tcPr>
@@ -52116,10 +54416,10 @@
       <w:tcPr>
         <w:shd w:val="clear" w:color="ffffff" w:themeColor="light1" w:fill="ffffff" w:themeFill="light1"/>
         <w:tcBorders>
-          <w:top w:val="none"/>
-          <w:left w:val="none"/>
+          <w:top w:val="none" w:color="000000" w:sz="4" w:space="0"/>
+          <w:left w:val="none" w:color="000000" w:sz="4" w:space="0"/>
           <w:bottom w:val="single" w:color="000000" w:themeColor="accent3" w:themeTint="98" w:sz="4" w:space="0"/>
-          <w:right w:val="none"/>
+          <w:right w:val="none" w:color="000000" w:sz="4" w:space="0"/>
         </w:tcBorders>
       </w:tcPr>
     </w:tblStylePr>
@@ -52139,12 +54439,12 @@
         <w:tblBorders/>
       </w:tblPr>
       <w:tcPr>
-        <w:shd w:color="ffffff"/>
+        <w:shd w:val="clear" w:color="ffffff"/>
         <w:tcBorders>
-          <w:top w:val="none"/>
+          <w:top w:val="none" w:color="000000" w:sz="4" w:space="0"/>
           <w:left w:val="single" w:color="000000" w:themeColor="accent3" w:themeTint="98" w:sz="4" w:space="0"/>
-          <w:bottom w:val="none"/>
-          <w:right w:val="none"/>
+          <w:bottom w:val="none" w:color="000000" w:sz="4" w:space="0"/>
+          <w:right w:val="none" w:color="000000" w:sz="4" w:space="0"/>
         </w:tcBorders>
       </w:tcPr>
     </w:tblStylePr>
@@ -52167,9 +54467,9 @@
         <w:shd w:val="clear" w:color="ffffff" w:themeColor="light1" w:fill="ffffff" w:themeFill="light1"/>
         <w:tcBorders>
           <w:top w:val="single" w:color="000000" w:themeColor="accent3" w:themeTint="98" w:sz="4" w:space="0"/>
-          <w:left w:val="none"/>
-          <w:bottom w:val="none"/>
-          <w:right w:val="none"/>
+          <w:left w:val="none" w:color="000000" w:sz="4" w:space="0"/>
+          <w:bottom w:val="none" w:color="000000" w:sz="4" w:space="0"/>
+          <w:right w:val="none" w:color="000000" w:sz="4" w:space="0"/>
         </w:tcBorders>
       </w:tcPr>
     </w:tblStylePr>
@@ -52244,9 +54544,9 @@
       </w:tcPr>
     </w:tblStylePr>
   </w:style>
-  <w:style w:type="table" w:styleId="114">
+  <w:style w:type="table" w:styleId="938">
     <w:name w:val="List Table 7 Colorful - Accent 4"/>
-    <w:basedOn w:val="802"/>
+    <w:basedOn w:val="1023"/>
     <w:uiPriority w:val="99"/>
     <w:pPr>
       <w:pBdr/>
@@ -52345,11 +54645,11 @@
         <w:tblBorders/>
       </w:tblPr>
       <w:tcPr>
-        <w:shd w:color="ffffff"/>
+        <w:shd w:val="clear" w:color="ffffff"/>
         <w:tcBorders>
-          <w:top w:val="none"/>
-          <w:left w:val="none"/>
-          <w:bottom w:val="none"/>
+          <w:top w:val="none" w:color="000000" w:sz="4" w:space="0"/>
+          <w:left w:val="none" w:color="000000" w:sz="4" w:space="0"/>
+          <w:bottom w:val="none" w:color="000000" w:sz="4" w:space="0"/>
           <w:right w:val="single" w:color="000000" w:themeColor="accent4" w:themeTint="9A" w:sz="4" w:space="0"/>
         </w:tcBorders>
       </w:tcPr>
@@ -52372,10 +54672,10 @@
       <w:tcPr>
         <w:shd w:val="clear" w:color="ffffff" w:themeColor="light1" w:fill="ffffff" w:themeFill="light1"/>
         <w:tcBorders>
-          <w:top w:val="none"/>
-          <w:left w:val="none"/>
+          <w:top w:val="none" w:color="000000" w:sz="4" w:space="0"/>
+          <w:left w:val="none" w:color="000000" w:sz="4" w:space="0"/>
           <w:bottom w:val="single" w:color="000000" w:themeColor="accent4" w:themeTint="9A" w:sz="4" w:space="0"/>
-          <w:right w:val="none"/>
+          <w:right w:val="none" w:color="000000" w:sz="4" w:space="0"/>
         </w:tcBorders>
       </w:tcPr>
     </w:tblStylePr>
@@ -52395,12 +54695,12 @@
         <w:tblBorders/>
       </w:tblPr>
       <w:tcPr>
-        <w:shd w:color="ffffff"/>
+        <w:shd w:val="clear" w:color="ffffff"/>
         <w:tcBorders>
-          <w:top w:val="none"/>
+          <w:top w:val="none" w:color="000000" w:sz="4" w:space="0"/>
           <w:left w:val="single" w:color="000000" w:themeColor="accent4" w:themeTint="9A" w:sz="4" w:space="0"/>
-          <w:bottom w:val="none"/>
-          <w:right w:val="none"/>
+          <w:bottom w:val="none" w:color="000000" w:sz="4" w:space="0"/>
+          <w:right w:val="none" w:color="000000" w:sz="4" w:space="0"/>
         </w:tcBorders>
       </w:tcPr>
     </w:tblStylePr>
@@ -52423,9 +54723,9 @@
         <w:shd w:val="clear" w:color="ffffff" w:themeColor="light1" w:fill="ffffff" w:themeFill="light1"/>
         <w:tcBorders>
           <w:top w:val="single" w:color="000000" w:themeColor="accent4" w:themeTint="9A" w:sz="4" w:space="0"/>
-          <w:left w:val="none"/>
-          <w:bottom w:val="none"/>
-          <w:right w:val="none"/>
+          <w:left w:val="none" w:color="000000" w:sz="4" w:space="0"/>
+          <w:bottom w:val="none" w:color="000000" w:sz="4" w:space="0"/>
+          <w:right w:val="none" w:color="000000" w:sz="4" w:space="0"/>
         </w:tcBorders>
       </w:tcPr>
     </w:tblStylePr>
@@ -52500,9 +54800,9 @@
       </w:tcPr>
     </w:tblStylePr>
   </w:style>
-  <w:style w:type="table" w:styleId="115">
+  <w:style w:type="table" w:styleId="939">
     <w:name w:val="List Table 7 Colorful - Accent 5"/>
-    <w:basedOn w:val="802"/>
+    <w:basedOn w:val="1023"/>
     <w:uiPriority w:val="99"/>
     <w:pPr>
       <w:pBdr/>
@@ -52601,11 +54901,11 @@
         <w:tblBorders/>
       </w:tblPr>
       <w:tcPr>
-        <w:shd w:color="ffffff"/>
+        <w:shd w:val="clear" w:color="ffffff"/>
         <w:tcBorders>
-          <w:top w:val="none"/>
-          <w:left w:val="none"/>
-          <w:bottom w:val="none"/>
+          <w:top w:val="none" w:color="000000" w:sz="4" w:space="0"/>
+          <w:left w:val="none" w:color="000000" w:sz="4" w:space="0"/>
+          <w:bottom w:val="none" w:color="000000" w:sz="4" w:space="0"/>
           <w:right w:val="single" w:color="000000" w:themeColor="accent5" w:themeTint="9A" w:sz="4" w:space="0"/>
         </w:tcBorders>
       </w:tcPr>
@@ -52628,10 +54928,10 @@
       <w:tcPr>
         <w:shd w:val="clear" w:color="ffffff" w:themeColor="light1" w:fill="ffffff" w:themeFill="light1"/>
         <w:tcBorders>
-          <w:top w:val="none"/>
-          <w:left w:val="none"/>
+          <w:top w:val="none" w:color="000000" w:sz="4" w:space="0"/>
+          <w:left w:val="none" w:color="000000" w:sz="4" w:space="0"/>
           <w:bottom w:val="single" w:color="000000" w:themeColor="accent5" w:themeTint="9A" w:sz="4" w:space="0"/>
-          <w:right w:val="none"/>
+          <w:right w:val="none" w:color="000000" w:sz="4" w:space="0"/>
         </w:tcBorders>
       </w:tcPr>
     </w:tblStylePr>
@@ -52651,12 +54951,12 @@
         <w:tblBorders/>
       </w:tblPr>
       <w:tcPr>
-        <w:shd w:color="ffffff"/>
+        <w:shd w:val="clear" w:color="ffffff"/>
         <w:tcBorders>
-          <w:top w:val="none"/>
+          <w:top w:val="none" w:color="000000" w:sz="4" w:space="0"/>
           <w:left w:val="single" w:color="000000" w:themeColor="accent5" w:themeTint="9A" w:sz="4" w:space="0"/>
-          <w:bottom w:val="none"/>
-          <w:right w:val="none"/>
+          <w:bottom w:val="none" w:color="000000" w:sz="4" w:space="0"/>
+          <w:right w:val="none" w:color="000000" w:sz="4" w:space="0"/>
         </w:tcBorders>
       </w:tcPr>
     </w:tblStylePr>
@@ -52679,9 +54979,9 @@
         <w:shd w:val="clear" w:color="ffffff" w:themeColor="light1" w:fill="ffffff" w:themeFill="light1"/>
         <w:tcBorders>
           <w:top w:val="single" w:color="000000" w:themeColor="accent5" w:themeTint="9A" w:sz="4" w:space="0"/>
-          <w:left w:val="none"/>
-          <w:bottom w:val="none"/>
-          <w:right w:val="none"/>
+          <w:left w:val="none" w:color="000000" w:sz="4" w:space="0"/>
+          <w:bottom w:val="none" w:color="000000" w:sz="4" w:space="0"/>
+          <w:right w:val="none" w:color="000000" w:sz="4" w:space="0"/>
         </w:tcBorders>
       </w:tcPr>
     </w:tblStylePr>
@@ -52756,9 +55056,9 @@
       </w:tcPr>
     </w:tblStylePr>
   </w:style>
-  <w:style w:type="table" w:styleId="116">
+  <w:style w:type="table" w:styleId="940">
     <w:name w:val="List Table 7 Colorful - Accent 6"/>
-    <w:basedOn w:val="802"/>
+    <w:basedOn w:val="1023"/>
     <w:uiPriority w:val="99"/>
     <w:pPr>
       <w:pBdr/>
@@ -52857,11 +55157,11 @@
         <w:tblBorders/>
       </w:tblPr>
       <w:tcPr>
-        <w:shd w:color="ffffff"/>
+        <w:shd w:val="clear" w:color="ffffff"/>
         <w:tcBorders>
-          <w:top w:val="none"/>
-          <w:left w:val="none"/>
-          <w:bottom w:val="none"/>
+          <w:top w:val="none" w:color="000000" w:sz="4" w:space="0"/>
+          <w:left w:val="none" w:color="000000" w:sz="4" w:space="0"/>
+          <w:bottom w:val="none" w:color="000000" w:sz="4" w:space="0"/>
           <w:right w:val="single" w:color="000000" w:themeColor="accent6" w:themeTint="98" w:sz="4" w:space="0"/>
         </w:tcBorders>
       </w:tcPr>
@@ -52884,10 +55184,10 @@
       <w:tcPr>
         <w:shd w:val="clear" w:color="ffffff" w:themeColor="light1" w:fill="ffffff" w:themeFill="light1"/>
         <w:tcBorders>
-          <w:top w:val="none"/>
-          <w:left w:val="none"/>
+          <w:top w:val="none" w:color="000000" w:sz="4" w:space="0"/>
+          <w:left w:val="none" w:color="000000" w:sz="4" w:space="0"/>
           <w:bottom w:val="single" w:color="000000" w:themeColor="accent6" w:themeTint="98" w:sz="4" w:space="0"/>
-          <w:right w:val="none"/>
+          <w:right w:val="none" w:color="000000" w:sz="4" w:space="0"/>
         </w:tcBorders>
       </w:tcPr>
     </w:tblStylePr>
@@ -52907,12 +55207,12 @@
         <w:tblBorders/>
       </w:tblPr>
       <w:tcPr>
-        <w:shd w:color="ffffff"/>
+        <w:shd w:val="clear" w:color="ffffff"/>
         <w:tcBorders>
-          <w:top w:val="none"/>
+          <w:top w:val="none" w:color="000000" w:sz="4" w:space="0"/>
           <w:left w:val="single" w:color="000000" w:themeColor="accent6" w:themeTint="98" w:sz="4" w:space="0"/>
-          <w:bottom w:val="none"/>
-          <w:right w:val="none"/>
+          <w:bottom w:val="none" w:color="000000" w:sz="4" w:space="0"/>
+          <w:right w:val="none" w:color="000000" w:sz="4" w:space="0"/>
         </w:tcBorders>
       </w:tcPr>
     </w:tblStylePr>
@@ -52935,9 +55235,9 @@
         <w:shd w:val="clear" w:color="ffffff" w:themeColor="light1" w:fill="ffffff" w:themeFill="light1"/>
         <w:tcBorders>
           <w:top w:val="single" w:color="000000" w:themeColor="accent6" w:themeTint="98" w:sz="4" w:space="0"/>
-          <w:left w:val="none"/>
-          <w:bottom w:val="none"/>
-          <w:right w:val="none"/>
+          <w:left w:val="none" w:color="000000" w:sz="4" w:space="0"/>
+          <w:bottom w:val="none" w:color="000000" w:sz="4" w:space="0"/>
+          <w:right w:val="none" w:color="000000" w:sz="4" w:space="0"/>
         </w:tcBorders>
       </w:tcPr>
     </w:tblStylePr>
@@ -53012,9 +55312,9 @@
       </w:tcPr>
     </w:tblStylePr>
   </w:style>
-  <w:style w:type="table" w:styleId="117">
+  <w:style w:type="table" w:styleId="941">
     <w:name w:val="Lined - Accent"/>
-    <w:basedOn w:val="802"/>
+    <w:basedOn w:val="1023"/>
     <w:uiPriority w:val="99"/>
     <w:pPr>
       <w:pBdr/>
@@ -53249,9 +55549,9 @@
       </w:tcPr>
     </w:tblStylePr>
   </w:style>
-  <w:style w:type="table" w:styleId="118">
+  <w:style w:type="table" w:styleId="942">
     <w:name w:val="Lined - Accent 1"/>
-    <w:basedOn w:val="802"/>
+    <w:basedOn w:val="1023"/>
     <w:uiPriority w:val="99"/>
     <w:pPr>
       <w:pBdr/>
@@ -53486,9 +55786,9 @@
       </w:tcPr>
     </w:tblStylePr>
   </w:style>
-  <w:style w:type="table" w:styleId="119">
+  <w:style w:type="table" w:styleId="943">
     <w:name w:val="Lined - Accent 2"/>
-    <w:basedOn w:val="802"/>
+    <w:basedOn w:val="1023"/>
     <w:uiPriority w:val="99"/>
     <w:pPr>
       <w:pBdr/>
@@ -53723,9 +56023,9 @@
       </w:tcPr>
     </w:tblStylePr>
   </w:style>
-  <w:style w:type="table" w:styleId="120">
+  <w:style w:type="table" w:styleId="944">
     <w:name w:val="Lined - Accent 3"/>
-    <w:basedOn w:val="802"/>
+    <w:basedOn w:val="1023"/>
     <w:uiPriority w:val="99"/>
     <w:pPr>
       <w:pBdr/>
@@ -53960,9 +56260,9 @@
       </w:tcPr>
     </w:tblStylePr>
   </w:style>
-  <w:style w:type="table" w:styleId="121">
+  <w:style w:type="table" w:styleId="945">
     <w:name w:val="Lined - Accent 4"/>
-    <w:basedOn w:val="802"/>
+    <w:basedOn w:val="1023"/>
     <w:uiPriority w:val="99"/>
     <w:pPr>
       <w:pBdr/>
@@ -54197,9 +56497,9 @@
       </w:tcPr>
     </w:tblStylePr>
   </w:style>
-  <w:style w:type="table" w:styleId="122">
+  <w:style w:type="table" w:styleId="946">
     <w:name w:val="Lined - Accent 5"/>
-    <w:basedOn w:val="802"/>
+    <w:basedOn w:val="1023"/>
     <w:uiPriority w:val="99"/>
     <w:pPr>
       <w:pBdr/>
@@ -54434,9 +56734,9 @@
       </w:tcPr>
     </w:tblStylePr>
   </w:style>
-  <w:style w:type="table" w:styleId="123">
+  <w:style w:type="table" w:styleId="947">
     <w:name w:val="Lined - Accent 6"/>
-    <w:basedOn w:val="802"/>
+    <w:basedOn w:val="1023"/>
     <w:uiPriority w:val="99"/>
     <w:pPr>
       <w:pBdr/>
@@ -54671,9 +56971,9 @@
       </w:tcPr>
     </w:tblStylePr>
   </w:style>
-  <w:style w:type="table" w:styleId="124">
+  <w:style w:type="table" w:styleId="948">
     <w:name w:val="Bordered &amp; Lined - Accent"/>
-    <w:basedOn w:val="802"/>
+    <w:basedOn w:val="1023"/>
     <w:uiPriority w:val="99"/>
     <w:pPr>
       <w:pBdr/>
@@ -54915,9 +57215,9 @@
       </w:tcPr>
     </w:tblStylePr>
   </w:style>
-  <w:style w:type="table" w:styleId="125">
+  <w:style w:type="table" w:styleId="949">
     <w:name w:val="Bordered &amp; Lined - Accent 1"/>
-    <w:basedOn w:val="802"/>
+    <w:basedOn w:val="1023"/>
     <w:uiPriority w:val="99"/>
     <w:pPr>
       <w:pBdr/>
@@ -55159,9 +57459,9 @@
       </w:tcPr>
     </w:tblStylePr>
   </w:style>
-  <w:style w:type="table" w:styleId="126">
+  <w:style w:type="table" w:styleId="950">
     <w:name w:val="Bordered &amp; Lined - Accent 2"/>
-    <w:basedOn w:val="802"/>
+    <w:basedOn w:val="1023"/>
     <w:uiPriority w:val="99"/>
     <w:pPr>
       <w:pBdr/>
@@ -55403,9 +57703,9 @@
       </w:tcPr>
     </w:tblStylePr>
   </w:style>
-  <w:style w:type="table" w:styleId="127">
+  <w:style w:type="table" w:styleId="951">
     <w:name w:val="Bordered &amp; Lined - Accent 3"/>
-    <w:basedOn w:val="802"/>
+    <w:basedOn w:val="1023"/>
     <w:uiPriority w:val="99"/>
     <w:pPr>
       <w:pBdr/>
@@ -55647,9 +57947,9 @@
       </w:tcPr>
     </w:tblStylePr>
   </w:style>
-  <w:style w:type="table" w:styleId="128">
+  <w:style w:type="table" w:styleId="952">
     <w:name w:val="Bordered &amp; Lined - Accent 4"/>
-    <w:basedOn w:val="802"/>
+    <w:basedOn w:val="1023"/>
     <w:uiPriority w:val="99"/>
     <w:pPr>
       <w:pBdr/>
@@ -55891,9 +58191,9 @@
       </w:tcPr>
     </w:tblStylePr>
   </w:style>
-  <w:style w:type="table" w:styleId="129">
+  <w:style w:type="table" w:styleId="953">
     <w:name w:val="Bordered &amp; Lined - Accent 5"/>
-    <w:basedOn w:val="802"/>
+    <w:basedOn w:val="1023"/>
     <w:uiPriority w:val="99"/>
     <w:pPr>
       <w:pBdr/>
@@ -56135,9 +58435,9 @@
       </w:tcPr>
     </w:tblStylePr>
   </w:style>
-  <w:style w:type="table" w:styleId="130">
+  <w:style w:type="table" w:styleId="954">
     <w:name w:val="Bordered &amp; Lined - Accent 6"/>
-    <w:basedOn w:val="802"/>
+    <w:basedOn w:val="1023"/>
     <w:uiPriority w:val="99"/>
     <w:pPr>
       <w:pBdr/>
@@ -56379,9 +58679,9 @@
       </w:tcPr>
     </w:tblStylePr>
   </w:style>
-  <w:style w:type="table" w:styleId="131">
+  <w:style w:type="table" w:styleId="955">
     <w:name w:val="Bordered"/>
-    <w:basedOn w:val="802"/>
+    <w:basedOn w:val="1023"/>
     <w:uiPriority w:val="99"/>
     <w:pPr>
       <w:pBdr/>
@@ -56610,9 +58910,9 @@
       </w:tcPr>
     </w:tblStylePr>
   </w:style>
-  <w:style w:type="table" w:styleId="132">
+  <w:style w:type="table" w:styleId="956">
     <w:name w:val="Bordered - Accent 1"/>
-    <w:basedOn w:val="802"/>
+    <w:basedOn w:val="1023"/>
     <w:uiPriority w:val="99"/>
     <w:pPr>
       <w:pBdr/>
@@ -56841,9 +59141,9 @@
       </w:tcPr>
     </w:tblStylePr>
   </w:style>
-  <w:style w:type="table" w:styleId="133">
+  <w:style w:type="table" w:styleId="957">
     <w:name w:val="Bordered - Accent 2"/>
-    <w:basedOn w:val="802"/>
+    <w:basedOn w:val="1023"/>
     <w:uiPriority w:val="99"/>
     <w:pPr>
       <w:pBdr/>
@@ -57072,9 +59372,9 @@
       </w:tcPr>
     </w:tblStylePr>
   </w:style>
-  <w:style w:type="table" w:styleId="134">
+  <w:style w:type="table" w:styleId="958">
     <w:name w:val="Bordered - Accent 3"/>
-    <w:basedOn w:val="802"/>
+    <w:basedOn w:val="1023"/>
     <w:uiPriority w:val="99"/>
     <w:pPr>
       <w:pBdr/>
@@ -57303,9 +59603,9 @@
       </w:tcPr>
     </w:tblStylePr>
   </w:style>
-  <w:style w:type="table" w:styleId="135">
+  <w:style w:type="table" w:styleId="959">
     <w:name w:val="Bordered - Accent 4"/>
-    <w:basedOn w:val="802"/>
+    <w:basedOn w:val="1023"/>
     <w:uiPriority w:val="99"/>
     <w:pPr>
       <w:pBdr/>
@@ -57534,9 +59834,9 @@
       </w:tcPr>
     </w:tblStylePr>
   </w:style>
-  <w:style w:type="table" w:styleId="136">
+  <w:style w:type="table" w:styleId="960">
     <w:name w:val="Bordered - Accent 5"/>
-    <w:basedOn w:val="802"/>
+    <w:basedOn w:val="1023"/>
     <w:uiPriority w:val="99"/>
     <w:pPr>
       <w:pBdr/>
@@ -57765,9 +60065,9 @@
       </w:tcPr>
     </w:tblStylePr>
   </w:style>
-  <w:style w:type="table" w:styleId="137">
+  <w:style w:type="table" w:styleId="961">
     <w:name w:val="Bordered - Accent 6"/>
-    <w:basedOn w:val="802"/>
+    <w:basedOn w:val="1023"/>
     <w:uiPriority w:val="99"/>
     <w:pPr>
       <w:pBdr/>
@@ -57996,11 +60296,11 @@
       </w:tcPr>
     </w:tblStylePr>
   </w:style>
-  <w:style w:type="paragraph" w:styleId="139">
+  <w:style w:type="paragraph" w:styleId="962">
     <w:name w:val="Heading 1"/>
-    <w:basedOn w:val="800"/>
-    <w:next w:val="800"/>
-    <w:link w:val="150"/>
+    <w:basedOn w:val="1021"/>
+    <w:next w:val="1021"/>
+    <w:link w:val="971"/>
     <w:uiPriority w:val="9"/>
     <w:qFormat/>
     <w:pPr>
@@ -58018,11 +60318,11 @@
       <w:szCs w:val="40"/>
     </w:rPr>
   </w:style>
-  <w:style w:type="paragraph" w:styleId="140">
+  <w:style w:type="paragraph" w:styleId="963">
     <w:name w:val="Heading 2"/>
-    <w:basedOn w:val="800"/>
-    <w:next w:val="800"/>
-    <w:link w:val="151"/>
+    <w:basedOn w:val="1021"/>
+    <w:next w:val="1021"/>
+    <w:link w:val="972"/>
     <w:uiPriority w:val="9"/>
     <w:unhideWhenUsed/>
     <w:qFormat/>
@@ -58041,11 +60341,11 @@
       <w:szCs w:val="32"/>
     </w:rPr>
   </w:style>
-  <w:style w:type="paragraph" w:styleId="141">
+  <w:style w:type="paragraph" w:styleId="964">
     <w:name w:val="Heading 3"/>
-    <w:basedOn w:val="800"/>
-    <w:next w:val="800"/>
-    <w:link w:val="152"/>
+    <w:basedOn w:val="1021"/>
+    <w:next w:val="1021"/>
+    <w:link w:val="973"/>
     <w:uiPriority w:val="9"/>
     <w:unhideWhenUsed/>
     <w:qFormat/>
@@ -58064,11 +60364,11 @@
       <w:szCs w:val="28"/>
     </w:rPr>
   </w:style>
-  <w:style w:type="paragraph" w:styleId="142">
+  <w:style w:type="paragraph" w:styleId="965">
     <w:name w:val="Heading 4"/>
-    <w:basedOn w:val="800"/>
-    <w:next w:val="800"/>
-    <w:link w:val="153"/>
+    <w:basedOn w:val="1021"/>
+    <w:next w:val="1021"/>
+    <w:link w:val="974"/>
     <w:uiPriority w:val="9"/>
     <w:unhideWhenUsed/>
     <w:qFormat/>
@@ -58087,11 +60387,11 @@
       <w:color w:val="0f4761" w:themeColor="accent1" w:themeShade="BF"/>
     </w:rPr>
   </w:style>
-  <w:style w:type="paragraph" w:styleId="143">
+  <w:style w:type="paragraph" w:styleId="966">
     <w:name w:val="Heading 5"/>
-    <w:basedOn w:val="800"/>
-    <w:next w:val="800"/>
-    <w:link w:val="154"/>
+    <w:basedOn w:val="1021"/>
+    <w:next w:val="1021"/>
+    <w:link w:val="975"/>
     <w:uiPriority w:val="9"/>
     <w:unhideWhenUsed/>
     <w:qFormat/>
@@ -58108,11 +60408,11 @@
       <w:color w:val="0f4761" w:themeColor="accent1" w:themeShade="BF"/>
     </w:rPr>
   </w:style>
-  <w:style w:type="paragraph" w:styleId="144">
+  <w:style w:type="paragraph" w:styleId="967">
     <w:name w:val="Heading 6"/>
-    <w:basedOn w:val="800"/>
-    <w:next w:val="800"/>
-    <w:link w:val="155"/>
+    <w:basedOn w:val="1021"/>
+    <w:next w:val="1021"/>
+    <w:link w:val="976"/>
     <w:uiPriority w:val="9"/>
     <w:unhideWhenUsed/>
     <w:qFormat/>
@@ -58131,11 +60431,11 @@
       <w:color w:val="595959" w:themeColor="text1" w:themeTint="A6"/>
     </w:rPr>
   </w:style>
-  <w:style w:type="paragraph" w:styleId="145">
+  <w:style w:type="paragraph" w:styleId="968">
     <w:name w:val="Heading 7"/>
-    <w:basedOn w:val="800"/>
-    <w:next w:val="800"/>
-    <w:link w:val="156"/>
+    <w:basedOn w:val="1021"/>
+    <w:next w:val="1021"/>
+    <w:link w:val="977"/>
     <w:uiPriority w:val="9"/>
     <w:unhideWhenUsed/>
     <w:qFormat/>
@@ -58152,11 +60452,11 @@
       <w:color w:val="595959" w:themeColor="text1" w:themeTint="A6"/>
     </w:rPr>
   </w:style>
-  <w:style w:type="paragraph" w:styleId="146">
+  <w:style w:type="paragraph" w:styleId="969">
     <w:name w:val="Heading 8"/>
-    <w:basedOn w:val="800"/>
-    <w:next w:val="800"/>
-    <w:link w:val="157"/>
+    <w:basedOn w:val="1021"/>
+    <w:next w:val="1021"/>
+    <w:link w:val="978"/>
     <w:uiPriority w:val="9"/>
     <w:unhideWhenUsed/>
     <w:qFormat/>
@@ -58175,11 +60475,11 @@
       <w:color w:val="272727" w:themeColor="text1" w:themeTint="D8"/>
     </w:rPr>
   </w:style>
-  <w:style w:type="paragraph" w:styleId="147">
+  <w:style w:type="paragraph" w:styleId="970">
     <w:name w:val="Heading 9"/>
-    <w:basedOn w:val="800"/>
-    <w:next w:val="800"/>
-    <w:link w:val="158"/>
+    <w:basedOn w:val="1021"/>
+    <w:next w:val="1021"/>
+    <w:link w:val="979"/>
     <w:uiPriority w:val="9"/>
     <w:unhideWhenUsed/>
     <w:qFormat/>
@@ -58198,10 +60498,10 @@
       <w:color w:val="272727" w:themeColor="text1" w:themeTint="D8"/>
     </w:rPr>
   </w:style>
-  <w:style w:type="character" w:styleId="150">
+  <w:style w:type="character" w:styleId="971">
     <w:name w:val="Heading 1 Char"/>
-    <w:basedOn w:val="801"/>
-    <w:link w:val="139"/>
+    <w:basedOn w:val="1022"/>
+    <w:link w:val="962"/>
     <w:uiPriority w:val="9"/>
     <w:pPr>
       <w:pBdr/>
@@ -58215,10 +60515,10 @@
       <w:szCs w:val="40"/>
     </w:rPr>
   </w:style>
-  <w:style w:type="character" w:styleId="151">
+  <w:style w:type="character" w:styleId="972">
     <w:name w:val="Heading 2 Char"/>
-    <w:basedOn w:val="801"/>
-    <w:link w:val="140"/>
+    <w:basedOn w:val="1022"/>
+    <w:link w:val="963"/>
     <w:uiPriority w:val="9"/>
     <w:pPr>
       <w:pBdr/>
@@ -58232,10 +60532,10 @@
       <w:szCs w:val="32"/>
     </w:rPr>
   </w:style>
-  <w:style w:type="character" w:styleId="152">
+  <w:style w:type="character" w:styleId="973">
     <w:name w:val="Heading 3 Char"/>
-    <w:basedOn w:val="801"/>
-    <w:link w:val="141"/>
+    <w:basedOn w:val="1022"/>
+    <w:link w:val="964"/>
     <w:uiPriority w:val="9"/>
     <w:pPr>
       <w:pBdr/>
@@ -58249,10 +60549,10 @@
       <w:szCs w:val="28"/>
     </w:rPr>
   </w:style>
-  <w:style w:type="character" w:styleId="153">
+  <w:style w:type="character" w:styleId="974">
     <w:name w:val="Heading 4 Char"/>
-    <w:basedOn w:val="801"/>
-    <w:link w:val="142"/>
+    <w:basedOn w:val="1022"/>
+    <w:link w:val="965"/>
     <w:uiPriority w:val="9"/>
     <w:pPr>
       <w:pBdr/>
@@ -58266,10 +60566,10 @@
       <w:color w:val="0f4761" w:themeColor="accent1" w:themeShade="BF"/>
     </w:rPr>
   </w:style>
-  <w:style w:type="character" w:styleId="154">
+  <w:style w:type="character" w:styleId="975">
     <w:name w:val="Heading 5 Char"/>
-    <w:basedOn w:val="801"/>
-    <w:link w:val="143"/>
+    <w:basedOn w:val="1022"/>
+    <w:link w:val="966"/>
     <w:uiPriority w:val="9"/>
     <w:pPr>
       <w:pBdr/>
@@ -58281,10 +60581,10 @@
       <w:color w:val="0f4761" w:themeColor="accent1" w:themeShade="BF"/>
     </w:rPr>
   </w:style>
-  <w:style w:type="character" w:styleId="155">
+  <w:style w:type="character" w:styleId="976">
     <w:name w:val="Heading 6 Char"/>
-    <w:basedOn w:val="801"/>
-    <w:link w:val="144"/>
+    <w:basedOn w:val="1022"/>
+    <w:link w:val="967"/>
     <w:uiPriority w:val="9"/>
     <w:pPr>
       <w:pBdr/>
@@ -58298,10 +60598,10 @@
       <w:color w:val="595959" w:themeColor="text1" w:themeTint="A6"/>
     </w:rPr>
   </w:style>
-  <w:style w:type="character" w:styleId="156">
+  <w:style w:type="character" w:styleId="977">
     <w:name w:val="Heading 7 Char"/>
-    <w:basedOn w:val="801"/>
-    <w:link w:val="145"/>
+    <w:basedOn w:val="1022"/>
+    <w:link w:val="968"/>
     <w:uiPriority w:val="9"/>
     <w:pPr>
       <w:pBdr/>
@@ -58313,10 +60613,10 @@
       <w:color w:val="595959" w:themeColor="text1" w:themeTint="A6"/>
     </w:rPr>
   </w:style>
-  <w:style w:type="character" w:styleId="157">
+  <w:style w:type="character" w:styleId="978">
     <w:name w:val="Heading 8 Char"/>
-    <w:basedOn w:val="801"/>
-    <w:link w:val="146"/>
+    <w:basedOn w:val="1022"/>
+    <w:link w:val="969"/>
     <w:uiPriority w:val="9"/>
     <w:pPr>
       <w:pBdr/>
@@ -58330,10 +60630,10 @@
       <w:color w:val="272727" w:themeColor="text1" w:themeTint="D8"/>
     </w:rPr>
   </w:style>
-  <w:style w:type="character" w:styleId="158">
+  <w:style w:type="character" w:styleId="979">
     <w:name w:val="Heading 9 Char"/>
-    <w:basedOn w:val="801"/>
-    <w:link w:val="147"/>
+    <w:basedOn w:val="1022"/>
+    <w:link w:val="970"/>
     <w:uiPriority w:val="9"/>
     <w:pPr>
       <w:pBdr/>
@@ -58347,11 +60647,11 @@
       <w:color w:val="272727" w:themeColor="text1" w:themeTint="D8"/>
     </w:rPr>
   </w:style>
-  <w:style w:type="paragraph" w:styleId="159">
+  <w:style w:type="paragraph" w:styleId="980">
     <w:name w:val="Title"/>
-    <w:basedOn w:val="800"/>
-    <w:next w:val="800"/>
-    <w:link w:val="160"/>
+    <w:basedOn w:val="1021"/>
+    <w:next w:val="1021"/>
+    <w:link w:val="981"/>
     <w:uiPriority w:val="10"/>
     <w:qFormat/>
     <w:pPr>
@@ -58367,10 +60667,10 @@
       <w:szCs w:val="56"/>
     </w:rPr>
   </w:style>
-  <w:style w:type="character" w:styleId="160">
+  <w:style w:type="character" w:styleId="981">
     <w:name w:val="Title Char"/>
-    <w:basedOn w:val="801"/>
-    <w:link w:val="159"/>
+    <w:basedOn w:val="1022"/>
+    <w:link w:val="980"/>
     <w:uiPriority w:val="10"/>
     <w:pPr>
       <w:pBdr/>
@@ -58384,11 +60684,11 @@
       <w:szCs w:val="56"/>
     </w:rPr>
   </w:style>
-  <w:style w:type="paragraph" w:styleId="161">
+  <w:style w:type="paragraph" w:styleId="982">
     <w:name w:val="Subtitle"/>
-    <w:basedOn w:val="800"/>
-    <w:next w:val="800"/>
-    <w:link w:val="162"/>
+    <w:basedOn w:val="1021"/>
+    <w:next w:val="1021"/>
+    <w:link w:val="983"/>
     <w:uiPriority w:val="11"/>
     <w:qFormat/>
     <w:pPr>
@@ -58406,10 +60706,10 @@
       <w:szCs w:val="28"/>
     </w:rPr>
   </w:style>
-  <w:style w:type="character" w:styleId="162">
+  <w:style w:type="character" w:styleId="983">
     <w:name w:val="Subtitle Char"/>
-    <w:basedOn w:val="801"/>
-    <w:link w:val="161"/>
+    <w:basedOn w:val="1022"/>
+    <w:link w:val="982"/>
     <w:uiPriority w:val="11"/>
     <w:pPr>
       <w:pBdr/>
@@ -58423,11 +60723,11 @@
       <w:szCs w:val="28"/>
     </w:rPr>
   </w:style>
-  <w:style w:type="paragraph" w:styleId="163">
+  <w:style w:type="paragraph" w:styleId="984">
     <w:name w:val="Quote"/>
-    <w:basedOn w:val="800"/>
-    <w:next w:val="800"/>
-    <w:link w:val="164"/>
+    <w:basedOn w:val="1021"/>
+    <w:next w:val="1021"/>
+    <w:link w:val="985"/>
     <w:uiPriority w:val="29"/>
     <w:qFormat/>
     <w:pPr>
@@ -58442,10 +60742,10 @@
       <w:color w:val="404040" w:themeColor="text1" w:themeTint="BF"/>
     </w:rPr>
   </w:style>
-  <w:style w:type="character" w:styleId="164">
+  <w:style w:type="character" w:styleId="985">
     <w:name w:val="Quote Char"/>
-    <w:basedOn w:val="801"/>
-    <w:link w:val="163"/>
+    <w:basedOn w:val="1022"/>
+    <w:link w:val="984"/>
     <w:uiPriority w:val="29"/>
     <w:pPr>
       <w:pBdr/>
@@ -58458,9 +60758,9 @@
       <w:color w:val="404040" w:themeColor="text1" w:themeTint="BF"/>
     </w:rPr>
   </w:style>
-  <w:style w:type="character" w:styleId="166">
+  <w:style w:type="character" w:styleId="986">
     <w:name w:val="Intense Emphasis"/>
-    <w:basedOn w:val="801"/>
+    <w:basedOn w:val="1022"/>
     <w:uiPriority w:val="21"/>
     <w:qFormat/>
     <w:pPr>
@@ -58474,11 +60774,11 @@
       <w:color w:val="0f4761" w:themeColor="accent1" w:themeShade="BF"/>
     </w:rPr>
   </w:style>
-  <w:style w:type="paragraph" w:styleId="167">
+  <w:style w:type="paragraph" w:styleId="987">
     <w:name w:val="Intense Quote"/>
-    <w:basedOn w:val="800"/>
-    <w:next w:val="800"/>
-    <w:link w:val="168"/>
+    <w:basedOn w:val="1021"/>
+    <w:next w:val="1021"/>
+    <w:link w:val="988"/>
     <w:uiPriority w:val="30"/>
     <w:qFormat/>
     <w:pPr>
@@ -58496,10 +60796,10 @@
       <w:color w:val="0f4761" w:themeColor="accent1" w:themeShade="BF"/>
     </w:rPr>
   </w:style>
-  <w:style w:type="character" w:styleId="168">
+  <w:style w:type="character" w:styleId="988">
     <w:name w:val="Intense Quote Char"/>
-    <w:basedOn w:val="801"/>
-    <w:link w:val="167"/>
+    <w:basedOn w:val="1022"/>
+    <w:link w:val="987"/>
     <w:uiPriority w:val="30"/>
     <w:pPr>
       <w:pBdr/>
@@ -58512,9 +60812,9 @@
       <w:color w:val="0f4761" w:themeColor="accent1" w:themeShade="BF"/>
     </w:rPr>
   </w:style>
-  <w:style w:type="character" w:styleId="169">
+  <w:style w:type="character" w:styleId="989">
     <w:name w:val="Intense Reference"/>
-    <w:basedOn w:val="801"/>
+    <w:basedOn w:val="1022"/>
     <w:uiPriority w:val="32"/>
     <w:qFormat/>
     <w:pPr>
@@ -58530,9 +60830,9 @@
       <w:spacing w:val="5"/>
     </w:rPr>
   </w:style>
-  <w:style w:type="paragraph" w:styleId="170">
+  <w:style w:type="paragraph" w:styleId="990">
     <w:name w:val="No Spacing"/>
-    <w:basedOn w:val="800"/>
+    <w:basedOn w:val="1021"/>
     <w:uiPriority w:val="1"/>
     <w:qFormat/>
     <w:pPr>
@@ -58541,9 +60841,9 @@
       <w:ind/>
     </w:pPr>
   </w:style>
-  <w:style w:type="character" w:styleId="171">
+  <w:style w:type="character" w:styleId="991">
     <w:name w:val="Subtle Emphasis"/>
-    <w:basedOn w:val="801"/>
+    <w:basedOn w:val="1022"/>
     <w:uiPriority w:val="19"/>
     <w:qFormat/>
     <w:pPr>
@@ -58557,9 +60857,9 @@
       <w:color w:val="404040" w:themeColor="text1" w:themeTint="BF"/>
     </w:rPr>
   </w:style>
-  <w:style w:type="character" w:styleId="172">
+  <w:style w:type="character" w:styleId="992">
     <w:name w:val="Emphasis"/>
-    <w:basedOn w:val="801"/>
+    <w:basedOn w:val="1022"/>
     <w:uiPriority w:val="20"/>
     <w:qFormat/>
     <w:pPr>
@@ -58572,9 +60872,9 @@
       <w:iCs/>
     </w:rPr>
   </w:style>
-  <w:style w:type="character" w:styleId="173">
+  <w:style w:type="character" w:styleId="993">
     <w:name w:val="Strong"/>
-    <w:basedOn w:val="801"/>
+    <w:basedOn w:val="1022"/>
     <w:uiPriority w:val="22"/>
     <w:qFormat/>
     <w:pPr>
@@ -58587,9 +60887,9 @@
       <w:bCs/>
     </w:rPr>
   </w:style>
-  <w:style w:type="character" w:styleId="174">
+  <w:style w:type="character" w:styleId="994">
     <w:name w:val="Subtle Reference"/>
-    <w:basedOn w:val="801"/>
+    <w:basedOn w:val="1022"/>
     <w:uiPriority w:val="31"/>
     <w:qFormat/>
     <w:pPr>
@@ -58602,9 +60902,9 @@
       <w:color w:val="5a5a5a" w:themeColor="text1" w:themeTint="A5"/>
     </w:rPr>
   </w:style>
-  <w:style w:type="character" w:styleId="175">
+  <w:style w:type="character" w:styleId="995">
     <w:name w:val="Book Title"/>
-    <w:basedOn w:val="801"/>
+    <w:basedOn w:val="1022"/>
     <w:uiPriority w:val="33"/>
     <w:qFormat/>
     <w:pPr>
@@ -58620,10 +60920,10 @@
       <w:spacing w:val="5"/>
     </w:rPr>
   </w:style>
-  <w:style w:type="paragraph" w:styleId="176">
+  <w:style w:type="paragraph" w:styleId="996">
     <w:name w:val="Header"/>
-    <w:basedOn w:val="800"/>
-    <w:link w:val="177"/>
+    <w:basedOn w:val="1021"/>
+    <w:link w:val="997"/>
     <w:uiPriority w:val="99"/>
     <w:unhideWhenUsed/>
     <w:pPr>
@@ -58636,10 +60936,10 @@
       <w:ind/>
     </w:pPr>
   </w:style>
-  <w:style w:type="character" w:styleId="177">
+  <w:style w:type="character" w:styleId="997">
     <w:name w:val="Header Char"/>
-    <w:basedOn w:val="801"/>
-    <w:link w:val="176"/>
+    <w:basedOn w:val="1022"/>
+    <w:link w:val="996"/>
     <w:uiPriority w:val="99"/>
     <w:pPr>
       <w:pBdr/>
@@ -58647,10 +60947,10 @@
       <w:ind/>
     </w:pPr>
   </w:style>
-  <w:style w:type="paragraph" w:styleId="178">
+  <w:style w:type="paragraph" w:styleId="998">
     <w:name w:val="Footer"/>
-    <w:basedOn w:val="800"/>
-    <w:link w:val="179"/>
+    <w:basedOn w:val="1021"/>
+    <w:link w:val="999"/>
     <w:uiPriority w:val="99"/>
     <w:unhideWhenUsed/>
     <w:pPr>
@@ -58663,10 +60963,10 @@
       <w:ind/>
     </w:pPr>
   </w:style>
-  <w:style w:type="character" w:styleId="179">
+  <w:style w:type="character" w:styleId="999">
     <w:name w:val="Footer Char"/>
-    <w:basedOn w:val="801"/>
-    <w:link w:val="178"/>
+    <w:basedOn w:val="1022"/>
+    <w:link w:val="998"/>
     <w:uiPriority w:val="99"/>
     <w:pPr>
       <w:pBdr/>
@@ -58674,10 +60974,10 @@
       <w:ind/>
     </w:pPr>
   </w:style>
-  <w:style w:type="paragraph" w:styleId="180">
+  <w:style w:type="paragraph" w:styleId="1000">
     <w:name w:val="Caption"/>
-    <w:basedOn w:val="800"/>
-    <w:next w:val="800"/>
+    <w:basedOn w:val="1021"/>
+    <w:next w:val="1021"/>
     <w:uiPriority w:val="35"/>
     <w:unhideWhenUsed/>
     <w:qFormat/>
@@ -58694,10 +60994,10 @@
       <w:szCs w:val="18"/>
     </w:rPr>
   </w:style>
-  <w:style w:type="paragraph" w:styleId="181">
+  <w:style w:type="paragraph" w:styleId="1001">
     <w:name w:val="footnote text"/>
-    <w:basedOn w:val="800"/>
-    <w:link w:val="182"/>
+    <w:basedOn w:val="1021"/>
+    <w:link w:val="1002"/>
     <w:uiPriority w:val="99"/>
     <w:semiHidden/>
     <w:unhideWhenUsed/>
@@ -58711,10 +61011,10 @@
       <w:szCs w:val="20"/>
     </w:rPr>
   </w:style>
-  <w:style w:type="character" w:styleId="182">
+  <w:style w:type="character" w:styleId="1002">
     <w:name w:val="Footnote Text Char"/>
-    <w:basedOn w:val="801"/>
-    <w:link w:val="181"/>
+    <w:basedOn w:val="1022"/>
+    <w:link w:val="1001"/>
     <w:uiPriority w:val="99"/>
     <w:semiHidden/>
     <w:pPr>
@@ -58727,9 +61027,9 @@
       <w:szCs w:val="20"/>
     </w:rPr>
   </w:style>
-  <w:style w:type="character" w:styleId="183">
+  <w:style w:type="character" w:styleId="1003">
     <w:name w:val="footnote reference"/>
-    <w:basedOn w:val="801"/>
+    <w:basedOn w:val="1022"/>
     <w:uiPriority w:val="99"/>
     <w:semiHidden/>
     <w:unhideWhenUsed/>
@@ -58742,10 +61042,10 @@
       <w:vertAlign w:val="superscript"/>
     </w:rPr>
   </w:style>
-  <w:style w:type="paragraph" w:styleId="184">
+  <w:style w:type="paragraph" w:styleId="1004">
     <w:name w:val="endnote text"/>
-    <w:basedOn w:val="800"/>
-    <w:link w:val="185"/>
+    <w:basedOn w:val="1021"/>
+    <w:link w:val="1005"/>
     <w:uiPriority w:val="99"/>
     <w:semiHidden/>
     <w:unhideWhenUsed/>
@@ -58759,10 +61059,10 @@
       <w:szCs w:val="20"/>
     </w:rPr>
   </w:style>
-  <w:style w:type="character" w:styleId="185">
+  <w:style w:type="character" w:styleId="1005">
     <w:name w:val="Endnote Text Char"/>
-    <w:basedOn w:val="801"/>
-    <w:link w:val="184"/>
+    <w:basedOn w:val="1022"/>
+    <w:link w:val="1004"/>
     <w:uiPriority w:val="99"/>
     <w:semiHidden/>
     <w:pPr>
@@ -58775,9 +61075,9 @@
       <w:szCs w:val="20"/>
     </w:rPr>
   </w:style>
-  <w:style w:type="character" w:styleId="186">
+  <w:style w:type="character" w:styleId="1006">
     <w:name w:val="endnote reference"/>
-    <w:basedOn w:val="801"/>
+    <w:basedOn w:val="1022"/>
     <w:uiPriority w:val="99"/>
     <w:semiHidden/>
     <w:unhideWhenUsed/>
@@ -58790,9 +61090,9 @@
       <w:vertAlign w:val="superscript"/>
     </w:rPr>
   </w:style>
-  <w:style w:type="character" w:styleId="187">
+  <w:style w:type="character" w:styleId="1007">
     <w:name w:val="Hyperlink"/>
-    <w:basedOn w:val="801"/>
+    <w:basedOn w:val="1022"/>
     <w:uiPriority w:val="99"/>
     <w:unhideWhenUsed/>
     <w:pPr>
@@ -58805,9 +61105,9 @@
       <w:u w:val="single"/>
     </w:rPr>
   </w:style>
-  <w:style w:type="character" w:styleId="188">
+  <w:style w:type="character" w:styleId="1008">
     <w:name w:val="FollowedHyperlink"/>
-    <w:basedOn w:val="801"/>
+    <w:basedOn w:val="1022"/>
     <w:uiPriority w:val="99"/>
     <w:semiHidden/>
     <w:unhideWhenUsed/>
@@ -58821,10 +61121,10 @@
       <w:u w:val="single"/>
     </w:rPr>
   </w:style>
-  <w:style w:type="paragraph" w:styleId="189">
+  <w:style w:type="paragraph" w:styleId="1009">
     <w:name w:val="toc 1"/>
-    <w:basedOn w:val="800"/>
-    <w:next w:val="800"/>
+    <w:basedOn w:val="1021"/>
+    <w:next w:val="1021"/>
     <w:uiPriority w:val="39"/>
     <w:unhideWhenUsed/>
     <w:pPr>
@@ -58833,10 +61133,10 @@
       <w:ind/>
     </w:pPr>
   </w:style>
-  <w:style w:type="paragraph" w:styleId="190">
+  <w:style w:type="paragraph" w:styleId="1010">
     <w:name w:val="toc 2"/>
-    <w:basedOn w:val="800"/>
-    <w:next w:val="800"/>
+    <w:basedOn w:val="1021"/>
+    <w:next w:val="1021"/>
     <w:uiPriority w:val="39"/>
     <w:unhideWhenUsed/>
     <w:pPr>
@@ -58845,10 +61145,10 @@
       <w:ind w:left="220"/>
     </w:pPr>
   </w:style>
-  <w:style w:type="paragraph" w:styleId="191">
+  <w:style w:type="paragraph" w:styleId="1011">
     <w:name w:val="toc 3"/>
-    <w:basedOn w:val="800"/>
-    <w:next w:val="800"/>
+    <w:basedOn w:val="1021"/>
+    <w:next w:val="1021"/>
     <w:uiPriority w:val="39"/>
     <w:unhideWhenUsed/>
     <w:pPr>
@@ -58857,10 +61157,10 @@
       <w:ind w:left="440"/>
     </w:pPr>
   </w:style>
-  <w:style w:type="paragraph" w:styleId="192">
+  <w:style w:type="paragraph" w:styleId="1012">
     <w:name w:val="toc 4"/>
-    <w:basedOn w:val="800"/>
-    <w:next w:val="800"/>
+    <w:basedOn w:val="1021"/>
+    <w:next w:val="1021"/>
     <w:uiPriority w:val="39"/>
     <w:unhideWhenUsed/>
     <w:pPr>
@@ -58869,10 +61169,10 @@
       <w:ind w:left="660"/>
     </w:pPr>
   </w:style>
-  <w:style w:type="paragraph" w:styleId="193">
+  <w:style w:type="paragraph" w:styleId="1013">
     <w:name w:val="toc 5"/>
-    <w:basedOn w:val="800"/>
-    <w:next w:val="800"/>
+    <w:basedOn w:val="1021"/>
+    <w:next w:val="1021"/>
     <w:uiPriority w:val="39"/>
     <w:unhideWhenUsed/>
     <w:pPr>
@@ -58881,10 +61181,10 @@
       <w:ind w:left="880"/>
     </w:pPr>
   </w:style>
-  <w:style w:type="paragraph" w:styleId="194">
+  <w:style w:type="paragraph" w:styleId="1014">
     <w:name w:val="toc 6"/>
-    <w:basedOn w:val="800"/>
-    <w:next w:val="800"/>
+    <w:basedOn w:val="1021"/>
+    <w:next w:val="1021"/>
     <w:uiPriority w:val="39"/>
     <w:unhideWhenUsed/>
     <w:pPr>
@@ -58893,10 +61193,10 @@
       <w:ind w:left="1100"/>
     </w:pPr>
   </w:style>
-  <w:style w:type="paragraph" w:styleId="195">
+  <w:style w:type="paragraph" w:styleId="1015">
     <w:name w:val="toc 7"/>
-    <w:basedOn w:val="800"/>
-    <w:next w:val="800"/>
+    <w:basedOn w:val="1021"/>
+    <w:next w:val="1021"/>
     <w:uiPriority w:val="39"/>
     <w:unhideWhenUsed/>
     <w:pPr>
@@ -58905,10 +61205,10 @@
       <w:ind w:left="1320"/>
     </w:pPr>
   </w:style>
-  <w:style w:type="paragraph" w:styleId="196">
+  <w:style w:type="paragraph" w:styleId="1016">
     <w:name w:val="toc 8"/>
-    <w:basedOn w:val="800"/>
-    <w:next w:val="800"/>
+    <w:basedOn w:val="1021"/>
+    <w:next w:val="1021"/>
     <w:uiPriority w:val="39"/>
     <w:unhideWhenUsed/>
     <w:pPr>
@@ -58917,10 +61217,10 @@
       <w:ind w:left="1540"/>
     </w:pPr>
   </w:style>
-  <w:style w:type="paragraph" w:styleId="197">
+  <w:style w:type="paragraph" w:styleId="1017">
     <w:name w:val="toc 9"/>
-    <w:basedOn w:val="800"/>
-    <w:next w:val="800"/>
+    <w:basedOn w:val="1021"/>
+    <w:next w:val="1021"/>
     <w:uiPriority w:val="39"/>
     <w:unhideWhenUsed/>
     <w:pPr>
@@ -58929,9 +61229,9 @@
       <w:ind w:left="1760"/>
     </w:pPr>
   </w:style>
-  <w:style w:type="character" w:styleId="198">
+  <w:style w:type="character" w:styleId="1018">
     <w:name w:val="Placeholder Text"/>
-    <w:basedOn w:val="801"/>
+    <w:basedOn w:val="1022"/>
     <w:uiPriority w:val="99"/>
     <w:semiHidden/>
     <w:pPr>
@@ -58943,7 +61243,7 @@
       <w:color w:val="666666"/>
     </w:rPr>
   </w:style>
-  <w:style w:type="paragraph" w:styleId="208">
+  <w:style w:type="paragraph" w:styleId="1019">
     <w:name w:val="TOC Heading"/>
     <w:uiPriority w:val="39"/>
     <w:unhideWhenUsed/>
@@ -58953,10 +61253,10 @@
       <w:ind/>
     </w:pPr>
   </w:style>
-  <w:style w:type="paragraph" w:styleId="209">
+  <w:style w:type="paragraph" w:styleId="1020">
     <w:name w:val="table of figures"/>
-    <w:basedOn w:val="800"/>
-    <w:next w:val="800"/>
+    <w:basedOn w:val="1021"/>
+    <w:next w:val="1021"/>
     <w:uiPriority w:val="99"/>
     <w:unhideWhenUsed/>
     <w:pPr>
@@ -58965,7 +61265,7 @@
       <w:ind/>
     </w:pPr>
   </w:style>
-  <w:style w:type="paragraph" w:styleId="800" w:default="1">
+  <w:style w:type="paragraph" w:styleId="1021" w:default="1">
     <w:name w:val="Normal"/>
     <w:qFormat/>
     <w:pPr>
@@ -58979,7 +61279,7 @@
       <w:lang w:val="vi-VN"/>
     </w:rPr>
   </w:style>
-  <w:style w:type="character" w:styleId="801" w:default="1">
+  <w:style w:type="character" w:styleId="1022" w:default="1">
     <w:name w:val="Default Paragraph Font"/>
     <w:uiPriority w:val="1"/>
     <w:semiHidden/>
@@ -58990,7 +61290,7 @@
       <w:ind/>
     </w:pPr>
   </w:style>
-  <w:style w:type="table" w:styleId="802" w:default="1">
+  <w:style w:type="table" w:styleId="1023" w:default="1">
     <w:name w:val="Normal Table"/>
     <w:uiPriority w:val="99"/>
     <w:semiHidden/>
@@ -59183,7 +61483,7 @@
       </w:tcPr>
     </w:tblStylePr>
   </w:style>
-  <w:style w:type="numbering" w:styleId="803" w:default="1">
+  <w:style w:type="numbering" w:styleId="1024" w:default="1">
     <w:name w:val="No List"/>
     <w:uiPriority w:val="99"/>
     <w:semiHidden/>
@@ -59194,9 +61494,9 @@
       <w:ind/>
     </w:pPr>
   </w:style>
-  <w:style w:type="table" w:styleId="804">
+  <w:style w:type="table" w:styleId="1025">
     <w:name w:val="Table Grid"/>
-    <w:basedOn w:val="802"/>
+    <w:basedOn w:val="1023"/>
     <w:uiPriority w:val="59"/>
     <w:pPr>
       <w:pBdr/>
@@ -59386,9 +61686,9 @@
       </w:tcPr>
     </w:tblStylePr>
   </w:style>
-  <w:style w:type="paragraph" w:styleId="805">
+  <w:style w:type="paragraph" w:styleId="1026">
     <w:name w:val="List Paragraph"/>
-    <w:basedOn w:val="800"/>
+    <w:basedOn w:val="1021"/>
     <w:uiPriority w:val="34"/>
     <w:qFormat/>
     <w:pPr>
@@ -59406,10 +61706,10 @@
       <w:lang w:val="en-US"/>
     </w:rPr>
   </w:style>
-  <w:style w:type="paragraph" w:styleId="806">
+  <w:style w:type="paragraph" w:styleId="1027">
     <w:name w:val="Balloon Text"/>
-    <w:basedOn w:val="800"/>
-    <w:link w:val="807"/>
+    <w:basedOn w:val="1021"/>
+    <w:link w:val="1028"/>
     <w:uiPriority w:val="99"/>
     <w:semiHidden/>
     <w:unhideWhenUsed/>
@@ -59424,10 +61724,10 @@
       <w:szCs w:val="16"/>
     </w:rPr>
   </w:style>
-  <w:style w:type="character" w:styleId="807" w:customStyle="1">
+  <w:style w:type="character" w:styleId="1028" w:customStyle="1">
     <w:name w:val="Bóng chú thích Char"/>
-    <w:basedOn w:val="801"/>
-    <w:link w:val="806"/>
+    <w:basedOn w:val="1022"/>
+    <w:link w:val="1027"/>
     <w:uiPriority w:val="99"/>
     <w:semiHidden/>
     <w:pPr>
@@ -59442,9 +61742,9 @@
       <w:lang w:val="vi-VN"/>
     </w:rPr>
   </w:style>
-  <w:style w:type="paragraph" w:styleId="808">
+  <w:style w:type="paragraph" w:styleId="1029">
     <w:name w:val="Normal (Web)"/>
-    <w:basedOn w:val="800"/>
+    <w:basedOn w:val="1021"/>
     <w:uiPriority w:val="99"/>
     <w:semiHidden/>
     <w:unhideWhenUsed/>

--- a/Kỹ thuật Phục hồi chức năng/01. Môn học Cơ sở (II.1)/MH09. Hóa sinh/Đề cương /3. Protid.docx
+++ b/Kỹ thuật Phục hồi chức năng/01. Môn học Cơ sở (II.1)/MH09. Hóa sinh/Đề cương /3. Protid.docx
@@ -354,7 +354,6 @@
           <w:bCs/>
           <w:szCs w:val="28"/>
           <w:highlight w:val="yellow"/>
-          <w:lang w:val="fr-FR"/>
         </w:rPr>
       </w:r>
       <w:r>
@@ -1057,7 +1056,6 @@
           <w:bCs/>
           <w:szCs w:val="28"/>
           <w:highlight w:val="yellow"/>
-          <w:lang w:val="en-US"/>
         </w:rPr>
       </w:r>
       <w:r>
@@ -1380,7 +1378,6 @@
           <w:bCs/>
           <w:szCs w:val="28"/>
           <w:highlight w:val="yellow"/>
-          <w:lang w:val="fr-FR"/>
         </w:rPr>
       </w:r>
       <w:r>
@@ -1641,7 +1638,6 @@
           <w:rFonts w:cs="Times New Roman"/>
           <w:szCs w:val="28"/>
           <w:highlight w:val="yellow"/>
-          <w:lang w:val="fr-FR"/>
         </w:rPr>
       </w:r>
       <w:r>
@@ -2627,7 +2623,6 @@
           <w:bCs/>
           <w:szCs w:val="28"/>
           <w:highlight w:val="yellow"/>
-          <w:lang w:val="fr-FR"/>
         </w:rPr>
       </w:r>
       <w:r>
@@ -3776,7 +3771,6 @@
           <w:bCs/>
           <w:szCs w:val="28"/>
           <w:highlight w:val="yellow"/>
-          <w:lang w:val="fr-FR"/>
         </w:rPr>
       </w:r>
       <w:r>
@@ -5384,7 +5378,6 @@
           <w:rFonts w:cs="Times New Roman"/>
           <w:szCs w:val="28"/>
           <w:highlight w:val="yellow"/>
-          <w:lang w:val="en-US"/>
         </w:rPr>
       </w:r>
       <w:r>
@@ -7994,7 +7987,6 @@
           <w:rFonts w:cs="Times New Roman"/>
           <w:szCs w:val="28"/>
           <w:highlight w:val="yellow"/>
-          <w:lang w:val="en-US"/>
         </w:rPr>
       </w:r>
       <w:r>
@@ -10923,7 +10915,6 @@
           <w:bCs/>
           <w:szCs w:val="28"/>
           <w:highlight w:val="yellow"/>
-          <w:lang w:val="fr-FR"/>
         </w:rPr>
       </w:r>
       <w:r>
@@ -12776,7 +12767,6 @@
         <w:rPr>
           <w:szCs w:val="28"/>
           <w:highlight w:val="yellow"/>
-          <w:lang w:val="en-US"/>
         </w:rPr>
       </w:r>
       <w:r>
@@ -15794,7 +15784,6 @@
           <w:bCs/>
           <w:szCs w:val="28"/>
           <w:highlight w:val="yellow"/>
-          <w:lang w:val="fr-FR"/>
         </w:rPr>
       </w:r>
     </w:p>
@@ -18959,12 +18948,13 @@
         <w:ind w:firstLine="0"/>
         <w:rPr>
           <w:szCs w:val="28"/>
-          <w:lang w:val="en-US"/>
-        </w:rPr>
-      </w:pPr>
-      <w:r>
-        <w:rPr>
-          <w:szCs w:val="28"/>
+          <w:highlight w:val="yellow"/>
+        </w:rPr>
+      </w:pPr>
+      <w:r>
+        <w:rPr>
+          <w:szCs w:val="28"/>
+          <w:highlight w:val="yellow"/>
           <w:lang w:val="en-US"/>
         </w:rPr>
         <w:t xml:space="preserve">B. T</w:t>
@@ -18972,18 +18962,21 @@
       <w:r>
         <w:rPr>
           <w:szCs w:val="28"/>
+          <w:highlight w:val="yellow"/>
         </w:rPr>
         <w:t xml:space="preserve">ất cả các amino acid đều tham gia vận chuyển nhóm amine để biến đổi thành các ceto acid tương ứng</w:t>
       </w:r>
       <w:r>
         <w:rPr>
           <w:szCs w:val="28"/>
-          <w:lang w:val="en-US"/>
-        </w:rPr>
-      </w:r>
-      <w:r>
-        <w:rPr>
-          <w:szCs w:val="28"/>
+          <w:highlight w:val="yellow"/>
+          <w:lang w:val="en-US"/>
+        </w:rPr>
+      </w:r>
+      <w:r>
+        <w:rPr>
+          <w:szCs w:val="28"/>
+          <w:highlight w:val="yellow"/>
           <w:lang w:val="en-US"/>
         </w:rPr>
       </w:r>
@@ -19270,6 +19263,7 @@
         <w:ind w:firstLine="0"/>
         <w:rPr>
           <w:szCs w:val="28"/>
+          <w:highlight w:val="yellow"/>
         </w:rPr>
       </w:pPr>
       <w:r>
@@ -19304,16 +19298,24 @@
           <w:szCs w:val="28"/>
         </w:rPr>
         <w:tab/>
+      </w:r>
+      <w:r>
+        <w:rPr>
+          <w:szCs w:val="28"/>
+          <w:highlight w:val="yellow"/>
+        </w:rPr>
         <w:t xml:space="preserve">E. A và B đúng</w:t>
       </w:r>
       <w:r>
         <w:rPr>
           <w:szCs w:val="28"/>
-        </w:rPr>
-      </w:r>
-      <w:r>
-        <w:rPr>
-          <w:szCs w:val="28"/>
+          <w:highlight w:val="yellow"/>
+        </w:rPr>
+      </w:r>
+      <w:r>
+        <w:rPr>
+          <w:szCs w:val="28"/>
+          <w:highlight w:val="yellow"/>
         </w:rPr>
       </w:r>
     </w:p>
@@ -19398,6 +19400,12 @@
           <w:szCs w:val="28"/>
         </w:rPr>
         <w:tab/>
+      </w:r>
+      <w:r>
+        <w:rPr>
+          <w:szCs w:val="28"/>
+          <w:highlight w:val="yellow"/>
+        </w:rPr>
         <w:t xml:space="preserve">B. Lysin</w:t>
       </w:r>
       <w:r>
@@ -19505,6 +19513,7 @@
       <w:r>
         <w:rPr>
           <w:szCs w:val="28"/>
+          <w:highlight w:val="yellow"/>
         </w:rPr>
         <w:t xml:space="preserve">A. Threonine</w:t>
       </w:r>
@@ -19648,22 +19657,26 @@
         <w:ind/>
         <w:rPr>
           <w:szCs w:val="28"/>
-        </w:rPr>
-      </w:pPr>
-      <w:r>
-        <w:rPr>
-          <w:szCs w:val="28"/>
+          <w:highlight w:val="yellow"/>
+        </w:rPr>
+      </w:pPr>
+      <w:r>
+        <w:rPr>
+          <w:szCs w:val="28"/>
+          <w:highlight w:val="yellow"/>
         </w:rPr>
         <w:t xml:space="preserve">B. (I) Ornithin, (II) Citrulin, (III) Arginin</w:t>
       </w:r>
       <w:r>
         <w:rPr>
           <w:szCs w:val="28"/>
-        </w:rPr>
-      </w:r>
-      <w:r>
-        <w:rPr>
-          <w:szCs w:val="28"/>
+          <w:highlight w:val="yellow"/>
+        </w:rPr>
+      </w:r>
+      <w:r>
+        <w:rPr>
+          <w:szCs w:val="28"/>
+          <w:highlight w:val="yellow"/>
         </w:rPr>
       </w:r>
     </w:p>
@@ -20657,22 +20670,26 @@
         <w:ind w:firstLine="0"/>
         <w:rPr>
           <w:szCs w:val="28"/>
-        </w:rPr>
-      </w:pPr>
-      <w:r>
-        <w:rPr>
-          <w:szCs w:val="28"/>
+          <w:highlight w:val="yellow"/>
+        </w:rPr>
+      </w:pPr>
+      <w:r>
+        <w:rPr>
+          <w:szCs w:val="28"/>
+          <w:highlight w:val="yellow"/>
         </w:rPr>
         <w:t xml:space="preserve">D. Tất cả đều đúng</w:t>
       </w:r>
       <w:r>
         <w:rPr>
           <w:szCs w:val="28"/>
-        </w:rPr>
-      </w:r>
-      <w:r>
-        <w:rPr>
-          <w:szCs w:val="28"/>
+          <w:highlight w:val="yellow"/>
+        </w:rPr>
+      </w:r>
+      <w:r>
+        <w:rPr>
+          <w:szCs w:val="28"/>
+          <w:highlight w:val="yellow"/>
         </w:rPr>
       </w:r>
     </w:p>
@@ -20790,17 +20807,20 @@
         <w:ind w:firstLine="0"/>
         <w:rPr>
           <w:szCs w:val="28"/>
-        </w:rPr>
-      </w:pPr>
-      <w:r>
-        <w:rPr>
-          <w:szCs w:val="28"/>
+          <w:highlight w:val="yellow"/>
+        </w:rPr>
+      </w:pPr>
+      <w:r>
+        <w:rPr>
+          <w:szCs w:val="28"/>
+          <w:highlight w:val="yellow"/>
         </w:rPr>
         <w:t xml:space="preserve">A. Chuyển hóa NH</w:t>
       </w:r>
       <w:r>
         <w:rPr>
           <w:szCs w:val="28"/>
+          <w:highlight w:val="yellow"/>
           <w:vertAlign w:val="subscript"/>
         </w:rPr>
         <w:t xml:space="preserve">3</w:t>
@@ -20808,17 +20828,20 @@
       <w:r>
         <w:rPr>
           <w:szCs w:val="28"/>
+          <w:highlight w:val="yellow"/>
         </w:rPr>
         <w:t xml:space="preserve"> thành Urê, đào thải vào nước tiểu</w:t>
       </w:r>
       <w:r>
         <w:rPr>
           <w:szCs w:val="28"/>
-        </w:rPr>
-      </w:r>
-      <w:r>
-        <w:rPr>
-          <w:szCs w:val="28"/>
+          <w:highlight w:val="yellow"/>
+        </w:rPr>
+      </w:r>
+      <w:r>
+        <w:rPr>
+          <w:szCs w:val="28"/>
+          <w:highlight w:val="yellow"/>
         </w:rPr>
       </w:r>
     </w:p>
@@ -21085,6 +21108,12 @@
           <w:szCs w:val="28"/>
         </w:rPr>
         <w:tab/>
+      </w:r>
+      <w:r>
+        <w:rPr>
+          <w:szCs w:val="28"/>
+          <w:highlight w:val="yellow"/>
+        </w:rPr>
         <w:t xml:space="preserve">D.A và B đúng</w:t>
       </w:r>
       <w:r>
@@ -21279,6 +21308,12 @@
           <w:szCs w:val="28"/>
         </w:rPr>
         <w:tab/>
+      </w:r>
+      <w:r>
+        <w:rPr>
+          <w:szCs w:val="28"/>
+          <w:highlight w:val="yellow"/>
+        </w:rPr>
         <w:t xml:space="preserve">D. (1) ARNm, (2) AND</w:t>
       </w:r>
       <w:r>

--- a/Kỹ thuật Phục hồi chức năng/01. Môn học Cơ sở (II.1)/MH09. Hóa sinh/Đề cương /3. Protid.docx
+++ b/Kỹ thuật Phục hồi chức năng/01. Môn học Cơ sở (II.1)/MH09. Hóa sinh/Đề cương /3. Protid.docx
@@ -2546,6 +2546,7 @@
           <w:b/>
           <w:bCs/>
           <w:szCs w:val="28"/>
+          <w:highlight w:val="green"/>
           <w:lang w:val="fr-FR"/>
         </w:rPr>
         <w:t xml:space="preserve">Câu 11</w:t>
@@ -2604,7 +2605,7 @@
           <w:rFonts w:cs="Times New Roman"/>
           <w:bCs/>
           <w:szCs w:val="28"/>
-          <w:highlight w:val="yellow"/>
+          <w:highlight w:val="white"/>
         </w:rPr>
       </w:pPr>
       <w:r>
@@ -2612,7 +2613,7 @@
           <w:rFonts w:cs="Times New Roman"/>
           <w:bCs/>
           <w:szCs w:val="28"/>
-          <w:highlight w:val="yellow"/>
+          <w:highlight w:val="white"/>
           <w:lang w:val="fr-FR"/>
         </w:rPr>
         <w:t xml:space="preserve">A. Dễ tan trong dung môi phân cực và không tan trong dung môi không phân cực.</w:t>
@@ -2622,7 +2623,7 @@
           <w:rFonts w:cs="Times New Roman"/>
           <w:bCs/>
           <w:szCs w:val="28"/>
-          <w:highlight w:val="yellow"/>
+          <w:highlight w:val="white"/>
         </w:rPr>
       </w:r>
       <w:r>
@@ -2630,7 +2631,7 @@
           <w:rFonts w:cs="Times New Roman"/>
           <w:bCs/>
           <w:szCs w:val="28"/>
-          <w:highlight w:val="yellow"/>
+          <w:highlight w:val="white"/>
         </w:rPr>
       </w:r>
     </w:p>
@@ -2746,6 +2747,7 @@
           <w:rFonts w:cs="Times New Roman"/>
           <w:bCs/>
           <w:szCs w:val="28"/>
+          <w:highlight w:val="green"/>
         </w:rPr>
       </w:pPr>
       <w:r>
@@ -2753,6 +2755,7 @@
           <w:rFonts w:cs="Times New Roman"/>
           <w:bCs/>
           <w:szCs w:val="28"/>
+          <w:highlight w:val="green"/>
         </w:rPr>
         <w:t xml:space="preserve">D. Tham gia phản ứng Biure</w:t>
       </w:r>
@@ -2761,6 +2764,7 @@
           <w:rFonts w:cs="Times New Roman"/>
           <w:bCs/>
           <w:szCs w:val="28"/>
+          <w:highlight w:val="green"/>
         </w:rPr>
       </w:r>
       <w:r>
@@ -2768,6 +2772,7 @@
           <w:rFonts w:cs="Times New Roman"/>
           <w:bCs/>
           <w:szCs w:val="28"/>
+          <w:highlight w:val="green"/>
         </w:rPr>
       </w:r>
     </w:p>
@@ -4448,6 +4453,7 @@
           <w:rFonts w:cs="Times New Roman"/>
           <w:b/>
           <w:szCs w:val="28"/>
+          <w:highlight w:val="green"/>
           <w:lang w:val="en-US"/>
         </w:rPr>
         <w:t xml:space="preserve">Câu 19</w:t>
@@ -4516,7 +4522,7 @@
       <w:r>
         <w:rPr>
           <w:szCs w:val="28"/>
-          <w:highlight w:val="yellow"/>
+          <w:highlight w:val="none"/>
           <w:lang w:val="en-US"/>
         </w:rPr>
         <w:t xml:space="preserve">A.</w:t>
@@ -4524,7 +4530,7 @@
       <w:r>
         <w:rPr>
           <w:szCs w:val="28"/>
-          <w:highlight w:val="yellow"/>
+          <w:highlight w:val="none"/>
         </w:rPr>
         <w:t xml:space="preserve">10</w:t>
       </w:r>
@@ -4540,6 +4546,12 @@
           <w:szCs w:val="28"/>
         </w:rPr>
         <w:tab/>
+      </w:r>
+      <w:r>
+        <w:rPr>
+          <w:szCs w:val="28"/>
+          <w:highlight w:val="green"/>
+        </w:rPr>
         <w:t xml:space="preserve">C.20</w:t>
       </w:r>
       <w:r>
@@ -7741,9 +7753,20 @@
           <w:rFonts w:cs="Times New Roman"/>
           <w:b/>
           <w:szCs w:val="28"/>
-          <w:lang w:val="en-US"/>
-        </w:rPr>
-        <w:t xml:space="preserve">Câu 35:</w:t>
+          <w:highlight w:val="none"/>
+          <w:lang w:val="en-US"/>
+        </w:rPr>
+        <w:t xml:space="preserve">Câu 35</w:t>
+      </w:r>
+      <w:r>
+        <w:rPr>
+          <w:rFonts w:cs="Times New Roman"/>
+          <w:b/>
+          <w:szCs w:val="28"/>
+          <w:highlight w:val="none"/>
+          <w:lang w:val="en-US"/>
+        </w:rPr>
+        <w:t xml:space="preserve">:</w:t>
       </w:r>
       <w:r>
         <w:rPr>
@@ -7828,6 +7851,14 @@
           <w:lang w:val="en-US"/>
         </w:rPr>
         <w:tab/>
+      </w:r>
+      <w:r>
+        <w:rPr>
+          <w:rFonts w:cs="Times New Roman"/>
+          <w:szCs w:val="28"/>
+          <w:highlight w:val="none"/>
+          <w:lang w:val="en-US"/>
+        </w:rPr>
         <w:t xml:space="preserve">D. 13</w:t>
       </w:r>
       <w:r>
@@ -12013,9 +12044,18 @@
         <w:rPr>
           <w:b/>
           <w:szCs w:val="28"/>
-          <w:lang w:val="en-US"/>
-        </w:rPr>
-        <w:t xml:space="preserve">Câu 55:</w:t>
+          <w:highlight w:val="green"/>
+          <w:lang w:val="en-US"/>
+        </w:rPr>
+        <w:t xml:space="preserve">Câu 55</w:t>
+      </w:r>
+      <w:r>
+        <w:rPr>
+          <w:b/>
+          <w:szCs w:val="28"/>
+          <w:lang w:val="en-US"/>
+        </w:rPr>
+        <w:t xml:space="preserve">:</w:t>
       </w:r>
       <w:r>
         <w:rPr>
@@ -12064,7 +12104,7 @@
       <w:r>
         <w:rPr>
           <w:szCs w:val="28"/>
-          <w:highlight w:val="yellow"/>
+          <w:highlight w:val="none"/>
           <w:lang w:val="en-US"/>
         </w:rPr>
         <w:t xml:space="preserve">A.Glutamin</w:t>
@@ -12072,7 +12112,7 @@
       <w:r>
         <w:rPr>
           <w:szCs w:val="28"/>
-          <w:highlight w:val="yellow"/>
+          <w:highlight w:val="none"/>
           <w:lang w:val="en-US"/>
         </w:rPr>
         <w:t xml:space="preserve">, Cystein, Glycin</w:t>
@@ -12083,6 +12123,13 @@
           <w:lang w:val="en-US"/>
         </w:rPr>
         <w:tab/>
+      </w:r>
+      <w:r>
+        <w:rPr>
+          <w:szCs w:val="28"/>
+          <w:highlight w:val="green"/>
+          <w:lang w:val="en-US"/>
+        </w:rPr>
         <w:t xml:space="preserve">B.Glutamat, Cystein, Glycin</w:t>
       </w:r>
       <w:r>
@@ -15776,7 +15823,6 @@
           <w:bCs/>
           <w:szCs w:val="28"/>
           <w:highlight w:val="yellow"/>
-          <w:lang w:val="fr-FR"/>
         </w:rPr>
       </w:r>
       <w:r>
@@ -17212,6 +17258,12 @@
           <w:szCs w:val="28"/>
         </w:rPr>
         <w:tab/>
+      </w:r>
+      <w:r>
+        <w:rPr>
+          <w:szCs w:val="28"/>
+          <w:highlight w:val="yellow"/>
+        </w:rPr>
         <w:t xml:space="preserve">E. A và B đúng</w:t>
       </w:r>
       <w:r>
@@ -17765,6 +17817,7 @@
         <w:rPr>
           <w:b/>
           <w:szCs w:val="28"/>
+          <w:highlight w:val="green"/>
         </w:rPr>
         <w:t xml:space="preserve">Câu </w:t>
       </w:r>
@@ -17772,6 +17825,7 @@
         <w:rPr>
           <w:b/>
           <w:szCs w:val="28"/>
+          <w:highlight w:val="green"/>
         </w:rPr>
         <w:t xml:space="preserve">84</w:t>
       </w:r>
@@ -17818,6 +17872,7 @@
       <w:r>
         <w:rPr>
           <w:szCs w:val="28"/>
+          <w:highlight w:val="green"/>
         </w:rPr>
         <w:t xml:space="preserve">A.Gan</w:t>
       </w:r>
@@ -17871,7 +17926,7 @@
       <w:r>
         <w:rPr>
           <w:szCs w:val="28"/>
-          <w:highlight w:val="yellow"/>
+          <w:highlight w:val="none"/>
         </w:rPr>
         <w:t xml:space="preserve">D.Tất cả đều đúng</w:t>
       </w:r>
@@ -18233,6 +18288,7 @@
         <w:rPr>
           <w:b/>
           <w:szCs w:val="28"/>
+          <w:highlight w:val="green"/>
         </w:rPr>
         <w:t xml:space="preserve">Câu </w:t>
       </w:r>
@@ -18240,6 +18296,7 @@
         <w:rPr>
           <w:b/>
           <w:szCs w:val="28"/>
+          <w:highlight w:val="green"/>
         </w:rPr>
         <w:t xml:space="preserve">87</w:t>
       </w:r>
@@ -18286,6 +18343,7 @@
       <w:r>
         <w:rPr>
           <w:szCs w:val="28"/>
+          <w:highlight w:val="green"/>
         </w:rPr>
         <w:t xml:space="preserve">A.Gan</w:t>
       </w:r>
@@ -18339,7 +18397,7 @@
       <w:r>
         <w:rPr>
           <w:szCs w:val="28"/>
-          <w:highlight w:val="yellow"/>
+          <w:highlight w:val="none"/>
         </w:rPr>
         <w:t xml:space="preserve">D.Tất cả đều đúng</w:t>
       </w:r>
@@ -18970,14 +19028,12 @@
         <w:rPr>
           <w:szCs w:val="28"/>
           <w:highlight w:val="yellow"/>
-          <w:lang w:val="en-US"/>
         </w:rPr>
       </w:r>
       <w:r>
         <w:rPr>
           <w:szCs w:val="28"/>
           <w:highlight w:val="yellow"/>
-          <w:lang w:val="en-US"/>
         </w:rPr>
       </w:r>
     </w:p>
